--- a/flow/20230927_hours/Тропарі - Мінея/10-ЧЕРВЕНЬ.docx
+++ b/flow/20230927_hours/Тропарі - Мінея/10-ЧЕРВЕНЬ.docx
@@ -4,7 +4,7 @@
   <w:body>
     <w:p>
       <w:pPr>
-        <w:pStyle w:val="1"/>
+        <w:pStyle w:val="Heading1"/>
         <w:spacing w:after="160" w:line="259" w:lineRule="auto"/>
         <w:jc w:val="both"/>
       </w:pPr>
@@ -16,17 +16,14 @@
     </w:p>
     <w:p>
       <w:pPr>
-        <w:pStyle w:val="2"/>
+        <w:pStyle w:val="Heading2"/>
         <w:spacing w:after="160" w:line="259" w:lineRule="auto"/>
         <w:jc w:val="both"/>
       </w:pPr>
       <w:bookmarkStart w:id="1" w:name="_heading=h.ge9nvia56kmw" w:colFirst="0" w:colLast="0"/>
       <w:bookmarkEnd w:id="1"/>
       <w:r>
-        <w:t>1 червня.</w:t>
-      </w:r>
-      <w:r>
-        <w:t xml:space="preserve"> Св. мч. Юстина, філософа, і тих, що з ним.</w:t>
+        <w:t>1 червня. Св. мч. Юстина, філософа, і тих, що з ним.</w:t>
       </w:r>
     </w:p>
     <w:p>
@@ -51,6 +48,7 @@
         <w:rPr>
           <w:rFonts w:ascii="Times New Roman" w:eastAsia="Times New Roman" w:hAnsi="Times New Roman" w:cs="Times New Roman"/>
           <w:i/>
+          <w:iCs/>
           <w:color w:val="FF0000"/>
           <w:sz w:val="24"/>
           <w:szCs w:val="24"/>
@@ -64,24 +62,24 @@
           <w:sz w:val="24"/>
           <w:szCs w:val="24"/>
         </w:rPr>
-        <w:t xml:space="preserve"> Мученики Твої, Господи* у </w:t>
-      </w:r>
-      <w:r>
-        <w:rPr>
-          <w:rFonts w:ascii="Times New Roman" w:eastAsia="Times New Roman" w:hAnsi="Times New Roman" w:cs="Times New Roman"/>
-          <w:sz w:val="24"/>
-          <w:szCs w:val="24"/>
-        </w:rPr>
-        <w:t>стражданнях</w:t>
-      </w:r>
-      <w:r>
-        <w:rPr>
-          <w:rFonts w:ascii="Times New Roman" w:eastAsia="Times New Roman" w:hAnsi="Times New Roman" w:cs="Times New Roman"/>
-          <w:color w:val="000000"/>
-          <w:sz w:val="24"/>
-          <w:szCs w:val="24"/>
-        </w:rPr>
-        <w:t xml:space="preserve"> своїх прийняли вінець нетлінний від Тебе, Бога нашого,* мавши бо кріпость Твою, вони мучителів подолали,* сокрушили і демонів зухвальства безсильні.* Їх молитвами спаси душі наші.</w:t>
+        <w:t xml:space="preserve"> </w:t>
+      </w:r>
+      <w:r>
+        <w:rPr>
+          <w:rFonts w:ascii="Times New Roman" w:eastAsia="Times New Roman" w:hAnsi="Times New Roman" w:cs="Times New Roman"/>
+          <w:sz w:val="24"/>
+          <w:szCs w:val="24"/>
+        </w:rPr>
+        <w:t>Му́ченики Твої́, Го́споди,* у стражда́ннях свої́х прийняли́ вінці́ нетлі́нні від Те́бе, Бо́га на́шого,* ма́вши бо крі́пость Твою́, вони́ мучи́телів подола́ли,* сокруши́ли і де́монів зухва́льства безси́льні.* Їх молитва́ми спаси́ ду́ші на́ші</w:t>
+      </w:r>
+      <w:r>
+        <w:rPr>
+          <w:rFonts w:ascii="Times New Roman" w:eastAsia="Times New Roman" w:hAnsi="Times New Roman" w:cs="Times New Roman"/>
+          <w:color w:val="000000"/>
+          <w:sz w:val="24"/>
+          <w:szCs w:val="24"/>
+        </w:rPr>
+        <w:t>.</w:t>
       </w:r>
     </w:p>
     <w:p>
@@ -106,6 +104,7 @@
         <w:rPr>
           <w:rFonts w:ascii="Times New Roman" w:eastAsia="Times New Roman" w:hAnsi="Times New Roman" w:cs="Times New Roman"/>
           <w:i/>
+          <w:iCs/>
           <w:color w:val="FF0000"/>
           <w:sz w:val="24"/>
           <w:szCs w:val="24"/>
@@ -119,31 +118,19 @@
           <w:sz w:val="24"/>
           <w:szCs w:val="24"/>
         </w:rPr>
-        <w:t xml:space="preserve"> Премудрістю словес твоїх, Юстине, вся церква Божа прикрасила</w:t>
-      </w:r>
-      <w:r>
-        <w:rPr>
-          <w:rFonts w:ascii="Times New Roman" w:eastAsia="Times New Roman" w:hAnsi="Times New Roman" w:cs="Times New Roman"/>
-          <w:color w:val="000000"/>
-          <w:sz w:val="24"/>
-          <w:szCs w:val="24"/>
-        </w:rPr>
-        <w:t>ся,* життя твого світлістю світ просвіщає,* ти ж, через проливання крові вінець прийнявши,* з ангелами предстоячи Христові, молись неустанно за всіх нас.</w:t>
-      </w:r>
-    </w:p>
-    <w:p>
-      <w:pPr>
-        <w:pStyle w:val="2"/>
+        <w:t xml:space="preserve"> Премудрістю словес твоїх, Юстине, вся церква Божа прикрасилася,* життя твого світлістю світ просвіщає,* ти ж, через проливання крові вінець прийнявши,* з ангелами предстоячи Христові, молись неустанно за всіх нас.</w:t>
+      </w:r>
+    </w:p>
+    <w:p>
+      <w:pPr>
+        <w:pStyle w:val="Heading2"/>
         <w:spacing w:after="160" w:line="259" w:lineRule="auto"/>
         <w:jc w:val="both"/>
       </w:pPr>
       <w:bookmarkStart w:id="2" w:name="_heading=h.lgpruv1ua20h" w:colFirst="0" w:colLast="0"/>
       <w:bookmarkEnd w:id="2"/>
       <w:r>
-        <w:t xml:space="preserve">2 червня. </w:t>
-      </w:r>
-      <w:r>
-        <w:t>Св. Никифора, ісп.</w:t>
+        <w:t>2 червня. Св. Никифора, ісп.</w:t>
       </w:r>
     </w:p>
     <w:p>
@@ -168,6 +155,7 @@
         <w:rPr>
           <w:rFonts w:ascii="Times New Roman" w:eastAsia="Times New Roman" w:hAnsi="Times New Roman" w:cs="Times New Roman"/>
           <w:i/>
+          <w:iCs/>
           <w:color w:val="FF0000"/>
           <w:sz w:val="24"/>
           <w:szCs w:val="24"/>
@@ -181,25 +169,7 @@
           <w:sz w:val="24"/>
           <w:szCs w:val="24"/>
         </w:rPr>
-        <w:t xml:space="preserve"> Слів твоїх розумних благодать і навчань таїнственних висот</w:t>
-      </w:r>
-      <w:r>
-        <w:rPr>
-          <w:rFonts w:ascii="Times New Roman" w:eastAsia="Times New Roman" w:hAnsi="Times New Roman" w:cs="Times New Roman"/>
-          <w:color w:val="000000"/>
-          <w:sz w:val="24"/>
-          <w:szCs w:val="24"/>
-        </w:rPr>
-        <w:t>а,* божественного сходження драбиною є для нас,* духовну бо придбав єси трубу, якою повчання божественні проповідував єси,* тому й оселився ти на місці багатому,* звіра відігнав пращею словес твоїх, Никифоре блаженний,* моли Христа Бога, щоб відпущення грі</w:t>
-      </w:r>
-      <w:r>
-        <w:rPr>
-          <w:rFonts w:ascii="Times New Roman" w:eastAsia="Times New Roman" w:hAnsi="Times New Roman" w:cs="Times New Roman"/>
-          <w:color w:val="000000"/>
-          <w:sz w:val="24"/>
-          <w:szCs w:val="24"/>
-        </w:rPr>
-        <w:t>хів подав тим,</w:t>
+        <w:t xml:space="preserve"> Слів твоїх розумних благодать і навчань таїнственних висота,* божественного сходження драбиною є для нас,* духовну бо придбав єси трубу, якою повчання божественні проповідував єси,* тому й оселився ти на місці багатому,* звіра відігнав пращею словес твоїх, Никифоре блаженний,* моли Христа Бога, щоб відпущення гріхів подав тим,</w:t>
       </w:r>
       <w:r>
         <w:rPr>
@@ -241,6 +211,7 @@
         <w:rPr>
           <w:rFonts w:ascii="Times New Roman" w:eastAsia="Times New Roman" w:hAnsi="Times New Roman" w:cs="Times New Roman"/>
           <w:i/>
+          <w:iCs/>
           <w:color w:val="FF0000"/>
           <w:sz w:val="24"/>
           <w:szCs w:val="24"/>
@@ -259,20 +230,14 @@
     </w:p>
     <w:p>
       <w:pPr>
-        <w:pStyle w:val="2"/>
+        <w:pStyle w:val="Heading2"/>
         <w:spacing w:after="160" w:line="259" w:lineRule="auto"/>
         <w:jc w:val="both"/>
       </w:pPr>
       <w:bookmarkStart w:id="3" w:name="_heading=h.y8argj67nw3n" w:colFirst="0" w:colLast="0"/>
       <w:bookmarkEnd w:id="3"/>
       <w:r>
-        <w:t xml:space="preserve">3 червня. </w:t>
-      </w:r>
-      <w:r>
-        <w:t xml:space="preserve">Св. мч. Лукиліяна і тих, що </w:t>
-      </w:r>
-      <w:r>
-        <w:t>з ним Клавдія, Іпатія, Павла Діонісія.</w:t>
+        <w:t>3 червня. Св. мч. Лукиліяна і тих, що з ним Клавдія, Іпатія, Павла Діонісія.</w:t>
       </w:r>
     </w:p>
     <w:p>
@@ -297,6 +262,7 @@
         <w:rPr>
           <w:rFonts w:ascii="Times New Roman" w:eastAsia="Times New Roman" w:hAnsi="Times New Roman" w:cs="Times New Roman"/>
           <w:i/>
+          <w:iCs/>
           <w:color w:val="FF0000"/>
           <w:sz w:val="24"/>
           <w:szCs w:val="24"/>
@@ -310,33 +276,24 @@
           <w:sz w:val="24"/>
           <w:szCs w:val="24"/>
         </w:rPr>
-        <w:t xml:space="preserve"> Мученики Твої, Господи* у </w:t>
-      </w:r>
-      <w:r>
-        <w:rPr>
-          <w:rFonts w:ascii="Times New Roman" w:eastAsia="Times New Roman" w:hAnsi="Times New Roman" w:cs="Times New Roman"/>
-          <w:sz w:val="24"/>
-          <w:szCs w:val="24"/>
-        </w:rPr>
-        <w:t>стражданнях</w:t>
-      </w:r>
-      <w:r>
-        <w:rPr>
-          <w:rFonts w:ascii="Times New Roman" w:eastAsia="Times New Roman" w:hAnsi="Times New Roman" w:cs="Times New Roman"/>
-          <w:color w:val="000000"/>
-          <w:sz w:val="24"/>
-          <w:szCs w:val="24"/>
-        </w:rPr>
-        <w:t xml:space="preserve"> своїх прийняли вінець нетлінний від Тебе, Бога нашого,* мавши бо кріпость Твою, вони мучителів подолали,* сокрушили і демонів зухвальства безсильні.* Їх молитвами с</w:t>
-      </w:r>
-      <w:r>
-        <w:rPr>
-          <w:rFonts w:ascii="Times New Roman" w:eastAsia="Times New Roman" w:hAnsi="Times New Roman" w:cs="Times New Roman"/>
-          <w:color w:val="000000"/>
-          <w:sz w:val="24"/>
-          <w:szCs w:val="24"/>
-        </w:rPr>
-        <w:t>паси душі наші.</w:t>
+        <w:t xml:space="preserve"> </w:t>
+      </w:r>
+      <w:r>
+        <w:rPr>
+          <w:rFonts w:ascii="Times New Roman" w:eastAsia="Times New Roman" w:hAnsi="Times New Roman" w:cs="Times New Roman"/>
+          <w:sz w:val="24"/>
+          <w:szCs w:val="24"/>
+        </w:rPr>
+        <w:t>Му́ченики Твої́, Го́споди,* у стражда́ннях свої́х прийняли́ вінці́ нетлі́нні від Те́бе, Бо́га на́шого,* ма́вши бо крі́пость Твою́, вони́ мучи́телів подола́ли,* сокруши́ли і де́монів зухва́льства безси́льні.* Їх молитва́ми спаси́ ду́ші на́ші</w:t>
+      </w:r>
+      <w:r>
+        <w:rPr>
+          <w:rFonts w:ascii="Times New Roman" w:eastAsia="Times New Roman" w:hAnsi="Times New Roman" w:cs="Times New Roman"/>
+          <w:color w:val="000000"/>
+          <w:sz w:val="24"/>
+          <w:szCs w:val="24"/>
+        </w:rPr>
+        <w:t>.</w:t>
       </w:r>
     </w:p>
     <w:p>
@@ -361,6 +318,7 @@
         <w:rPr>
           <w:rFonts w:ascii="Times New Roman" w:eastAsia="Times New Roman" w:hAnsi="Times New Roman" w:cs="Times New Roman"/>
           <w:i/>
+          <w:iCs/>
           <w:color w:val="FF0000"/>
           <w:sz w:val="24"/>
           <w:szCs w:val="24"/>
@@ -442,7 +400,9 @@
         <w:rPr>
           <w:rFonts w:ascii="Times New Roman" w:eastAsia="Times New Roman" w:hAnsi="Times New Roman" w:cs="Times New Roman"/>
           <w:b/>
-          <w:i/>
+          <w:bCs/>
+          <w:i/>
+          <w:iCs/>
           <w:color w:val="000000"/>
           <w:sz w:val="24"/>
           <w:szCs w:val="24"/>
@@ -452,23 +412,14 @@
         <w:rPr>
           <w:rFonts w:ascii="Times New Roman" w:eastAsia="Times New Roman" w:hAnsi="Times New Roman" w:cs="Times New Roman"/>
           <w:b/>
-          <w:i/>
-          <w:color w:val="000000"/>
-          <w:sz w:val="24"/>
-          <w:szCs w:val="24"/>
-        </w:rPr>
-        <w:t>В т</w:t>
-      </w:r>
-      <w:r>
-        <w:rPr>
-          <w:rFonts w:ascii="Times New Roman" w:eastAsia="Times New Roman" w:hAnsi="Times New Roman" w:cs="Times New Roman"/>
-          <w:b/>
-          <w:i/>
-          <w:color w:val="000000"/>
-          <w:sz w:val="24"/>
-          <w:szCs w:val="24"/>
-        </w:rPr>
-        <w:t>ой сам день св. муч. Павли.</w:t>
+          <w:bCs/>
+          <w:i/>
+          <w:iCs/>
+          <w:color w:val="000000"/>
+          <w:sz w:val="24"/>
+          <w:szCs w:val="24"/>
+        </w:rPr>
+        <w:t>В той сам день св. муч. Павли.</w:t>
       </w:r>
     </w:p>
     <w:p>
@@ -485,25 +436,24 @@
         <w:rPr>
           <w:rFonts w:ascii="Times New Roman" w:eastAsia="Times New Roman" w:hAnsi="Times New Roman" w:cs="Times New Roman"/>
           <w:b/>
-          <w:i/>
-          <w:sz w:val="24"/>
-          <w:szCs w:val="24"/>
-        </w:rPr>
-      </w:pPr>
-    </w:p>
-    <w:p>
-      <w:pPr>
-        <w:pStyle w:val="2"/>
+          <w:bCs/>
+          <w:i/>
+          <w:iCs/>
+          <w:sz w:val="24"/>
+          <w:szCs w:val="24"/>
+        </w:rPr>
+      </w:pPr>
+    </w:p>
+    <w:p>
+      <w:pPr>
+        <w:pStyle w:val="Heading2"/>
         <w:spacing w:after="160" w:line="259" w:lineRule="auto"/>
         <w:jc w:val="both"/>
       </w:pPr>
       <w:bookmarkStart w:id="4" w:name="_heading=h.ti8qdz8ee0km" w:colFirst="0" w:colLast="0"/>
       <w:bookmarkEnd w:id="4"/>
       <w:r>
-        <w:t xml:space="preserve">4 червня. </w:t>
-      </w:r>
-      <w:r>
-        <w:t>Св. Митрофана, патр. Царгородського.</w:t>
+        <w:t>4 червня. Св. Митрофана, патр. Царгородського.</w:t>
       </w:r>
     </w:p>
     <w:p>
@@ -528,6 +478,7 @@
         <w:rPr>
           <w:rFonts w:ascii="Times New Roman" w:eastAsia="Times New Roman" w:hAnsi="Times New Roman" w:cs="Times New Roman"/>
           <w:i/>
+          <w:iCs/>
           <w:color w:val="FF0000"/>
           <w:sz w:val="24"/>
           <w:szCs w:val="24"/>
@@ -541,16 +492,7 @@
           <w:sz w:val="24"/>
           <w:szCs w:val="24"/>
         </w:rPr>
-        <w:t xml:space="preserve"> Велике таїнство Тройці проповідуючи,* спасительний</w:t>
-      </w:r>
-      <w:r>
-        <w:rPr>
-          <w:rFonts w:ascii="Times New Roman" w:eastAsia="Times New Roman" w:hAnsi="Times New Roman" w:cs="Times New Roman"/>
-          <w:color w:val="000000"/>
-          <w:sz w:val="24"/>
-          <w:szCs w:val="24"/>
-        </w:rPr>
-        <w:t xml:space="preserve"> задум у Христі поширив єси* і як пастир пастви словесної* відігнав ти вовків мисленних і напади їх,* від тлінної погуби спасаючи тих, </w:t>
+        <w:t xml:space="preserve"> Велике таїнство Тройці проповідуючи,* спасительний задум у Христі поширив єси* і як пастир пастви словесної* відігнав ти вовків мисленних і напади їх,* від тлінної погуби спасаючи тих, </w:t>
       </w:r>
       <w:r>
         <w:rPr>
@@ -618,16 +560,7 @@
           <w:sz w:val="24"/>
           <w:szCs w:val="24"/>
         </w:rPr>
-        <w:t>ому, який утверджує тобою віру право</w:t>
-      </w:r>
-      <w:r>
-        <w:rPr>
-          <w:rFonts w:ascii="Times New Roman" w:eastAsia="Times New Roman" w:hAnsi="Times New Roman" w:cs="Times New Roman"/>
-          <w:color w:val="000000"/>
-          <w:sz w:val="24"/>
-          <w:szCs w:val="24"/>
-        </w:rPr>
-        <w:t>славну.</w:t>
+        <w:t>ому, який утверджує тобою віру православну.</w:t>
       </w:r>
     </w:p>
     <w:p>
@@ -652,6 +585,7 @@
         <w:rPr>
           <w:rFonts w:ascii="Times New Roman" w:eastAsia="Times New Roman" w:hAnsi="Times New Roman" w:cs="Times New Roman"/>
           <w:i/>
+          <w:iCs/>
           <w:color w:val="FF0000"/>
           <w:sz w:val="24"/>
           <w:szCs w:val="24"/>
@@ -689,17 +623,14 @@
     </w:p>
     <w:p>
       <w:pPr>
-        <w:pStyle w:val="2"/>
+        <w:pStyle w:val="Heading2"/>
         <w:spacing w:after="160" w:line="259" w:lineRule="auto"/>
         <w:jc w:val="both"/>
       </w:pPr>
       <w:bookmarkStart w:id="5" w:name="_heading=h.29tjx6p9b67q" w:colFirst="0" w:colLast="0"/>
       <w:bookmarkEnd w:id="5"/>
       <w:r>
-        <w:t xml:space="preserve">5 червня. </w:t>
-      </w:r>
-      <w:r>
-        <w:t>Св. свщмч. Доротея, єп. Тирського.</w:t>
+        <w:t>5 червня. Св. свщмч. Доротея, єп. Тирського.</w:t>
       </w:r>
     </w:p>
     <w:p>
@@ -724,21 +655,12 @@
         <w:rPr>
           <w:rFonts w:ascii="Times New Roman" w:eastAsia="Times New Roman" w:hAnsi="Times New Roman" w:cs="Times New Roman"/>
           <w:i/>
-          <w:color w:val="FF0000"/>
-          <w:sz w:val="24"/>
-          <w:szCs w:val="24"/>
-        </w:rPr>
-        <w:t>Тропа</w:t>
-      </w:r>
-      <w:r>
-        <w:rPr>
-          <w:rFonts w:ascii="Times New Roman" w:eastAsia="Times New Roman" w:hAnsi="Times New Roman" w:cs="Times New Roman"/>
-          <w:i/>
-          <w:color w:val="FF0000"/>
-          <w:sz w:val="24"/>
-          <w:szCs w:val="24"/>
-        </w:rPr>
-        <w:t xml:space="preserve">р (г. 3): </w:t>
+          <w:iCs/>
+          <w:color w:val="FF0000"/>
+          <w:sz w:val="24"/>
+          <w:szCs w:val="24"/>
+        </w:rPr>
+        <w:t xml:space="preserve">Тропар (г. 3): </w:t>
       </w:r>
       <w:r>
         <w:rPr>
@@ -764,16 +686,7 @@
           <w:sz w:val="24"/>
           <w:szCs w:val="24"/>
         </w:rPr>
-        <w:t>,* і перебуваєш нині у вишній митрополії первородних, завжди радуючись, отче преподобний,* Христа Бога моли, щоб дарував нам велику миліст</w:t>
-      </w:r>
-      <w:r>
-        <w:rPr>
-          <w:rFonts w:ascii="Times New Roman" w:eastAsia="Times New Roman" w:hAnsi="Times New Roman" w:cs="Times New Roman"/>
-          <w:color w:val="000000"/>
-          <w:sz w:val="24"/>
-          <w:szCs w:val="24"/>
-        </w:rPr>
-        <w:t>ь.</w:t>
+        <w:t>,* і перебуваєш нині у вишній митрополії первородних, завжди радуючись, отче преподобний,* Христа Бога моли, щоб дарував нам велику милість.</w:t>
       </w:r>
     </w:p>
     <w:p>
@@ -798,6 +711,7 @@
         <w:rPr>
           <w:rFonts w:ascii="Times New Roman" w:eastAsia="Times New Roman" w:hAnsi="Times New Roman" w:cs="Times New Roman"/>
           <w:i/>
+          <w:iCs/>
           <w:color w:val="FF0000"/>
           <w:sz w:val="24"/>
           <w:szCs w:val="24"/>
@@ -879,7 +793,9 @@
         <w:rPr>
           <w:rFonts w:ascii="Times New Roman" w:eastAsia="Times New Roman" w:hAnsi="Times New Roman" w:cs="Times New Roman"/>
           <w:b/>
-          <w:i/>
+          <w:bCs/>
+          <w:i/>
+          <w:iCs/>
           <w:color w:val="000000"/>
           <w:sz w:val="24"/>
           <w:szCs w:val="24"/>
@@ -889,23 +805,14 @@
         <w:rPr>
           <w:rFonts w:ascii="Times New Roman" w:eastAsia="Times New Roman" w:hAnsi="Times New Roman" w:cs="Times New Roman"/>
           <w:b/>
-          <w:i/>
-          <w:color w:val="000000"/>
-          <w:sz w:val="24"/>
-          <w:szCs w:val="24"/>
-        </w:rPr>
-        <w:t>Св. мч. Косми, пресвітера в</w:t>
-      </w:r>
-      <w:r>
-        <w:rPr>
-          <w:rFonts w:ascii="Times New Roman" w:eastAsia="Times New Roman" w:hAnsi="Times New Roman" w:cs="Times New Roman"/>
-          <w:b/>
-          <w:i/>
-          <w:color w:val="000000"/>
-          <w:sz w:val="24"/>
-          <w:szCs w:val="24"/>
-        </w:rPr>
-        <w:t>ірменського.</w:t>
+          <w:bCs/>
+          <w:i/>
+          <w:iCs/>
+          <w:color w:val="000000"/>
+          <w:sz w:val="24"/>
+          <w:szCs w:val="24"/>
+        </w:rPr>
+        <w:t>Св. мч. Косми, пресвітера вірменського.</w:t>
       </w:r>
     </w:p>
     <w:p>
@@ -928,25 +835,19 @@
     </w:p>
     <w:p>
       <w:pPr>
-        <w:pStyle w:val="2"/>
+        <w:pStyle w:val="Heading2"/>
         <w:spacing w:after="160" w:line="259" w:lineRule="auto"/>
         <w:jc w:val="both"/>
       </w:pPr>
       <w:bookmarkStart w:id="6" w:name="_heading=h.d9q0pnuffcyu" w:colFirst="0" w:colLast="0"/>
       <w:bookmarkEnd w:id="6"/>
       <w:r>
-        <w:t>6 червня. Прп. Висаріона, чудотворця</w:t>
-      </w:r>
-      <w:r>
-        <w:t xml:space="preserve">, </w:t>
-      </w:r>
-      <w:r>
-        <w:t>прп. Іларіона Нового, ігумена Далматської обителі, ісп.</w:t>
-      </w:r>
-    </w:p>
-    <w:p>
-      <w:pPr>
-        <w:pStyle w:val="3"/>
+        <w:t>6 червня. Прп. Висаріона, чудотворця, прп. Іларіона Нового, ігумена Далматської обителі, ісп.</w:t>
+      </w:r>
+    </w:p>
+    <w:p>
+      <w:pPr>
+        <w:pStyle w:val="Heading3"/>
       </w:pPr>
       <w:bookmarkStart w:id="7" w:name="_heading=h.nnu0epsk1vzf" w:colFirst="0" w:colLast="0"/>
       <w:bookmarkEnd w:id="7"/>
@@ -976,6 +877,7 @@
         <w:rPr>
           <w:rFonts w:ascii="Times New Roman" w:eastAsia="Times New Roman" w:hAnsi="Times New Roman" w:cs="Times New Roman"/>
           <w:i/>
+          <w:iCs/>
           <w:color w:val="FF0000"/>
           <w:sz w:val="24"/>
           <w:szCs w:val="24"/>
@@ -989,7 +891,24 @@
           <w:sz w:val="24"/>
           <w:szCs w:val="24"/>
         </w:rPr>
-        <w:t xml:space="preserve"> Боже отців наших,* що чиниш завжди з нами по Твоїй кротості,* не віддали милости Твоєї від нас,* але молитвами їх у мирі направ життя наше.</w:t>
+        <w:t xml:space="preserve"> </w:t>
+      </w:r>
+      <w:r>
+        <w:rPr>
+          <w:rFonts w:ascii="Times New Roman" w:eastAsia="Times New Roman" w:hAnsi="Times New Roman" w:cs="Times New Roman"/>
+          <w:sz w:val="24"/>
+          <w:szCs w:val="24"/>
+        </w:rPr>
+        <w:t>Бо́же отці́в на́ших,* що чи́ниш завжди́ з на́ми за Твоє́ю ла́гідністю,* не віддали́ ми́лости Своє́ї від нас,* але́, молитва́ми їх, у ми́рі спряму́й життя́ на́ше</w:t>
+      </w:r>
+      <w:r>
+        <w:rPr>
+          <w:rFonts w:ascii="Times New Roman" w:eastAsia="Times New Roman" w:hAnsi="Times New Roman" w:cs="Times New Roman"/>
+          <w:color w:val="000000"/>
+          <w:sz w:val="24"/>
+          <w:szCs w:val="24"/>
+        </w:rPr>
+        <w:t>.</w:t>
       </w:r>
     </w:p>
     <w:p>
@@ -1014,6 +933,7 @@
         <w:rPr>
           <w:rFonts w:ascii="Times New Roman" w:eastAsia="Times New Roman" w:hAnsi="Times New Roman" w:cs="Times New Roman"/>
           <w:i/>
+          <w:iCs/>
           <w:color w:val="FF0000"/>
           <w:sz w:val="24"/>
           <w:szCs w:val="24"/>
@@ -1027,21 +947,12 @@
           <w:sz w:val="24"/>
           <w:szCs w:val="24"/>
         </w:rPr>
-        <w:t xml:space="preserve"> Вишні сили наслідуючи, преподобний,* як птах, життя своє прожив, дочасне у забутті відклавши,* безус</w:t>
-      </w:r>
-      <w:r>
-        <w:rPr>
-          <w:rFonts w:ascii="Times New Roman" w:eastAsia="Times New Roman" w:hAnsi="Times New Roman" w:cs="Times New Roman"/>
-          <w:color w:val="000000"/>
-          <w:sz w:val="24"/>
-          <w:szCs w:val="24"/>
-        </w:rPr>
-        <w:t>танним бажанням покликаний до небесних доброт Христа Царя,* аж поки й осягнув єси їх, Висаріоне,* тож моли неустанно за всіх нас.</w:t>
-      </w:r>
-    </w:p>
-    <w:p>
-      <w:pPr>
-        <w:pStyle w:val="3"/>
+        <w:t xml:space="preserve"> Вишні сили наслідуючи, преподобний,* як птах, життя своє прожив, дочасне у забутті відклавши,* безустанним бажанням покликаний до небесних доброт Христа Царя,* аж поки й осягнув єси їх, Висаріоне,* тож моли неустанно за всіх нас.</w:t>
+      </w:r>
+    </w:p>
+    <w:p>
+      <w:pPr>
+        <w:pStyle w:val="Heading3"/>
         <w:spacing w:after="160" w:line="259" w:lineRule="auto"/>
         <w:jc w:val="both"/>
       </w:pPr>
@@ -1058,14 +969,16 @@
         <w:rPr>
           <w:rFonts w:ascii="Times New Roman" w:eastAsia="Times New Roman" w:hAnsi="Times New Roman" w:cs="Times New Roman"/>
           <w:b/>
-          <w:sz w:val="24"/>
-          <w:szCs w:val="24"/>
-        </w:rPr>
-      </w:pPr>
-      <w:r>
-        <w:rPr>
-          <w:rFonts w:ascii="Times New Roman" w:eastAsia="Times New Roman" w:hAnsi="Times New Roman" w:cs="Times New Roman"/>
-          <w:i/>
+          <w:bCs/>
+          <w:sz w:val="24"/>
+          <w:szCs w:val="24"/>
+        </w:rPr>
+      </w:pPr>
+      <w:r>
+        <w:rPr>
+          <w:rFonts w:ascii="Times New Roman" w:eastAsia="Times New Roman" w:hAnsi="Times New Roman" w:cs="Times New Roman"/>
+          <w:i/>
+          <w:iCs/>
           <w:color w:val="FF0000"/>
           <w:sz w:val="24"/>
           <w:szCs w:val="24"/>
@@ -1078,15 +991,7 @@
           <w:sz w:val="24"/>
           <w:szCs w:val="24"/>
         </w:rPr>
-        <w:t xml:space="preserve"> Боже отців наших,* що чиниш завжди з нами по Твоїй крот</w:t>
-      </w:r>
-      <w:r>
-        <w:rPr>
-          <w:rFonts w:ascii="Times New Roman" w:eastAsia="Times New Roman" w:hAnsi="Times New Roman" w:cs="Times New Roman"/>
-          <w:sz w:val="24"/>
-          <w:szCs w:val="24"/>
-        </w:rPr>
-        <w:t>ості,* не віддали милости Твоєї від нас,* але молитвами їх у мирі направ життя наше.</w:t>
+        <w:t xml:space="preserve"> Бо́же отці́в на́ших,* що чи́ниш завжди́ з на́ми за Твоє́ю ла́гідністю,* не віддали́ ми́лости Своє́ї від нас,* але́, молитва́ми їх, у ми́рі спряму́й життя́ на́ше.</w:t>
       </w:r>
     </w:p>
     <w:p>
@@ -1111,6 +1016,7 @@
         <w:rPr>
           <w:rFonts w:ascii="Times New Roman" w:eastAsia="Times New Roman" w:hAnsi="Times New Roman" w:cs="Times New Roman"/>
           <w:i/>
+          <w:iCs/>
           <w:color w:val="FF0000"/>
           <w:sz w:val="24"/>
           <w:szCs w:val="24"/>
@@ -1141,31 +1047,19 @@
           <w:sz w:val="24"/>
           <w:szCs w:val="24"/>
         </w:rPr>
-        <w:t xml:space="preserve"> за благочестям мук багато і скорбот</w:t>
-      </w:r>
-      <w:r>
-        <w:rPr>
-          <w:rFonts w:ascii="Times New Roman" w:eastAsia="Times New Roman" w:hAnsi="Times New Roman" w:cs="Times New Roman"/>
-          <w:color w:val="000000"/>
-          <w:sz w:val="24"/>
-          <w:szCs w:val="24"/>
-        </w:rPr>
-        <w:t xml:space="preserve"> прийняв,* тому у життя всерадісне Сіону вишнього вселився єси,* моли за нас, преподобний.</w:t>
-      </w:r>
-    </w:p>
-    <w:p>
-      <w:pPr>
-        <w:pStyle w:val="2"/>
+        <w:t xml:space="preserve"> за благочестям мук багато і скорбот прийняв,* тому у життя всерадісне Сіону вишнього вселився єси,* моли за нас, преподобний.</w:t>
+      </w:r>
+    </w:p>
+    <w:p>
+      <w:pPr>
+        <w:pStyle w:val="Heading2"/>
         <w:spacing w:after="160" w:line="259" w:lineRule="auto"/>
         <w:jc w:val="both"/>
       </w:pPr>
       <w:bookmarkStart w:id="9" w:name="_heading=h.wk0skywkj6oz" w:colFirst="0" w:colLast="0"/>
       <w:bookmarkEnd w:id="9"/>
       <w:r>
-        <w:t xml:space="preserve">7 червня. </w:t>
-      </w:r>
-      <w:r>
-        <w:t>Св. свщмч. Теодота, єп. Анкирського.</w:t>
+        <w:t>7 червня. Св. свщмч. Теодота, єп. Анкирського.</w:t>
       </w:r>
     </w:p>
     <w:p>
@@ -1191,6 +1085,7 @@
         <w:rPr>
           <w:rFonts w:ascii="Times New Roman" w:eastAsia="Times New Roman" w:hAnsi="Times New Roman" w:cs="Times New Roman"/>
           <w:i/>
+          <w:iCs/>
           <w:color w:val="FF0000"/>
           <w:sz w:val="24"/>
           <w:szCs w:val="24"/>
@@ -1211,12 +1106,11 @@
       <w:r>
         <w:rPr>
           <w:rFonts w:ascii="Times New Roman" w:eastAsia="Times New Roman" w:hAnsi="Times New Roman" w:cs="Times New Roman"/>
-          <w:color w:val="000000"/>
           <w:sz w:val="24"/>
           <w:szCs w:val="24"/>
           <w:highlight w:val="white"/>
         </w:rPr>
-        <w:t xml:space="preserve">I </w:t>
+        <w:t xml:space="preserve">Апо́стольських зви́чаїв прича́сником і ї́хніх престо́лів намі́сником став ти,* знайшо́в ти, богонатхне́нний, шлях до боговиді́ння.* Тому́ сло́во і́стини пропові́дував* і </w:t>
       </w:r>
       <w:r>
         <w:rPr>
@@ -1225,125 +1119,8 @@
           <w:szCs w:val="24"/>
           <w:highlight w:val="white"/>
         </w:rPr>
-        <w:t>зв</w:t>
-      </w:r>
-      <w:r>
-        <w:rPr>
-          <w:rFonts w:ascii="Times New Roman" w:eastAsia="Times New Roman" w:hAnsi="Times New Roman" w:cs="Times New Roman"/>
-          <w:color w:val="000000"/>
-          <w:sz w:val="24"/>
-          <w:szCs w:val="24"/>
-          <w:highlight w:val="white"/>
-        </w:rPr>
-        <w:t xml:space="preserve">ичаїв апостолів причасником і їх намісником стався </w:t>
-      </w:r>
-      <w:r>
-        <w:rPr>
-          <w:rFonts w:ascii="Times New Roman" w:eastAsia="Times New Roman" w:hAnsi="Times New Roman" w:cs="Times New Roman"/>
-          <w:sz w:val="24"/>
-          <w:szCs w:val="24"/>
-          <w:highlight w:val="white"/>
-        </w:rPr>
-        <w:t>т</w:t>
-      </w:r>
-      <w:r>
-        <w:rPr>
-          <w:rFonts w:ascii="Times New Roman" w:eastAsia="Times New Roman" w:hAnsi="Times New Roman" w:cs="Times New Roman"/>
-          <w:color w:val="000000"/>
-          <w:sz w:val="24"/>
-          <w:szCs w:val="24"/>
-          <w:highlight w:val="white"/>
-        </w:rPr>
-        <w:t xml:space="preserve">и,* знайшов </w:t>
-      </w:r>
-      <w:r>
-        <w:rPr>
-          <w:rFonts w:ascii="Times New Roman" w:eastAsia="Times New Roman" w:hAnsi="Times New Roman" w:cs="Times New Roman"/>
-          <w:sz w:val="24"/>
-          <w:szCs w:val="24"/>
-          <w:highlight w:val="white"/>
-        </w:rPr>
-        <w:t>т</w:t>
-      </w:r>
-      <w:r>
-        <w:rPr>
-          <w:rFonts w:ascii="Times New Roman" w:eastAsia="Times New Roman" w:hAnsi="Times New Roman" w:cs="Times New Roman"/>
-          <w:color w:val="000000"/>
-          <w:sz w:val="24"/>
-          <w:szCs w:val="24"/>
-          <w:highlight w:val="white"/>
-        </w:rPr>
-        <w:t xml:space="preserve">и шлях, богонатхненний, як дійти до видіння.* Задля того, слово істини справляючи,* і </w:t>
-      </w:r>
-      <w:r>
-        <w:rPr>
-          <w:rFonts w:ascii="Times New Roman" w:eastAsia="Times New Roman" w:hAnsi="Times New Roman" w:cs="Times New Roman"/>
-          <w:color w:val="000000"/>
-          <w:sz w:val="24"/>
-          <w:szCs w:val="24"/>
-          <w:highlight w:val="white"/>
-        </w:rPr>
         <w:lastRenderedPageBreak/>
-        <w:t xml:space="preserve">задля віри </w:t>
-      </w:r>
-      <w:r>
-        <w:rPr>
-          <w:rFonts w:ascii="Times New Roman" w:eastAsia="Times New Roman" w:hAnsi="Times New Roman" w:cs="Times New Roman"/>
-          <w:sz w:val="24"/>
-          <w:szCs w:val="24"/>
-          <w:highlight w:val="white"/>
-        </w:rPr>
-        <w:t>постраждав</w:t>
-      </w:r>
-      <w:r>
-        <w:rPr>
-          <w:rFonts w:ascii="Times New Roman" w:eastAsia="Times New Roman" w:hAnsi="Times New Roman" w:cs="Times New Roman"/>
-          <w:color w:val="000000"/>
-          <w:sz w:val="24"/>
-          <w:szCs w:val="24"/>
-          <w:highlight w:val="white"/>
-        </w:rPr>
-        <w:t xml:space="preserve"> </w:t>
-      </w:r>
-      <w:r>
-        <w:rPr>
-          <w:rFonts w:ascii="Times New Roman" w:eastAsia="Times New Roman" w:hAnsi="Times New Roman" w:cs="Times New Roman"/>
-          <w:sz w:val="24"/>
-          <w:szCs w:val="24"/>
-          <w:highlight w:val="white"/>
-        </w:rPr>
-        <w:t>т</w:t>
-      </w:r>
-      <w:r>
-        <w:rPr>
-          <w:rFonts w:ascii="Times New Roman" w:eastAsia="Times New Roman" w:hAnsi="Times New Roman" w:cs="Times New Roman"/>
-          <w:color w:val="000000"/>
-          <w:sz w:val="24"/>
-          <w:szCs w:val="24"/>
-          <w:highlight w:val="white"/>
-        </w:rPr>
-        <w:t>и аж до крови, священномученику Теодоте</w:t>
-      </w:r>
-      <w:r>
-        <w:rPr>
-          <w:rFonts w:ascii="Times New Roman" w:eastAsia="Times New Roman" w:hAnsi="Times New Roman" w:cs="Times New Roman"/>
-          <w:i/>
-          <w:color w:val="000000"/>
-          <w:sz w:val="24"/>
-          <w:szCs w:val="24"/>
-          <w:highlight w:val="white"/>
-        </w:rPr>
-        <w:t xml:space="preserve">,* </w:t>
-      </w:r>
-      <w:r>
-        <w:rPr>
-          <w:rFonts w:ascii="Times New Roman" w:eastAsia="Times New Roman" w:hAnsi="Times New Roman" w:cs="Times New Roman"/>
-          <w:color w:val="000000"/>
-          <w:sz w:val="24"/>
-          <w:szCs w:val="24"/>
-          <w:highlight w:val="white"/>
-        </w:rPr>
-        <w:t>моли Христа Бога, щоб спаслися душі наші</w:t>
+        <w:t>зара́ди ві́ри постражда́в ти аж до кро́ви, священному́ченику Теодоте,* моли́ Христа́ Бо́га, щоб спасли́ся ду́ші на́ші</w:t>
       </w:r>
       <w:r>
         <w:rPr>
@@ -1378,6 +1155,7 @@
         <w:rPr>
           <w:rFonts w:ascii="Times New Roman" w:eastAsia="Times New Roman" w:hAnsi="Times New Roman" w:cs="Times New Roman"/>
           <w:i/>
+          <w:iCs/>
           <w:color w:val="FF0000"/>
           <w:sz w:val="24"/>
           <w:szCs w:val="24"/>
@@ -1417,20 +1195,14 @@
     </w:p>
     <w:p>
       <w:pPr>
-        <w:pStyle w:val="2"/>
+        <w:pStyle w:val="Heading2"/>
         <w:spacing w:after="160" w:line="259" w:lineRule="auto"/>
         <w:jc w:val="both"/>
       </w:pPr>
       <w:bookmarkStart w:id="10" w:name="_heading=h.ykwj6jijzy5" w:colFirst="0" w:colLast="0"/>
       <w:bookmarkEnd w:id="10"/>
       <w:r>
-        <w:t xml:space="preserve">8 червня. </w:t>
-      </w:r>
-      <w:r>
-        <w:t>Перенесення мощів св. влкмч. Те</w:t>
-      </w:r>
-      <w:r>
-        <w:t>одора Стратилата.</w:t>
+        <w:t>8 червня. Перенесення мощів св. влкмч. Теодора Стратилата.</w:t>
       </w:r>
     </w:p>
     <w:p>
@@ -1455,6 +1227,7 @@
         <w:rPr>
           <w:rFonts w:ascii="Times New Roman" w:eastAsia="Times New Roman" w:hAnsi="Times New Roman" w:cs="Times New Roman"/>
           <w:i/>
+          <w:iCs/>
           <w:color w:val="FF0000"/>
           <w:sz w:val="24"/>
           <w:szCs w:val="24"/>
@@ -1527,6 +1300,7 @@
         <w:rPr>
           <w:rFonts w:ascii="Times New Roman" w:eastAsia="Times New Roman" w:hAnsi="Times New Roman" w:cs="Times New Roman"/>
           <w:i/>
+          <w:iCs/>
           <w:color w:val="FF0000"/>
           <w:sz w:val="24"/>
           <w:szCs w:val="24"/>
@@ -1562,20 +1336,14 @@
     </w:p>
     <w:p>
       <w:pPr>
-        <w:pStyle w:val="2"/>
+        <w:pStyle w:val="Heading2"/>
         <w:spacing w:after="160" w:line="259" w:lineRule="auto"/>
         <w:jc w:val="both"/>
       </w:pPr>
       <w:bookmarkStart w:id="11" w:name="_heading=h.zaghk6v6rkur" w:colFirst="0" w:colLast="0"/>
       <w:bookmarkEnd w:id="11"/>
       <w:r>
-        <w:t xml:space="preserve">9 червня. </w:t>
-      </w:r>
-      <w:r>
-        <w:t>Св. Кирила</w:t>
-      </w:r>
-      <w:r>
-        <w:t>, архиєп. Олександрійського.</w:t>
+        <w:t>9 червня. Св. Кирила, архиєп. Олександрійського.</w:t>
       </w:r>
     </w:p>
     <w:p>
@@ -1600,6 +1368,7 @@
         <w:rPr>
           <w:rFonts w:ascii="Times New Roman" w:eastAsia="Times New Roman" w:hAnsi="Times New Roman" w:cs="Times New Roman"/>
           <w:i/>
+          <w:iCs/>
           <w:color w:val="FF0000"/>
           <w:sz w:val="24"/>
           <w:szCs w:val="24"/>
@@ -1610,6 +1379,7 @@
         <w:rPr>
           <w:rFonts w:ascii="Times New Roman" w:eastAsia="Times New Roman" w:hAnsi="Times New Roman" w:cs="Times New Roman"/>
           <w:i/>
+          <w:iCs/>
           <w:color w:val="000000"/>
           <w:sz w:val="24"/>
           <w:szCs w:val="24"/>
@@ -1699,21 +1469,12 @@
         <w:rPr>
           <w:rFonts w:ascii="Times New Roman" w:eastAsia="Times New Roman" w:hAnsi="Times New Roman" w:cs="Times New Roman"/>
           <w:i/>
-          <w:color w:val="FF0000"/>
-          <w:sz w:val="24"/>
-          <w:szCs w:val="24"/>
-        </w:rPr>
-        <w:t>Ко</w:t>
-      </w:r>
-      <w:r>
-        <w:rPr>
-          <w:rFonts w:ascii="Times New Roman" w:eastAsia="Times New Roman" w:hAnsi="Times New Roman" w:cs="Times New Roman"/>
-          <w:i/>
-          <w:color w:val="FF0000"/>
-          <w:sz w:val="24"/>
-          <w:szCs w:val="24"/>
-        </w:rPr>
-        <w:t>ндак (г. 6):</w:t>
+          <w:iCs/>
+          <w:color w:val="FF0000"/>
+          <w:sz w:val="24"/>
+          <w:szCs w:val="24"/>
+        </w:rPr>
+        <w:t>Кондак (г. 6):</w:t>
       </w:r>
       <w:r>
         <w:rPr>
@@ -1727,20 +1488,14 @@
     </w:p>
     <w:p>
       <w:pPr>
-        <w:pStyle w:val="2"/>
+        <w:pStyle w:val="Heading2"/>
         <w:spacing w:after="160" w:line="259" w:lineRule="auto"/>
         <w:jc w:val="both"/>
       </w:pPr>
       <w:bookmarkStart w:id="12" w:name="_heading=h.ya9w5nrzo28o" w:colFirst="0" w:colLast="0"/>
       <w:bookmarkEnd w:id="12"/>
       <w:r>
-        <w:t xml:space="preserve">10 червня. </w:t>
-      </w:r>
-      <w:r>
-        <w:t xml:space="preserve">Св. свщмч. </w:t>
-      </w:r>
-      <w:r>
-        <w:t>Тимотея, єп. Пруського.</w:t>
+        <w:t>10 червня. Св. свщмч. Тимотея, єп. Пруського.</w:t>
       </w:r>
     </w:p>
     <w:p>
@@ -1765,6 +1520,7 @@
         <w:rPr>
           <w:rFonts w:ascii="Times New Roman" w:eastAsia="Times New Roman" w:hAnsi="Times New Roman" w:cs="Times New Roman"/>
           <w:i/>
+          <w:iCs/>
           <w:color w:val="FF0000"/>
           <w:sz w:val="24"/>
           <w:szCs w:val="24"/>
@@ -1820,6 +1576,7 @@
         <w:rPr>
           <w:rFonts w:ascii="Times New Roman" w:eastAsia="Times New Roman" w:hAnsi="Times New Roman" w:cs="Times New Roman"/>
           <w:i/>
+          <w:iCs/>
           <w:color w:val="FF0000"/>
           <w:sz w:val="24"/>
           <w:szCs w:val="24"/>
@@ -1842,16 +1599,7 @@
           <w:sz w:val="24"/>
           <w:szCs w:val="24"/>
         </w:rPr>
-        <w:t xml:space="preserve">Напоєний хмарою </w:t>
-      </w:r>
-      <w:r>
-        <w:rPr>
-          <w:rFonts w:ascii="Times New Roman" w:eastAsia="Times New Roman" w:hAnsi="Times New Roman" w:cs="Times New Roman"/>
-          <w:color w:val="000000"/>
-          <w:sz w:val="24"/>
-          <w:szCs w:val="24"/>
-        </w:rPr>
-        <w:t xml:space="preserve">крові, священномученику Господній Тимотею,* приніс плід у землі твого серця,* невичерпну поживу, яку прийняв ти від Бога.* Тому молимо </w:t>
+        <w:t xml:space="preserve">Напоєний хмарою крові, священномученику Господній Тимотею,* приніс плід у землі твого серця,* невичерпну поживу, яку прийняв ти від Бога.* Тому молимо </w:t>
       </w:r>
       <w:r>
         <w:rPr>
@@ -1881,29 +1629,14 @@
     </w:p>
     <w:p>
       <w:pPr>
-        <w:pStyle w:val="2"/>
-        <w:spacing w:after="160" w:line="259" w:lineRule="auto"/>
-        <w:jc w:val="both"/>
-        <w:rPr>
-          <w:color w:val="FF0000"/>
-        </w:rPr>
+        <w:pStyle w:val="Heading2"/>
+        <w:spacing w:after="160" w:line="259" w:lineRule="auto"/>
+        <w:jc w:val="both"/>
       </w:pPr>
       <w:bookmarkStart w:id="13" w:name="_heading=h.vqpwl4tbaht6" w:colFirst="0" w:colLast="0"/>
       <w:bookmarkEnd w:id="13"/>
       <w:r>
-        <w:rPr>
-          <w:color w:val="FF0000"/>
-        </w:rPr>
-        <w:t>11</w:t>
-      </w:r>
-      <w:r>
-        <w:t xml:space="preserve"> червня. </w:t>
-      </w:r>
-      <w:r>
-        <w:rPr>
-          <w:color w:val="FF0000"/>
-        </w:rPr>
-        <w:t>+ Свв. апп. Вартоломея й Варнави.</w:t>
+        <w:t>11 червня. + Свв. апп. Вартоломея й Варнави.</w:t>
       </w:r>
     </w:p>
     <w:p>
@@ -1928,6 +1661,7 @@
         <w:rPr>
           <w:rFonts w:ascii="Times New Roman" w:eastAsia="Times New Roman" w:hAnsi="Times New Roman" w:cs="Times New Roman"/>
           <w:i/>
+          <w:iCs/>
           <w:color w:val="FF0000"/>
           <w:sz w:val="24"/>
           <w:szCs w:val="24"/>
@@ -1941,33 +1675,24 @@
           <w:sz w:val="24"/>
           <w:szCs w:val="24"/>
         </w:rPr>
-        <w:t xml:space="preserve"> Вогнеподібний язик у силі Духа прийнявши,* Слово, що прийшло у плоті, ви всюди проповідували;* Його ради той – у главу усічений, а той – камінням побитий,* і ви є апостольського лику окраса, Вартоломею й Варн</w:t>
-      </w:r>
-      <w:r>
-        <w:rPr>
-          <w:rFonts w:ascii="Times New Roman" w:eastAsia="Times New Roman" w:hAnsi="Times New Roman" w:cs="Times New Roman"/>
-          <w:sz w:val="24"/>
-          <w:szCs w:val="24"/>
-        </w:rPr>
-        <w:t>а</w:t>
-      </w:r>
-      <w:r>
-        <w:rPr>
-          <w:rFonts w:ascii="Times New Roman" w:eastAsia="Times New Roman" w:hAnsi="Times New Roman" w:cs="Times New Roman"/>
-          <w:color w:val="000000"/>
-          <w:sz w:val="24"/>
-          <w:szCs w:val="24"/>
-        </w:rPr>
-        <w:t>во.* Тому пам’ять вашу почитаємо й просимо:* М</w:t>
-      </w:r>
-      <w:r>
-        <w:rPr>
-          <w:rFonts w:ascii="Times New Roman" w:eastAsia="Times New Roman" w:hAnsi="Times New Roman" w:cs="Times New Roman"/>
-          <w:color w:val="000000"/>
-          <w:sz w:val="24"/>
-          <w:szCs w:val="24"/>
-        </w:rPr>
-        <w:t>оліть Христа Бога,* щоб ми прийняли гріхів відпущення.</w:t>
+        <w:t xml:space="preserve"> </w:t>
+      </w:r>
+      <w:r>
+        <w:rPr>
+          <w:rFonts w:ascii="Times New Roman" w:eastAsia="Times New Roman" w:hAnsi="Times New Roman" w:cs="Times New Roman"/>
+          <w:sz w:val="24"/>
+          <w:szCs w:val="24"/>
+        </w:rPr>
+        <w:t>Вогнеподі́бний язи́к у си́лі Ду́ха прийня́вши,* Сло́во, що прийшло́ у пло́ті, ви всю́ди пропові́дували;* Його́ ра́ди той – у главу́ усі́чений, а той – камі́нням поби́тий,* і ви є апо́стольського ли́ку окра́са, Вартоломе́ю й Варна́во.* Тому́ па́м’ять ва́шу почита́ємо й про́симо:* Молі́ть Христа́ Бо́га,* щоб ми прийняли́ гріхі́в відпу́щення</w:t>
+      </w:r>
+      <w:r>
+        <w:rPr>
+          <w:rFonts w:ascii="Times New Roman" w:eastAsia="Times New Roman" w:hAnsi="Times New Roman" w:cs="Times New Roman"/>
+          <w:color w:val="000000"/>
+          <w:sz w:val="24"/>
+          <w:szCs w:val="24"/>
+        </w:rPr>
+        <w:t>.</w:t>
       </w:r>
     </w:p>
     <w:p>
@@ -1992,6 +1717,7 @@
         <w:rPr>
           <w:rFonts w:ascii="Times New Roman" w:eastAsia="Times New Roman" w:hAnsi="Times New Roman" w:cs="Times New Roman"/>
           <w:i/>
+          <w:iCs/>
           <w:color w:val="FF0000"/>
           <w:sz w:val="24"/>
           <w:szCs w:val="24"/>
@@ -2006,24 +1732,24 @@
           <w:sz w:val="24"/>
           <w:szCs w:val="24"/>
         </w:rPr>
-        <w:t xml:space="preserve"> Явився </w:t>
-      </w:r>
-      <w:r>
-        <w:rPr>
-          <w:rFonts w:ascii="Times New Roman" w:eastAsia="Times New Roman" w:hAnsi="Times New Roman" w:cs="Times New Roman"/>
-          <w:sz w:val="24"/>
-          <w:szCs w:val="24"/>
-        </w:rPr>
-        <w:t>т</w:t>
-      </w:r>
-      <w:r>
-        <w:rPr>
-          <w:rFonts w:ascii="Times New Roman" w:eastAsia="Times New Roman" w:hAnsi="Times New Roman" w:cs="Times New Roman"/>
-          <w:color w:val="000000"/>
-          <w:sz w:val="24"/>
-          <w:szCs w:val="24"/>
-        </w:rPr>
-        <w:t>и, як велике сонце, вселенній,* сяянням учень і чудес великих,* світло проводячи тих, що Тебе почитають,* Вартоломею, апостоле.</w:t>
+        <w:t xml:space="preserve"> </w:t>
+      </w:r>
+      <w:r>
+        <w:rPr>
+          <w:rFonts w:ascii="Times New Roman" w:eastAsia="Times New Roman" w:hAnsi="Times New Roman" w:cs="Times New Roman"/>
+          <w:sz w:val="24"/>
+          <w:szCs w:val="24"/>
+        </w:rPr>
+        <w:t>Яви́вся ти, як вели́ке со́нце, вселе́нній,* сяя́нням уче́нь і чуде́с вели́ких,* сві́тло прово́дячи тих, що тебе́ почита́ють,* Вартоломе́ю, апо́столе</w:t>
+      </w:r>
+      <w:r>
+        <w:rPr>
+          <w:rFonts w:ascii="Times New Roman" w:eastAsia="Times New Roman" w:hAnsi="Times New Roman" w:cs="Times New Roman"/>
+          <w:color w:val="000000"/>
+          <w:sz w:val="24"/>
+          <w:szCs w:val="24"/>
+        </w:rPr>
+        <w:t>.</w:t>
       </w:r>
     </w:p>
     <w:p>
@@ -2048,16 +1774,17 @@
         <w:rPr>
           <w:rFonts w:ascii="Times New Roman" w:eastAsia="Times New Roman" w:hAnsi="Times New Roman" w:cs="Times New Roman"/>
           <w:i/>
-          <w:color w:val="FF0000"/>
-          <w:sz w:val="24"/>
-          <w:szCs w:val="24"/>
-        </w:rPr>
-        <w:t>Кондак (г. 3):</w:t>
-      </w:r>
-      <w:r>
-        <w:rPr>
-          <w:rFonts w:ascii="Times New Roman" w:eastAsia="Times New Roman" w:hAnsi="Times New Roman" w:cs="Times New Roman"/>
-          <w:color w:val="FF0000"/>
+          <w:iCs/>
+          <w:color w:val="FF0000"/>
+          <w:sz w:val="24"/>
+          <w:szCs w:val="24"/>
+        </w:rPr>
+        <w:t>Тропар (г. 1):</w:t>
+      </w:r>
+      <w:r>
+        <w:rPr>
+          <w:rFonts w:ascii="Times New Roman" w:eastAsia="Times New Roman" w:hAnsi="Times New Roman" w:cs="Times New Roman"/>
+          <w:color w:val="000000"/>
           <w:sz w:val="24"/>
           <w:szCs w:val="24"/>
         </w:rPr>
@@ -2066,71 +1793,19 @@
       <w:r>
         <w:rPr>
           <w:rFonts w:ascii="Times New Roman" w:eastAsia="Times New Roman" w:hAnsi="Times New Roman" w:cs="Times New Roman"/>
-          <w:color w:val="000000"/>
-          <w:sz w:val="24"/>
-          <w:szCs w:val="24"/>
-        </w:rPr>
-        <w:t xml:space="preserve">Господній був </w:t>
-      </w:r>
-      <w:r>
-        <w:rPr>
-          <w:rFonts w:ascii="Times New Roman" w:eastAsia="Times New Roman" w:hAnsi="Times New Roman" w:cs="Times New Roman"/>
-          <w:sz w:val="24"/>
-          <w:szCs w:val="24"/>
-        </w:rPr>
-        <w:t>т</w:t>
-      </w:r>
-      <w:r>
-        <w:rPr>
-          <w:rFonts w:ascii="Times New Roman" w:eastAsia="Times New Roman" w:hAnsi="Times New Roman" w:cs="Times New Roman"/>
-          <w:color w:val="000000"/>
-          <w:sz w:val="24"/>
-          <w:szCs w:val="24"/>
-        </w:rPr>
-        <w:t>и істинний служитель</w:t>
-      </w:r>
-      <w:r>
-        <w:rPr>
-          <w:rFonts w:ascii="Times New Roman" w:eastAsia="Times New Roman" w:hAnsi="Times New Roman" w:cs="Times New Roman"/>
-          <w:color w:val="000000"/>
-          <w:sz w:val="24"/>
-          <w:szCs w:val="24"/>
-        </w:rPr>
-        <w:t xml:space="preserve">,* із сімдесяти апостолів явився </w:t>
-      </w:r>
-      <w:r>
-        <w:rPr>
-          <w:rFonts w:ascii="Times New Roman" w:eastAsia="Times New Roman" w:hAnsi="Times New Roman" w:cs="Times New Roman"/>
-          <w:sz w:val="24"/>
-          <w:szCs w:val="24"/>
-        </w:rPr>
-        <w:t>т</w:t>
-      </w:r>
-      <w:r>
-        <w:rPr>
-          <w:rFonts w:ascii="Times New Roman" w:eastAsia="Times New Roman" w:hAnsi="Times New Roman" w:cs="Times New Roman"/>
-          <w:color w:val="000000"/>
-          <w:sz w:val="24"/>
-          <w:szCs w:val="24"/>
-        </w:rPr>
-        <w:t xml:space="preserve">и першим,* осяяв </w:t>
-      </w:r>
-      <w:r>
-        <w:rPr>
-          <w:rFonts w:ascii="Times New Roman" w:eastAsia="Times New Roman" w:hAnsi="Times New Roman" w:cs="Times New Roman"/>
-          <w:sz w:val="24"/>
-          <w:szCs w:val="24"/>
-        </w:rPr>
-        <w:t>т</w:t>
-      </w:r>
-      <w:r>
-        <w:rPr>
-          <w:rFonts w:ascii="Times New Roman" w:eastAsia="Times New Roman" w:hAnsi="Times New Roman" w:cs="Times New Roman"/>
-          <w:color w:val="000000"/>
-          <w:sz w:val="24"/>
-          <w:szCs w:val="24"/>
-        </w:rPr>
-        <w:t>и з Павлом проповідь твою, усім звіщаючи Христа Спаса.* Ради цього піснеспівами божественну пам’ять твою, Варнаво, творимо.</w:t>
+          <w:sz w:val="24"/>
+          <w:szCs w:val="24"/>
+        </w:rPr>
+        <w:t>Вогнеподі́бний язи́к у си́лі Ду́ха прийня́вши,* Сло́во, що прийшло́ у пло́ті, ви всю́ди пропові́дували;* Його́ ра́ди той – у главу́ усі́чений, а той – камі́нням поби́тий,* і ви є апо́стольського ли́ку окра́са, Вартоломе́ю й Варна́во.* Тому́ па́м’ять ва́шу почита́ємо й про́симо:* Молі́ть Христа́ Бо́га,* щоб ми прийняли́ гріхі́в відпу́щення</w:t>
+      </w:r>
+      <w:r>
+        <w:rPr>
+          <w:rFonts w:ascii="Times New Roman" w:eastAsia="Times New Roman" w:hAnsi="Times New Roman" w:cs="Times New Roman"/>
+          <w:color w:val="000000"/>
+          <w:sz w:val="24"/>
+          <w:szCs w:val="24"/>
+        </w:rPr>
+        <w:t>.</w:t>
       </w:r>
     </w:p>
     <w:p>
@@ -2146,39 +1821,47 @@
         <w:jc w:val="both"/>
         <w:rPr>
           <w:rFonts w:ascii="Times New Roman" w:eastAsia="Times New Roman" w:hAnsi="Times New Roman" w:cs="Times New Roman"/>
-          <w:sz w:val="24"/>
-          <w:szCs w:val="24"/>
-        </w:rPr>
-      </w:pPr>
-    </w:p>
-    <w:p>
-      <w:pPr>
-        <w:pStyle w:val="2"/>
-        <w:spacing w:after="160" w:line="259" w:lineRule="auto"/>
-        <w:jc w:val="both"/>
-      </w:pPr>
-      <w:bookmarkStart w:id="14" w:name="_heading=h.6niol65ds2bb" w:colFirst="0" w:colLast="0"/>
-      <w:bookmarkEnd w:id="14"/>
-      <w:r>
-        <w:t xml:space="preserve">12 червня. </w:t>
-      </w:r>
-      <w:r>
-        <w:t>Прп. Онуфрія Великого. Прп. Петра Атонського.</w:t>
-      </w:r>
-    </w:p>
-    <w:p>
-      <w:pPr>
-        <w:pStyle w:val="3"/>
-        <w:rPr>
-          <w:rFonts w:ascii="Times New Roman" w:eastAsia="Times New Roman" w:hAnsi="Times New Roman" w:cs="Times New Roman"/>
-          <w:i/>
-          <w:color w:val="FF0000"/>
-          <w:sz w:val="24"/>
-          <w:szCs w:val="24"/>
-        </w:rPr>
-      </w:pPr>
-      <w:r>
-        <w:t>Прп. Онуфрія Великого</w:t>
+          <w:color w:val="000000"/>
+          <w:sz w:val="24"/>
+          <w:szCs w:val="24"/>
+        </w:rPr>
+      </w:pPr>
+      <w:r>
+        <w:rPr>
+          <w:rFonts w:ascii="Times New Roman" w:eastAsia="Times New Roman" w:hAnsi="Times New Roman" w:cs="Times New Roman"/>
+          <w:i/>
+          <w:iCs/>
+          <w:color w:val="FF0000"/>
+          <w:sz w:val="24"/>
+          <w:szCs w:val="24"/>
+        </w:rPr>
+        <w:t>Кондак (г. 3):</w:t>
+      </w:r>
+      <w:r>
+        <w:rPr>
+          <w:rFonts w:ascii="Times New Roman" w:eastAsia="Times New Roman" w:hAnsi="Times New Roman" w:cs="Times New Roman"/>
+          <w:color w:val="FF0000"/>
+          <w:sz w:val="24"/>
+          <w:szCs w:val="24"/>
+        </w:rPr>
+        <w:t xml:space="preserve"> </w:t>
+      </w:r>
+      <w:r>
+        <w:rPr>
+          <w:rFonts w:ascii="Times New Roman" w:eastAsia="Times New Roman" w:hAnsi="Times New Roman" w:cs="Times New Roman"/>
+          <w:sz w:val="24"/>
+          <w:szCs w:val="24"/>
+        </w:rPr>
+        <w:t>Госпо́дній був ти і́стинний служи́тель,* із сімдесяти́ апо́столів яви́вся ти пе́ршим,* ося́яв ти з Павло́м про́повідь твою́, усі́м звіща́ючи Христа́ Спа́са.* Ра́ди цьо́го піснеспі́вами божестве́нну па́м’ять твою́, Варна́во, тво́римо</w:t>
+      </w:r>
+      <w:r>
+        <w:rPr>
+          <w:rFonts w:ascii="Times New Roman" w:eastAsia="Times New Roman" w:hAnsi="Times New Roman" w:cs="Times New Roman"/>
+          <w:color w:val="000000"/>
+          <w:sz w:val="24"/>
+          <w:szCs w:val="24"/>
+        </w:rPr>
+        <w:t>.</w:t>
       </w:r>
     </w:p>
     <w:p>
@@ -2194,149 +1877,37 @@
         <w:jc w:val="both"/>
         <w:rPr>
           <w:rFonts w:ascii="Times New Roman" w:eastAsia="Times New Roman" w:hAnsi="Times New Roman" w:cs="Times New Roman"/>
-          <w:color w:val="000000"/>
-          <w:sz w:val="24"/>
-          <w:szCs w:val="24"/>
-        </w:rPr>
-      </w:pPr>
-      <w:r>
-        <w:rPr>
-          <w:rFonts w:ascii="Times New Roman" w:eastAsia="Times New Roman" w:hAnsi="Times New Roman" w:cs="Times New Roman"/>
-          <w:i/>
-          <w:color w:val="FF0000"/>
-          <w:sz w:val="24"/>
-          <w:szCs w:val="24"/>
-        </w:rPr>
-        <w:t xml:space="preserve">Тропар (г. 1): </w:t>
-      </w:r>
-      <w:r>
-        <w:rPr>
-          <w:rFonts w:ascii="Times New Roman" w:eastAsia="Times New Roman" w:hAnsi="Times New Roman" w:cs="Times New Roman"/>
-          <w:color w:val="000000"/>
-          <w:sz w:val="24"/>
-          <w:szCs w:val="24"/>
-        </w:rPr>
-        <w:t>Бажання</w:t>
-      </w:r>
-      <w:r>
-        <w:rPr>
-          <w:rFonts w:ascii="Times New Roman" w:eastAsia="Times New Roman" w:hAnsi="Times New Roman" w:cs="Times New Roman"/>
-          <w:color w:val="000000"/>
-          <w:sz w:val="24"/>
-          <w:szCs w:val="24"/>
-        </w:rPr>
-        <w:t>м духовним дістався ти на пустиню,* богомудрий Онуфрі</w:t>
-      </w:r>
-      <w:r>
-        <w:rPr>
-          <w:rFonts w:ascii="Times New Roman" w:eastAsia="Times New Roman" w:hAnsi="Times New Roman" w:cs="Times New Roman"/>
-          <w:sz w:val="24"/>
-          <w:szCs w:val="24"/>
-        </w:rPr>
-        <w:t>ю,*</w:t>
-      </w:r>
-      <w:r>
-        <w:rPr>
-          <w:rFonts w:ascii="Times New Roman" w:eastAsia="Times New Roman" w:hAnsi="Times New Roman" w:cs="Times New Roman"/>
-          <w:color w:val="000000"/>
-          <w:sz w:val="24"/>
-          <w:szCs w:val="24"/>
-        </w:rPr>
-        <w:t xml:space="preserve"> і </w:t>
-      </w:r>
-      <w:r>
-        <w:rPr>
-          <w:rFonts w:ascii="Times New Roman" w:eastAsia="Times New Roman" w:hAnsi="Times New Roman" w:cs="Times New Roman"/>
-          <w:sz w:val="24"/>
-          <w:szCs w:val="24"/>
-        </w:rPr>
-        <w:t xml:space="preserve">немов </w:t>
-      </w:r>
-      <w:r>
-        <w:rPr>
-          <w:rFonts w:ascii="Times New Roman" w:eastAsia="Times New Roman" w:hAnsi="Times New Roman" w:cs="Times New Roman"/>
-          <w:color w:val="000000"/>
-          <w:sz w:val="24"/>
-          <w:szCs w:val="24"/>
-        </w:rPr>
-        <w:t>без тіла на ній через многі літа боровся невсипущо,* наслідував пророків Іл</w:t>
-      </w:r>
-      <w:r>
-        <w:rPr>
-          <w:rFonts w:ascii="Times New Roman" w:eastAsia="Times New Roman" w:hAnsi="Times New Roman" w:cs="Times New Roman"/>
-          <w:sz w:val="24"/>
-          <w:szCs w:val="24"/>
-        </w:rPr>
-        <w:t>л</w:t>
-      </w:r>
-      <w:r>
-        <w:rPr>
-          <w:rFonts w:ascii="Times New Roman" w:eastAsia="Times New Roman" w:hAnsi="Times New Roman" w:cs="Times New Roman"/>
-          <w:color w:val="000000"/>
-          <w:sz w:val="24"/>
-          <w:szCs w:val="24"/>
-        </w:rPr>
-        <w:t>ю і Хрестителя* та з руки ангельської споживав Божі тайни,</w:t>
-      </w:r>
-      <w:r>
-        <w:rPr>
-          <w:rFonts w:ascii="Times New Roman" w:eastAsia="Times New Roman" w:hAnsi="Times New Roman" w:cs="Times New Roman"/>
-          <w:sz w:val="24"/>
-          <w:szCs w:val="24"/>
-        </w:rPr>
-        <w:t>*</w:t>
-      </w:r>
-      <w:r>
-        <w:rPr>
-          <w:rFonts w:ascii="Times New Roman" w:eastAsia="Times New Roman" w:hAnsi="Times New Roman" w:cs="Times New Roman"/>
-          <w:color w:val="000000"/>
-          <w:sz w:val="24"/>
-          <w:szCs w:val="24"/>
-        </w:rPr>
-        <w:t xml:space="preserve"> тепер </w:t>
-      </w:r>
-      <w:r>
-        <w:rPr>
-          <w:rFonts w:ascii="Times New Roman" w:eastAsia="Times New Roman" w:hAnsi="Times New Roman" w:cs="Times New Roman"/>
-          <w:sz w:val="24"/>
-          <w:szCs w:val="24"/>
-        </w:rPr>
-        <w:t>у</w:t>
-      </w:r>
-      <w:r>
-        <w:rPr>
-          <w:rFonts w:ascii="Times New Roman" w:eastAsia="Times New Roman" w:hAnsi="Times New Roman" w:cs="Times New Roman"/>
-          <w:color w:val="000000"/>
-          <w:sz w:val="24"/>
-          <w:szCs w:val="24"/>
-        </w:rPr>
-        <w:t>раз із ними веселишся в світлі святої Тройці.* М</w:t>
-      </w:r>
-      <w:r>
-        <w:rPr>
-          <w:rFonts w:ascii="Times New Roman" w:eastAsia="Times New Roman" w:hAnsi="Times New Roman" w:cs="Times New Roman"/>
-          <w:color w:val="000000"/>
-          <w:sz w:val="24"/>
-          <w:szCs w:val="24"/>
-        </w:rPr>
-        <w:t>оли, щоби спаслися ми, які твою пам</w:t>
-      </w:r>
-      <w:r>
-        <w:rPr>
-          <w:rFonts w:ascii="Times New Roman" w:eastAsia="Times New Roman" w:hAnsi="Times New Roman" w:cs="Times New Roman"/>
-          <w:sz w:val="24"/>
-          <w:szCs w:val="24"/>
-        </w:rPr>
-        <w:t>’</w:t>
-      </w:r>
-      <w:r>
-        <w:rPr>
-          <w:rFonts w:ascii="Times New Roman" w:eastAsia="Times New Roman" w:hAnsi="Times New Roman" w:cs="Times New Roman"/>
-          <w:color w:val="000000"/>
-          <w:sz w:val="24"/>
-          <w:szCs w:val="24"/>
-        </w:rPr>
-        <w:t>ять почитають.</w:t>
+          <w:sz w:val="24"/>
+          <w:szCs w:val="24"/>
+        </w:rPr>
+      </w:pPr>
+    </w:p>
+    <w:p>
+      <w:pPr>
+        <w:pStyle w:val="Heading2"/>
+        <w:spacing w:after="160" w:line="259" w:lineRule="auto"/>
+        <w:jc w:val="both"/>
+      </w:pPr>
+      <w:bookmarkStart w:id="14" w:name="_heading=h.6niol65ds2bb" w:colFirst="0" w:colLast="0"/>
+      <w:bookmarkEnd w:id="14"/>
+      <w:r>
+        <w:t>12 червня. Прп. Онуфрія Великого. Прп. Петра Атонського.</w:t>
+      </w:r>
+    </w:p>
+    <w:p>
+      <w:pPr>
+        <w:pStyle w:val="Heading3"/>
+        <w:rPr>
+          <w:rFonts w:ascii="Times New Roman" w:eastAsia="Times New Roman" w:hAnsi="Times New Roman" w:cs="Times New Roman"/>
+          <w:i/>
+          <w:iCs/>
+          <w:color w:val="FF0000"/>
+          <w:sz w:val="24"/>
+          <w:szCs w:val="24"/>
+        </w:rPr>
+      </w:pPr>
+      <w:r>
+        <w:t>Прп. Онуфрія Великого</w:t>
       </w:r>
     </w:p>
     <w:p>
@@ -2361,146 +1932,7 @@
         <w:rPr>
           <w:rFonts w:ascii="Times New Roman" w:eastAsia="Times New Roman" w:hAnsi="Times New Roman" w:cs="Times New Roman"/>
           <w:i/>
-          <w:color w:val="FF0000"/>
-          <w:sz w:val="24"/>
-          <w:szCs w:val="24"/>
-        </w:rPr>
-        <w:t xml:space="preserve">Кондак (г. 3): </w:t>
-      </w:r>
-      <w:r>
-        <w:rPr>
-          <w:rFonts w:ascii="Times New Roman" w:eastAsia="Times New Roman" w:hAnsi="Times New Roman" w:cs="Times New Roman"/>
-          <w:color w:val="000000"/>
-          <w:sz w:val="24"/>
-          <w:szCs w:val="24"/>
-        </w:rPr>
-        <w:t>Бл</w:t>
-      </w:r>
-      <w:r>
-        <w:rPr>
-          <w:rFonts w:ascii="Times New Roman" w:eastAsia="Times New Roman" w:hAnsi="Times New Roman" w:cs="Times New Roman"/>
-          <w:sz w:val="24"/>
-          <w:szCs w:val="24"/>
-        </w:rPr>
-        <w:t>и</w:t>
-      </w:r>
-      <w:r>
-        <w:rPr>
-          <w:rFonts w:ascii="Times New Roman" w:eastAsia="Times New Roman" w:hAnsi="Times New Roman" w:cs="Times New Roman"/>
-          <w:color w:val="000000"/>
-          <w:sz w:val="24"/>
-          <w:szCs w:val="24"/>
-        </w:rPr>
-        <w:t xml:space="preserve">ском пресвятого Духа просвітився ти, богомудрий,* лишив марноти життя і дістався на пустиню, праведний отче,* і врадував </w:t>
-      </w:r>
-      <w:r>
-        <w:rPr>
-          <w:rFonts w:ascii="Times New Roman" w:eastAsia="Times New Roman" w:hAnsi="Times New Roman" w:cs="Times New Roman"/>
-          <w:sz w:val="24"/>
-          <w:szCs w:val="24"/>
-        </w:rPr>
-        <w:t>Т</w:t>
-      </w:r>
-      <w:r>
-        <w:rPr>
-          <w:rFonts w:ascii="Times New Roman" w:eastAsia="Times New Roman" w:hAnsi="Times New Roman" w:cs="Times New Roman"/>
-          <w:color w:val="000000"/>
-          <w:sz w:val="24"/>
-          <w:szCs w:val="24"/>
-        </w:rPr>
-        <w:t>ого, що над усім</w:t>
-      </w:r>
-      <w:r>
-        <w:rPr>
-          <w:rFonts w:ascii="Times New Roman" w:eastAsia="Times New Roman" w:hAnsi="Times New Roman" w:cs="Times New Roman"/>
-          <w:sz w:val="24"/>
-          <w:szCs w:val="24"/>
-        </w:rPr>
-        <w:t>а</w:t>
-      </w:r>
-      <w:r>
-        <w:rPr>
-          <w:rFonts w:ascii="Times New Roman" w:eastAsia="Times New Roman" w:hAnsi="Times New Roman" w:cs="Times New Roman"/>
-          <w:color w:val="000000"/>
-          <w:sz w:val="24"/>
-          <w:szCs w:val="24"/>
-        </w:rPr>
-        <w:t xml:space="preserve">, Бога і Сотворителя.* Задля того, </w:t>
-      </w:r>
-      <w:r>
-        <w:rPr>
-          <w:rFonts w:ascii="Times New Roman" w:eastAsia="Times New Roman" w:hAnsi="Times New Roman" w:cs="Times New Roman"/>
-          <w:sz w:val="24"/>
-          <w:szCs w:val="24"/>
-        </w:rPr>
-        <w:t>б</w:t>
-      </w:r>
-      <w:r>
-        <w:rPr>
-          <w:rFonts w:ascii="Times New Roman" w:eastAsia="Times New Roman" w:hAnsi="Times New Roman" w:cs="Times New Roman"/>
-          <w:color w:val="000000"/>
-          <w:sz w:val="24"/>
-          <w:szCs w:val="24"/>
-        </w:rPr>
-        <w:t>лаженний О</w:t>
-      </w:r>
-      <w:r>
-        <w:rPr>
-          <w:rFonts w:ascii="Times New Roman" w:eastAsia="Times New Roman" w:hAnsi="Times New Roman" w:cs="Times New Roman"/>
-          <w:sz w:val="24"/>
-          <w:szCs w:val="24"/>
-        </w:rPr>
-        <w:t>нуфрію</w:t>
-      </w:r>
-      <w:r>
-        <w:rPr>
-          <w:rFonts w:ascii="Times New Roman" w:eastAsia="Times New Roman" w:hAnsi="Times New Roman" w:cs="Times New Roman"/>
-          <w:color w:val="000000"/>
-          <w:sz w:val="24"/>
-          <w:szCs w:val="24"/>
-        </w:rPr>
-        <w:t xml:space="preserve">, </w:t>
-      </w:r>
-      <w:r>
-        <w:rPr>
-          <w:rFonts w:ascii="Times New Roman" w:eastAsia="Times New Roman" w:hAnsi="Times New Roman" w:cs="Times New Roman"/>
-          <w:sz w:val="24"/>
-          <w:szCs w:val="24"/>
-        </w:rPr>
-        <w:t xml:space="preserve">тебе прославляє </w:t>
-      </w:r>
-      <w:r>
-        <w:rPr>
-          <w:rFonts w:ascii="Times New Roman" w:eastAsia="Times New Roman" w:hAnsi="Times New Roman" w:cs="Times New Roman"/>
-          <w:color w:val="000000"/>
-          <w:sz w:val="24"/>
-          <w:szCs w:val="24"/>
-        </w:rPr>
-        <w:t>Христос, великий давець дарів.</w:t>
-      </w:r>
-    </w:p>
-    <w:p>
-      <w:pPr>
-        <w:pStyle w:val="3"/>
-      </w:pPr>
-      <w:r>
-        <w:t>Прп. Петра Атонського</w:t>
-      </w:r>
-    </w:p>
-    <w:p>
-      <w:pPr>
-        <w:spacing w:before="240" w:line="276" w:lineRule="auto"/>
-        <w:rPr>
-          <w:rFonts w:ascii="Times New Roman" w:eastAsia="Times New Roman" w:hAnsi="Times New Roman" w:cs="Times New Roman"/>
-          <w:color w:val="000000"/>
-          <w:sz w:val="24"/>
-          <w:szCs w:val="24"/>
-        </w:rPr>
-      </w:pPr>
-      <w:r>
-        <w:rPr>
-          <w:rFonts w:ascii="Times New Roman" w:eastAsia="Times New Roman" w:hAnsi="Times New Roman" w:cs="Times New Roman"/>
-          <w:i/>
+          <w:iCs/>
           <w:color w:val="FF0000"/>
           <w:sz w:val="24"/>
           <w:szCs w:val="24"/>
@@ -2514,12 +1946,62 @@
           <w:sz w:val="24"/>
           <w:szCs w:val="24"/>
         </w:rPr>
-        <w:t>Світ залишив заради Господа свого, Петре,</w:t>
-      </w:r>
-      <w:r>
-        <w:rPr>
-          <w:rFonts w:ascii="Times New Roman" w:eastAsia="Times New Roman" w:hAnsi="Times New Roman" w:cs="Times New Roman"/>
-          <w:color w:val="000000"/>
+        <w:t>Бажанням духовним дістався ти на пустиню,* богомудрий Онуфрі</w:t>
+      </w:r>
+      <w:r>
+        <w:rPr>
+          <w:rFonts w:ascii="Times New Roman" w:eastAsia="Times New Roman" w:hAnsi="Times New Roman" w:cs="Times New Roman"/>
+          <w:sz w:val="24"/>
+          <w:szCs w:val="24"/>
+        </w:rPr>
+        <w:t>ю,*</w:t>
+      </w:r>
+      <w:r>
+        <w:rPr>
+          <w:rFonts w:ascii="Times New Roman" w:eastAsia="Times New Roman" w:hAnsi="Times New Roman" w:cs="Times New Roman"/>
+          <w:color w:val="000000"/>
+          <w:sz w:val="24"/>
+          <w:szCs w:val="24"/>
+        </w:rPr>
+        <w:t xml:space="preserve"> і </w:t>
+      </w:r>
+      <w:r>
+        <w:rPr>
+          <w:rFonts w:ascii="Times New Roman" w:eastAsia="Times New Roman" w:hAnsi="Times New Roman" w:cs="Times New Roman"/>
+          <w:sz w:val="24"/>
+          <w:szCs w:val="24"/>
+        </w:rPr>
+        <w:t xml:space="preserve">немов </w:t>
+      </w:r>
+      <w:r>
+        <w:rPr>
+          <w:rFonts w:ascii="Times New Roman" w:eastAsia="Times New Roman" w:hAnsi="Times New Roman" w:cs="Times New Roman"/>
+          <w:color w:val="000000"/>
+          <w:sz w:val="24"/>
+          <w:szCs w:val="24"/>
+        </w:rPr>
+        <w:t>без тіла на ній через многі літа боровся невсипущо,* наслідував пророків Іл</w:t>
+      </w:r>
+      <w:r>
+        <w:rPr>
+          <w:rFonts w:ascii="Times New Roman" w:eastAsia="Times New Roman" w:hAnsi="Times New Roman" w:cs="Times New Roman"/>
+          <w:sz w:val="24"/>
+          <w:szCs w:val="24"/>
+        </w:rPr>
+        <w:t>л</w:t>
+      </w:r>
+      <w:r>
+        <w:rPr>
+          <w:rFonts w:ascii="Times New Roman" w:eastAsia="Times New Roman" w:hAnsi="Times New Roman" w:cs="Times New Roman"/>
+          <w:color w:val="000000"/>
+          <w:sz w:val="24"/>
+          <w:szCs w:val="24"/>
+        </w:rPr>
+        <w:t>ю і Хрестителя* та з руки ангельської споживав Божі тайни,</w:t>
+      </w:r>
+      <w:r>
+        <w:rPr>
+          <w:rFonts w:ascii="Times New Roman" w:eastAsia="Times New Roman" w:hAnsi="Times New Roman" w:cs="Times New Roman"/>
           <w:sz w:val="24"/>
           <w:szCs w:val="24"/>
         </w:rPr>
@@ -2532,242 +2014,41 @@
           <w:sz w:val="24"/>
           <w:szCs w:val="24"/>
         </w:rPr>
-        <w:t xml:space="preserve"> і хрест взявши на плечі свої,</w:t>
-      </w:r>
-      <w:r>
-        <w:rPr>
-          <w:rFonts w:ascii="Times New Roman" w:eastAsia="Times New Roman" w:hAnsi="Times New Roman" w:cs="Times New Roman"/>
-          <w:color w:val="000000"/>
-          <w:sz w:val="24"/>
-          <w:szCs w:val="24"/>
-        </w:rPr>
-        <w:t>*</w:t>
-      </w:r>
-      <w:r>
-        <w:rPr>
-          <w:rFonts w:ascii="Times New Roman" w:eastAsia="Times New Roman" w:hAnsi="Times New Roman" w:cs="Times New Roman"/>
-          <w:color w:val="000000"/>
-          <w:sz w:val="24"/>
-          <w:szCs w:val="24"/>
-        </w:rPr>
-        <w:t xml:space="preserve"> до гори Афонської прийшов, як у древності Ілля </w:t>
-      </w:r>
-      <w:r>
-        <w:rPr>
-          <w:rFonts w:ascii="Times New Roman" w:eastAsia="Times New Roman" w:hAnsi="Times New Roman" w:cs="Times New Roman"/>
-          <w:color w:val="000000"/>
-          <w:sz w:val="24"/>
-          <w:szCs w:val="24"/>
-        </w:rPr>
-        <w:t>Т</w:t>
-      </w:r>
-      <w:r>
-        <w:rPr>
-          <w:rFonts w:ascii="Times New Roman" w:eastAsia="Times New Roman" w:hAnsi="Times New Roman" w:cs="Times New Roman"/>
-          <w:color w:val="000000"/>
-          <w:sz w:val="24"/>
-          <w:szCs w:val="24"/>
-        </w:rPr>
-        <w:t>есв</w:t>
-      </w:r>
-      <w:r>
-        <w:rPr>
-          <w:rFonts w:ascii="Times New Roman" w:eastAsia="Times New Roman" w:hAnsi="Times New Roman" w:cs="Times New Roman"/>
-          <w:color w:val="000000"/>
-          <w:sz w:val="24"/>
-          <w:szCs w:val="24"/>
-        </w:rPr>
-        <w:t>і</w:t>
-      </w:r>
-      <w:r>
-        <w:rPr>
-          <w:rFonts w:ascii="Times New Roman" w:eastAsia="Times New Roman" w:hAnsi="Times New Roman" w:cs="Times New Roman"/>
-          <w:color w:val="000000"/>
-          <w:sz w:val="24"/>
-          <w:szCs w:val="24"/>
-        </w:rPr>
-        <w:t>тянин.</w:t>
-      </w:r>
-      <w:r>
-        <w:rPr>
-          <w:rFonts w:ascii="Times New Roman" w:eastAsia="Times New Roman" w:hAnsi="Times New Roman" w:cs="Times New Roman"/>
-          <w:color w:val="000000"/>
-          <w:sz w:val="24"/>
-          <w:szCs w:val="24"/>
-        </w:rPr>
-        <w:t>*</w:t>
-      </w:r>
-      <w:r>
-        <w:rPr>
-          <w:rFonts w:ascii="Times New Roman" w:eastAsia="Times New Roman" w:hAnsi="Times New Roman" w:cs="Times New Roman"/>
-          <w:color w:val="000000"/>
-          <w:sz w:val="24"/>
-          <w:szCs w:val="24"/>
-        </w:rPr>
-        <w:t xml:space="preserve"> І в ній перебував в пості, і в молитвах, і в </w:t>
-      </w:r>
-      <w:r>
-        <w:rPr>
-          <w:rFonts w:ascii="Times New Roman" w:eastAsia="Times New Roman" w:hAnsi="Times New Roman" w:cs="Times New Roman"/>
-          <w:color w:val="000000"/>
-          <w:sz w:val="24"/>
-          <w:szCs w:val="24"/>
-        </w:rPr>
-        <w:t>чуваннях</w:t>
-      </w:r>
-      <w:r>
-        <w:rPr>
-          <w:rFonts w:ascii="Times New Roman" w:eastAsia="Times New Roman" w:hAnsi="Times New Roman" w:cs="Times New Roman"/>
-          <w:color w:val="000000"/>
-          <w:sz w:val="24"/>
-          <w:szCs w:val="24"/>
-        </w:rPr>
-        <w:t>,</w:t>
-      </w:r>
-      <w:r>
-        <w:rPr>
-          <w:rFonts w:ascii="Times New Roman" w:eastAsia="Times New Roman" w:hAnsi="Times New Roman" w:cs="Times New Roman"/>
-          <w:color w:val="000000"/>
-          <w:sz w:val="24"/>
-          <w:szCs w:val="24"/>
-        </w:rPr>
-        <w:t>*</w:t>
-      </w:r>
-      <w:r>
-        <w:rPr>
-          <w:rFonts w:ascii="Times New Roman" w:eastAsia="Times New Roman" w:hAnsi="Times New Roman" w:cs="Times New Roman"/>
-          <w:color w:val="000000"/>
-          <w:sz w:val="24"/>
-          <w:szCs w:val="24"/>
-        </w:rPr>
-        <w:t xml:space="preserve"> умилостивляючи Бога,</w:t>
-      </w:r>
-      <w:r>
-        <w:rPr>
-          <w:rFonts w:ascii="Times New Roman" w:eastAsia="Times New Roman" w:hAnsi="Times New Roman" w:cs="Times New Roman"/>
-          <w:color w:val="000000"/>
-          <w:sz w:val="24"/>
-          <w:szCs w:val="24"/>
-        </w:rPr>
-        <w:t>*</w:t>
-      </w:r>
-      <w:r>
-        <w:rPr>
-          <w:rFonts w:ascii="Times New Roman" w:eastAsia="Times New Roman" w:hAnsi="Times New Roman" w:cs="Times New Roman"/>
-          <w:color w:val="000000"/>
-          <w:sz w:val="24"/>
-          <w:szCs w:val="24"/>
-        </w:rPr>
-        <w:t xml:space="preserve"> і Пречисту Богородицю молитвеницею пропонуючи,</w:t>
-      </w:r>
-      <w:r>
-        <w:rPr>
-          <w:rFonts w:ascii="Times New Roman" w:eastAsia="Times New Roman" w:hAnsi="Times New Roman" w:cs="Times New Roman"/>
-          <w:color w:val="000000"/>
-          <w:sz w:val="24"/>
-          <w:szCs w:val="24"/>
-        </w:rPr>
-        <w:t>*</w:t>
-      </w:r>
-      <w:r>
-        <w:rPr>
-          <w:rFonts w:ascii="Times New Roman" w:eastAsia="Times New Roman" w:hAnsi="Times New Roman" w:cs="Times New Roman"/>
-          <w:color w:val="000000"/>
-          <w:sz w:val="24"/>
-          <w:szCs w:val="24"/>
-        </w:rPr>
-        <w:t xml:space="preserve"> ради цього взиваємо до тебе:</w:t>
-      </w:r>
-      <w:r>
-        <w:rPr>
-          <w:rFonts w:ascii="Times New Roman" w:eastAsia="Times New Roman" w:hAnsi="Times New Roman" w:cs="Times New Roman"/>
-          <w:color w:val="000000"/>
-          <w:sz w:val="24"/>
-          <w:szCs w:val="24"/>
-        </w:rPr>
-        <w:t>*</w:t>
-      </w:r>
-      <w:r>
-        <w:rPr>
-          <w:rFonts w:ascii="Times New Roman" w:eastAsia="Times New Roman" w:hAnsi="Times New Roman" w:cs="Times New Roman"/>
-          <w:color w:val="000000"/>
-          <w:sz w:val="24"/>
-          <w:szCs w:val="24"/>
-        </w:rPr>
-        <w:t xml:space="preserve"> моли Христа Бога, щоб спас душі наші.</w:t>
-      </w:r>
-    </w:p>
-    <w:p>
-      <w:pPr>
-        <w:spacing w:before="240" w:line="276" w:lineRule="auto"/>
-        <w:rPr>
-          <w:rFonts w:ascii="Times New Roman" w:eastAsia="Times New Roman" w:hAnsi="Times New Roman" w:cs="Times New Roman"/>
-          <w:color w:val="000000"/>
-          <w:sz w:val="24"/>
-          <w:szCs w:val="24"/>
-        </w:rPr>
-      </w:pPr>
-      <w:r>
-        <w:rPr>
-          <w:rFonts w:ascii="Times New Roman" w:eastAsia="Times New Roman" w:hAnsi="Times New Roman" w:cs="Times New Roman"/>
-          <w:i/>
-          <w:color w:val="FF0000"/>
-          <w:sz w:val="24"/>
-          <w:szCs w:val="24"/>
-        </w:rPr>
-        <w:t>Кондак (г. 2):</w:t>
-      </w:r>
-      <w:r>
-        <w:rPr>
-          <w:rFonts w:ascii="Times New Roman" w:eastAsia="Times New Roman" w:hAnsi="Times New Roman" w:cs="Times New Roman"/>
-          <w:color w:val="000000"/>
-          <w:sz w:val="24"/>
-          <w:szCs w:val="24"/>
-        </w:rPr>
-        <w:t xml:space="preserve"> Чистотою душевною по-божому озброївшись* і міцно взявши в руку, наче спис, безперестанні молитви,* переміг ти демонські сили, </w:t>
-      </w:r>
-      <w:r>
-        <w:rPr>
-          <w:rFonts w:ascii="Times New Roman" w:eastAsia="Times New Roman" w:hAnsi="Times New Roman" w:cs="Times New Roman"/>
-          <w:color w:val="000000"/>
-          <w:sz w:val="24"/>
-          <w:szCs w:val="24"/>
-        </w:rPr>
-        <w:t>Петре</w:t>
-      </w:r>
-      <w:r>
-        <w:rPr>
-          <w:rFonts w:ascii="Times New Roman" w:eastAsia="Times New Roman" w:hAnsi="Times New Roman" w:cs="Times New Roman"/>
-          <w:color w:val="000000"/>
-          <w:sz w:val="24"/>
-          <w:szCs w:val="24"/>
-        </w:rPr>
-        <w:t>, отче наш.* Молися невпинно за всіх нас.</w:t>
-      </w:r>
-    </w:p>
-    <w:p>
-      <w:pPr>
-        <w:pStyle w:val="2"/>
-        <w:spacing w:after="160" w:line="259" w:lineRule="auto"/>
-        <w:jc w:val="both"/>
-      </w:pPr>
-      <w:bookmarkStart w:id="15" w:name="_heading=h.uqbiuu1ezddo" w:colFirst="0" w:colLast="0"/>
-      <w:bookmarkEnd w:id="15"/>
-      <w:r>
-        <w:t xml:space="preserve">13 червня. </w:t>
-      </w:r>
-      <w:r>
-        <w:t>Св. мчц. Акилини. Св. Трифилія, єп. Левкусії Кипрської.</w:t>
-      </w:r>
-    </w:p>
-    <w:p>
-      <w:pPr>
-        <w:pStyle w:val="3"/>
-      </w:pPr>
-      <w:bookmarkStart w:id="16" w:name="_heading=h.7zxzbgysn7f7" w:colFirst="0" w:colLast="0"/>
-      <w:bookmarkEnd w:id="16"/>
-      <w:r>
-        <w:t>Св. мчц. Акилини</w:t>
+        <w:t xml:space="preserve"> тепер </w:t>
+      </w:r>
+      <w:r>
+        <w:rPr>
+          <w:rFonts w:ascii="Times New Roman" w:eastAsia="Times New Roman" w:hAnsi="Times New Roman" w:cs="Times New Roman"/>
+          <w:sz w:val="24"/>
+          <w:szCs w:val="24"/>
+        </w:rPr>
+        <w:t>у</w:t>
+      </w:r>
+      <w:r>
+        <w:rPr>
+          <w:rFonts w:ascii="Times New Roman" w:eastAsia="Times New Roman" w:hAnsi="Times New Roman" w:cs="Times New Roman"/>
+          <w:color w:val="000000"/>
+          <w:sz w:val="24"/>
+          <w:szCs w:val="24"/>
+        </w:rPr>
+        <w:t>раз із ними веселишся в світлі святої Тройці.* Моли, щоби спаслися ми, які твою пам</w:t>
+      </w:r>
+      <w:r>
+        <w:rPr>
+          <w:rFonts w:ascii="Times New Roman" w:eastAsia="Times New Roman" w:hAnsi="Times New Roman" w:cs="Times New Roman"/>
+          <w:sz w:val="24"/>
+          <w:szCs w:val="24"/>
+        </w:rPr>
+        <w:t>’</w:t>
+      </w:r>
+      <w:r>
+        <w:rPr>
+          <w:rFonts w:ascii="Times New Roman" w:eastAsia="Times New Roman" w:hAnsi="Times New Roman" w:cs="Times New Roman"/>
+          <w:color w:val="000000"/>
+          <w:sz w:val="24"/>
+          <w:szCs w:val="24"/>
+        </w:rPr>
+        <w:t>ять почитають.</w:t>
       </w:r>
     </w:p>
     <w:p>
@@ -2792,174 +2073,216 @@
         <w:rPr>
           <w:rFonts w:ascii="Times New Roman" w:eastAsia="Times New Roman" w:hAnsi="Times New Roman" w:cs="Times New Roman"/>
           <w:i/>
-          <w:color w:val="FF0000"/>
-          <w:sz w:val="24"/>
-          <w:szCs w:val="24"/>
-        </w:rPr>
-        <w:t>Тропар (г. 4):</w:t>
-      </w:r>
-      <w:r>
-        <w:rPr>
-          <w:rFonts w:ascii="Times New Roman" w:eastAsia="Times New Roman" w:hAnsi="Times New Roman" w:cs="Times New Roman"/>
-          <w:color w:val="000000"/>
-          <w:sz w:val="24"/>
-          <w:szCs w:val="24"/>
-        </w:rPr>
-        <w:t xml:space="preserve"> Агниця Твоя, Ісусе, Акилина</w:t>
-      </w:r>
-      <w:r>
-        <w:rPr>
-          <w:rFonts w:ascii="Times New Roman" w:eastAsia="Times New Roman" w:hAnsi="Times New Roman" w:cs="Times New Roman"/>
-          <w:sz w:val="24"/>
-          <w:szCs w:val="24"/>
-        </w:rPr>
-        <w:t>*</w:t>
-      </w:r>
-      <w:r>
-        <w:rPr>
-          <w:rFonts w:ascii="Times New Roman" w:eastAsia="Times New Roman" w:hAnsi="Times New Roman" w:cs="Times New Roman"/>
-          <w:color w:val="000000"/>
-          <w:sz w:val="24"/>
-          <w:szCs w:val="24"/>
-        </w:rPr>
-        <w:t xml:space="preserve"> кличе великим голосом:</w:t>
-      </w:r>
-      <w:r>
-        <w:rPr>
-          <w:rFonts w:ascii="Times New Roman" w:eastAsia="Times New Roman" w:hAnsi="Times New Roman" w:cs="Times New Roman"/>
-          <w:sz w:val="24"/>
-          <w:szCs w:val="24"/>
-        </w:rPr>
-        <w:t>*</w:t>
-      </w:r>
-      <w:r>
-        <w:rPr>
-          <w:rFonts w:ascii="Times New Roman" w:eastAsia="Times New Roman" w:hAnsi="Times New Roman" w:cs="Times New Roman"/>
-          <w:color w:val="000000"/>
-          <w:sz w:val="24"/>
-          <w:szCs w:val="24"/>
-        </w:rPr>
-        <w:t xml:space="preserve"> Тебе, жениху мій, люблю, і Тебе шукаючи</w:t>
-      </w:r>
-      <w:r>
-        <w:rPr>
-          <w:rFonts w:ascii="Times New Roman" w:eastAsia="Times New Roman" w:hAnsi="Times New Roman" w:cs="Times New Roman"/>
-          <w:color w:val="000000"/>
-          <w:sz w:val="24"/>
-          <w:szCs w:val="24"/>
-        </w:rPr>
-        <w:t>, страждаю,</w:t>
-      </w:r>
-      <w:r>
-        <w:rPr>
-          <w:rFonts w:ascii="Times New Roman" w:eastAsia="Times New Roman" w:hAnsi="Times New Roman" w:cs="Times New Roman"/>
-          <w:sz w:val="24"/>
-          <w:szCs w:val="24"/>
-        </w:rPr>
-        <w:t>*</w:t>
-      </w:r>
-      <w:r>
-        <w:rPr>
-          <w:rFonts w:ascii="Times New Roman" w:eastAsia="Times New Roman" w:hAnsi="Times New Roman" w:cs="Times New Roman"/>
-          <w:color w:val="000000"/>
-          <w:sz w:val="24"/>
-          <w:szCs w:val="24"/>
-        </w:rPr>
-        <w:t xml:space="preserve"> і разом з Тобою розпинаюся, і погребуюся хрещенням Твоїм,</w:t>
-      </w:r>
-      <w:r>
-        <w:rPr>
-          <w:rFonts w:ascii="Times New Roman" w:eastAsia="Times New Roman" w:hAnsi="Times New Roman" w:cs="Times New Roman"/>
-          <w:sz w:val="24"/>
-          <w:szCs w:val="24"/>
-        </w:rPr>
-        <w:t>*</w:t>
-      </w:r>
-      <w:r>
-        <w:rPr>
-          <w:rFonts w:ascii="Times New Roman" w:eastAsia="Times New Roman" w:hAnsi="Times New Roman" w:cs="Times New Roman"/>
-          <w:color w:val="000000"/>
-          <w:sz w:val="24"/>
-          <w:szCs w:val="24"/>
-        </w:rPr>
-        <w:t xml:space="preserve"> і терплю ради Тебе, щоб і царствувати в Тобі,</w:t>
-      </w:r>
-      <w:r>
-        <w:rPr>
-          <w:rFonts w:ascii="Times New Roman" w:eastAsia="Times New Roman" w:hAnsi="Times New Roman" w:cs="Times New Roman"/>
-          <w:sz w:val="24"/>
-          <w:szCs w:val="24"/>
-        </w:rPr>
-        <w:t>*</w:t>
-      </w:r>
-      <w:r>
-        <w:rPr>
-          <w:rFonts w:ascii="Times New Roman" w:eastAsia="Times New Roman" w:hAnsi="Times New Roman" w:cs="Times New Roman"/>
-          <w:color w:val="000000"/>
-          <w:sz w:val="24"/>
-          <w:szCs w:val="24"/>
-        </w:rPr>
-        <w:t xml:space="preserve"> і вмираю за Тебе, щоб і жити з Тобою,</w:t>
-      </w:r>
-      <w:r>
-        <w:rPr>
-          <w:rFonts w:ascii="Times New Roman" w:eastAsia="Times New Roman" w:hAnsi="Times New Roman" w:cs="Times New Roman"/>
-          <w:sz w:val="24"/>
-          <w:szCs w:val="24"/>
-        </w:rPr>
-        <w:t>*</w:t>
-      </w:r>
-      <w:r>
-        <w:rPr>
-          <w:rFonts w:ascii="Times New Roman" w:eastAsia="Times New Roman" w:hAnsi="Times New Roman" w:cs="Times New Roman"/>
-          <w:color w:val="000000"/>
-          <w:sz w:val="24"/>
-          <w:szCs w:val="24"/>
-        </w:rPr>
-        <w:t xml:space="preserve"> та як жертву непорочну прийми мене,* що з любов’ю пожертвувалася Тобі.</w:t>
-      </w:r>
-      <w:r>
-        <w:rPr>
-          <w:rFonts w:ascii="Times New Roman" w:eastAsia="Times New Roman" w:hAnsi="Times New Roman" w:cs="Times New Roman"/>
-          <w:sz w:val="24"/>
-          <w:szCs w:val="24"/>
-        </w:rPr>
-        <w:t>*</w:t>
-      </w:r>
-      <w:r>
-        <w:rPr>
-          <w:rFonts w:ascii="Times New Roman" w:eastAsia="Times New Roman" w:hAnsi="Times New Roman" w:cs="Times New Roman"/>
-          <w:color w:val="000000"/>
-          <w:sz w:val="24"/>
-          <w:szCs w:val="24"/>
-        </w:rPr>
-        <w:t xml:space="preserve"> </w:t>
-      </w:r>
-      <w:r>
-        <w:rPr>
-          <w:rFonts w:ascii="Times New Roman" w:eastAsia="Times New Roman" w:hAnsi="Times New Roman" w:cs="Times New Roman"/>
-          <w:sz w:val="24"/>
-          <w:szCs w:val="24"/>
-        </w:rPr>
-        <w:t xml:space="preserve">Її </w:t>
-      </w:r>
-      <w:r>
-        <w:rPr>
-          <w:rFonts w:ascii="Times New Roman" w:eastAsia="Times New Roman" w:hAnsi="Times New Roman" w:cs="Times New Roman"/>
-          <w:color w:val="000000"/>
-          <w:sz w:val="24"/>
-          <w:szCs w:val="24"/>
-        </w:rPr>
-        <w:t>молитвами, як милостиви</w:t>
-      </w:r>
-      <w:r>
-        <w:rPr>
-          <w:rFonts w:ascii="Times New Roman" w:eastAsia="Times New Roman" w:hAnsi="Times New Roman" w:cs="Times New Roman"/>
-          <w:color w:val="000000"/>
-          <w:sz w:val="24"/>
-          <w:szCs w:val="24"/>
-        </w:rPr>
-        <w:t>й, спаси душі наші.</w:t>
+          <w:iCs/>
+          <w:color w:val="FF0000"/>
+          <w:sz w:val="24"/>
+          <w:szCs w:val="24"/>
+        </w:rPr>
+        <w:t xml:space="preserve">Кондак (г. 3): </w:t>
+      </w:r>
+      <w:r>
+        <w:rPr>
+          <w:rFonts w:ascii="Times New Roman" w:eastAsia="Times New Roman" w:hAnsi="Times New Roman" w:cs="Times New Roman"/>
+          <w:color w:val="000000"/>
+          <w:sz w:val="24"/>
+          <w:szCs w:val="24"/>
+        </w:rPr>
+        <w:t>Бл</w:t>
+      </w:r>
+      <w:r>
+        <w:rPr>
+          <w:rFonts w:ascii="Times New Roman" w:eastAsia="Times New Roman" w:hAnsi="Times New Roman" w:cs="Times New Roman"/>
+          <w:sz w:val="24"/>
+          <w:szCs w:val="24"/>
+        </w:rPr>
+        <w:t>и</w:t>
+      </w:r>
+      <w:r>
+        <w:rPr>
+          <w:rFonts w:ascii="Times New Roman" w:eastAsia="Times New Roman" w:hAnsi="Times New Roman" w:cs="Times New Roman"/>
+          <w:color w:val="000000"/>
+          <w:sz w:val="24"/>
+          <w:szCs w:val="24"/>
+        </w:rPr>
+        <w:t xml:space="preserve">ском пресвятого Духа просвітився ти, богомудрий,* лишив марноти життя і дістався на пустиню, праведний отче,* і врадував </w:t>
+      </w:r>
+      <w:r>
+        <w:rPr>
+          <w:rFonts w:ascii="Times New Roman" w:eastAsia="Times New Roman" w:hAnsi="Times New Roman" w:cs="Times New Roman"/>
+          <w:sz w:val="24"/>
+          <w:szCs w:val="24"/>
+        </w:rPr>
+        <w:t>Т</w:t>
+      </w:r>
+      <w:r>
+        <w:rPr>
+          <w:rFonts w:ascii="Times New Roman" w:eastAsia="Times New Roman" w:hAnsi="Times New Roman" w:cs="Times New Roman"/>
+          <w:color w:val="000000"/>
+          <w:sz w:val="24"/>
+          <w:szCs w:val="24"/>
+        </w:rPr>
+        <w:t>ого, що над усім</w:t>
+      </w:r>
+      <w:r>
+        <w:rPr>
+          <w:rFonts w:ascii="Times New Roman" w:eastAsia="Times New Roman" w:hAnsi="Times New Roman" w:cs="Times New Roman"/>
+          <w:sz w:val="24"/>
+          <w:szCs w:val="24"/>
+        </w:rPr>
+        <w:t>а</w:t>
+      </w:r>
+      <w:r>
+        <w:rPr>
+          <w:rFonts w:ascii="Times New Roman" w:eastAsia="Times New Roman" w:hAnsi="Times New Roman" w:cs="Times New Roman"/>
+          <w:color w:val="000000"/>
+          <w:sz w:val="24"/>
+          <w:szCs w:val="24"/>
+        </w:rPr>
+        <w:t xml:space="preserve">, Бога і Сотворителя.* Задля того, </w:t>
+      </w:r>
+      <w:r>
+        <w:rPr>
+          <w:rFonts w:ascii="Times New Roman" w:eastAsia="Times New Roman" w:hAnsi="Times New Roman" w:cs="Times New Roman"/>
+          <w:sz w:val="24"/>
+          <w:szCs w:val="24"/>
+        </w:rPr>
+        <w:t>б</w:t>
+      </w:r>
+      <w:r>
+        <w:rPr>
+          <w:rFonts w:ascii="Times New Roman" w:eastAsia="Times New Roman" w:hAnsi="Times New Roman" w:cs="Times New Roman"/>
+          <w:color w:val="000000"/>
+          <w:sz w:val="24"/>
+          <w:szCs w:val="24"/>
+        </w:rPr>
+        <w:t>лаженний О</w:t>
+      </w:r>
+      <w:r>
+        <w:rPr>
+          <w:rFonts w:ascii="Times New Roman" w:eastAsia="Times New Roman" w:hAnsi="Times New Roman" w:cs="Times New Roman"/>
+          <w:sz w:val="24"/>
+          <w:szCs w:val="24"/>
+        </w:rPr>
+        <w:t>нуфрію</w:t>
+      </w:r>
+      <w:r>
+        <w:rPr>
+          <w:rFonts w:ascii="Times New Roman" w:eastAsia="Times New Roman" w:hAnsi="Times New Roman" w:cs="Times New Roman"/>
+          <w:color w:val="000000"/>
+          <w:sz w:val="24"/>
+          <w:szCs w:val="24"/>
+        </w:rPr>
+        <w:t xml:space="preserve">, </w:t>
+      </w:r>
+      <w:r>
+        <w:rPr>
+          <w:rFonts w:ascii="Times New Roman" w:eastAsia="Times New Roman" w:hAnsi="Times New Roman" w:cs="Times New Roman"/>
+          <w:sz w:val="24"/>
+          <w:szCs w:val="24"/>
+        </w:rPr>
+        <w:t xml:space="preserve">тебе прославляє </w:t>
+      </w:r>
+      <w:r>
+        <w:rPr>
+          <w:rFonts w:ascii="Times New Roman" w:eastAsia="Times New Roman" w:hAnsi="Times New Roman" w:cs="Times New Roman"/>
+          <w:color w:val="000000"/>
+          <w:sz w:val="24"/>
+          <w:szCs w:val="24"/>
+        </w:rPr>
+        <w:t>Христос, великий давець дарів.</w:t>
+      </w:r>
+    </w:p>
+    <w:p>
+      <w:pPr>
+        <w:pStyle w:val="Heading3"/>
+      </w:pPr>
+      <w:r>
+        <w:t>Прп. Петра Атонського</w:t>
+      </w:r>
+    </w:p>
+    <w:p>
+      <w:pPr>
+        <w:spacing w:before="240" w:line="276" w:lineRule="auto"/>
+        <w:rPr>
+          <w:rFonts w:ascii="Times New Roman" w:eastAsia="Times New Roman" w:hAnsi="Times New Roman" w:cs="Times New Roman"/>
+          <w:color w:val="000000"/>
+          <w:sz w:val="24"/>
+          <w:szCs w:val="24"/>
+        </w:rPr>
+      </w:pPr>
+      <w:r>
+        <w:rPr>
+          <w:rFonts w:ascii="Times New Roman" w:eastAsia="Times New Roman" w:hAnsi="Times New Roman" w:cs="Times New Roman"/>
+          <w:i/>
+          <w:iCs/>
+          <w:color w:val="FF0000"/>
+          <w:sz w:val="24"/>
+          <w:szCs w:val="24"/>
+        </w:rPr>
+        <w:t xml:space="preserve">Тропар (г. 1): </w:t>
+      </w:r>
+      <w:r>
+        <w:rPr>
+          <w:rFonts w:ascii="Times New Roman" w:eastAsia="Times New Roman" w:hAnsi="Times New Roman" w:cs="Times New Roman"/>
+          <w:color w:val="000000"/>
+          <w:sz w:val="24"/>
+          <w:szCs w:val="24"/>
+        </w:rPr>
+        <w:t>Світ залишив заради Господа свого, Петре,* і хрест взявши на плечі свої,* до гори Афонської прийшов, як у древності Ілля Тесвітянин.* І в ній перебував в пості, і в молитвах, і в чуваннях,* умилостивляючи Бога,* і Пречисту Богородицю молитвеницею пропонуючи,* ради цього взиваємо до тебе:* моли Христа Бога, щоб спас душі наші.</w:t>
+      </w:r>
+    </w:p>
+    <w:p>
+      <w:pPr>
+        <w:spacing w:before="240" w:line="276" w:lineRule="auto"/>
+        <w:rPr>
+          <w:rFonts w:ascii="Times New Roman" w:eastAsia="Times New Roman" w:hAnsi="Times New Roman" w:cs="Times New Roman"/>
+          <w:color w:val="000000"/>
+          <w:sz w:val="24"/>
+          <w:szCs w:val="24"/>
+        </w:rPr>
+      </w:pPr>
+      <w:r>
+        <w:rPr>
+          <w:rFonts w:ascii="Times New Roman" w:eastAsia="Times New Roman" w:hAnsi="Times New Roman" w:cs="Times New Roman"/>
+          <w:i/>
+          <w:iCs/>
+          <w:color w:val="FF0000"/>
+          <w:sz w:val="24"/>
+          <w:szCs w:val="24"/>
+        </w:rPr>
+        <w:t>Кондак (г. 2):</w:t>
+      </w:r>
+      <w:r>
+        <w:rPr>
+          <w:rFonts w:ascii="Times New Roman" w:eastAsia="Times New Roman" w:hAnsi="Times New Roman" w:cs="Times New Roman"/>
+          <w:color w:val="000000"/>
+          <w:sz w:val="24"/>
+          <w:szCs w:val="24"/>
+        </w:rPr>
+        <w:t xml:space="preserve"> Чистотою душевною по-божому озброївшись* і міцно взявши в руку, наче спис, безперестанні молитви,* переміг ти демонські сили, Петре, отче наш.* Молися невпинно за всіх нас.</w:t>
+      </w:r>
+    </w:p>
+    <w:p>
+      <w:pPr>
+        <w:pStyle w:val="Heading2"/>
+        <w:spacing w:after="160" w:line="259" w:lineRule="auto"/>
+        <w:jc w:val="both"/>
+      </w:pPr>
+      <w:bookmarkStart w:id="15" w:name="_heading=h.uqbiuu1ezddo" w:colFirst="0" w:colLast="0"/>
+      <w:bookmarkEnd w:id="15"/>
+      <w:r>
+        <w:lastRenderedPageBreak/>
+        <w:t>13 червня. Св. мчц. Акилини. Св. Трифилія, єп. Левкусії Кипрської.</w:t>
+      </w:r>
+    </w:p>
+    <w:p>
+      <w:pPr>
+        <w:pStyle w:val="Heading3"/>
+      </w:pPr>
+      <w:bookmarkStart w:id="16" w:name="_heading=h.7zxzbgysn7f7" w:colFirst="0" w:colLast="0"/>
+      <w:bookmarkEnd w:id="16"/>
+      <w:r>
+        <w:t>Св. мчц. Акилини</w:t>
       </w:r>
     </w:p>
     <w:p>
@@ -2984,42 +2307,17 @@
         <w:rPr>
           <w:rFonts w:ascii="Times New Roman" w:eastAsia="Times New Roman" w:hAnsi="Times New Roman" w:cs="Times New Roman"/>
           <w:i/>
-          <w:color w:val="FF0000"/>
-          <w:sz w:val="24"/>
-          <w:szCs w:val="24"/>
-        </w:rPr>
-        <w:lastRenderedPageBreak/>
-        <w:t>Кондак (г. 2):</w:t>
-      </w:r>
-      <w:r>
-        <w:rPr>
-          <w:rFonts w:ascii="Times New Roman" w:eastAsia="Times New Roman" w:hAnsi="Times New Roman" w:cs="Times New Roman"/>
-          <w:color w:val="000000"/>
-          <w:sz w:val="24"/>
-          <w:szCs w:val="24"/>
-        </w:rPr>
-        <w:t xml:space="preserve"> Очистивши душу твою благами дівицтва,* уразившись любов’ю жениха </w:t>
-      </w:r>
-      <w:r>
-        <w:rPr>
-          <w:rFonts w:ascii="Times New Roman" w:eastAsia="Times New Roman" w:hAnsi="Times New Roman" w:cs="Times New Roman"/>
-          <w:sz w:val="24"/>
-          <w:szCs w:val="24"/>
-        </w:rPr>
-        <w:t>т</w:t>
-      </w:r>
-      <w:r>
-        <w:rPr>
-          <w:rFonts w:ascii="Times New Roman" w:eastAsia="Times New Roman" w:hAnsi="Times New Roman" w:cs="Times New Roman"/>
-          <w:color w:val="000000"/>
-          <w:sz w:val="24"/>
-          <w:szCs w:val="24"/>
-        </w:rPr>
-        <w:t>вого Христа* піднеслася на висоту мучеництвом твоїм, Акилино всечесна.*</w:t>
-      </w:r>
-      <w:r>
-        <w:rPr>
-          <w:rFonts w:ascii="Times New Roman" w:eastAsia="Times New Roman" w:hAnsi="Times New Roman" w:cs="Times New Roman"/>
+          <w:iCs/>
+          <w:color w:val="FF0000"/>
+          <w:sz w:val="24"/>
+          <w:szCs w:val="24"/>
+        </w:rPr>
+        <w:t>Тропар (г. 4):</w:t>
+      </w:r>
+      <w:r>
+        <w:rPr>
+          <w:rFonts w:ascii="Times New Roman" w:eastAsia="Times New Roman" w:hAnsi="Times New Roman" w:cs="Times New Roman"/>
+          <w:color w:val="000000"/>
           <w:sz w:val="24"/>
           <w:szCs w:val="24"/>
         </w:rPr>
@@ -3028,47 +2326,19 @@
       <w:r>
         <w:rPr>
           <w:rFonts w:ascii="Times New Roman" w:eastAsia="Times New Roman" w:hAnsi="Times New Roman" w:cs="Times New Roman"/>
-          <w:color w:val="000000"/>
-          <w:sz w:val="24"/>
-          <w:szCs w:val="24"/>
-        </w:rPr>
-        <w:t xml:space="preserve">Стоячи перед </w:t>
-      </w:r>
-      <w:r>
-        <w:rPr>
-          <w:rFonts w:ascii="Times New Roman" w:eastAsia="Times New Roman" w:hAnsi="Times New Roman" w:cs="Times New Roman"/>
-          <w:sz w:val="24"/>
-          <w:szCs w:val="24"/>
-        </w:rPr>
-        <w:t>н</w:t>
-      </w:r>
-      <w:r>
-        <w:rPr>
-          <w:rFonts w:ascii="Times New Roman" w:eastAsia="Times New Roman" w:hAnsi="Times New Roman" w:cs="Times New Roman"/>
-          <w:color w:val="000000"/>
-          <w:sz w:val="24"/>
-          <w:szCs w:val="24"/>
-        </w:rPr>
-        <w:t>им разом з ангелами, радієш.* З ними не переставай молитися за всіх н</w:t>
-      </w:r>
-      <w:r>
-        <w:rPr>
-          <w:rFonts w:ascii="Times New Roman" w:eastAsia="Times New Roman" w:hAnsi="Times New Roman" w:cs="Times New Roman"/>
-          <w:color w:val="000000"/>
-          <w:sz w:val="24"/>
-          <w:szCs w:val="24"/>
-        </w:rPr>
-        <w:t>ас.</w:t>
-      </w:r>
-    </w:p>
-    <w:p>
-      <w:pPr>
-        <w:pStyle w:val="3"/>
-      </w:pPr>
-      <w:bookmarkStart w:id="17" w:name="_heading=h.zi4wri29jftk" w:colFirst="0" w:colLast="0"/>
-      <w:bookmarkEnd w:id="17"/>
-      <w:r>
-        <w:t xml:space="preserve">Св. Трифилія, єп. Левкусії Кипрської </w:t>
+          <w:sz w:val="24"/>
+          <w:szCs w:val="24"/>
+        </w:rPr>
+        <w:t>А́гниця Твоя́, Ісу́се, Акилина,* взива́є си́льним го́лосом:* Тебе́, жениху́ мій, люблю́, і Тебе́ шука́ючи, стражда́ю,* і ра́зом з Тобо́ю розпина́юся, і погреба́юся хреще́нням Твої́м,* і терплю́ ра́ди Те́бе, щоб і ца́рствувати в То́бі,* і вмира́ю за Те́бе, щоб і жи́ти з Тобо́ю,* та як же́ртву непоро́чну прийми́ мене́, що з любо́в’ю поже́ртвувалася Тобі́.* Її́ молитва́ми як милости́вий спаси́ ду́ші на́ші</w:t>
+      </w:r>
+      <w:r>
+        <w:rPr>
+          <w:rFonts w:ascii="Times New Roman" w:eastAsia="Times New Roman" w:hAnsi="Times New Roman" w:cs="Times New Roman"/>
+          <w:color w:val="000000"/>
+          <w:sz w:val="24"/>
+          <w:szCs w:val="24"/>
+        </w:rPr>
+        <w:t>.</w:t>
       </w:r>
     </w:p>
     <w:p>
@@ -3093,54 +2363,21 @@
         <w:rPr>
           <w:rFonts w:ascii="Times New Roman" w:eastAsia="Times New Roman" w:hAnsi="Times New Roman" w:cs="Times New Roman"/>
           <w:i/>
-          <w:color w:val="FF0000"/>
-          <w:sz w:val="24"/>
-          <w:szCs w:val="24"/>
-        </w:rPr>
-        <w:t>Тропар (г. 4):</w:t>
-      </w:r>
-      <w:r>
-        <w:rPr>
-          <w:rFonts w:ascii="Times New Roman" w:eastAsia="Times New Roman" w:hAnsi="Times New Roman" w:cs="Times New Roman"/>
-          <w:color w:val="000000"/>
-          <w:sz w:val="24"/>
-          <w:szCs w:val="24"/>
-        </w:rPr>
-        <w:t xml:space="preserve"> Правилом віри і образом лагідности,</w:t>
-      </w:r>
-      <w:r>
-        <w:rPr>
-          <w:rFonts w:ascii="Times New Roman" w:eastAsia="Times New Roman" w:hAnsi="Times New Roman" w:cs="Times New Roman"/>
-          <w:sz w:val="24"/>
-          <w:szCs w:val="24"/>
-        </w:rPr>
-        <w:t>*</w:t>
-      </w:r>
-      <w:r>
-        <w:rPr>
-          <w:rFonts w:ascii="Times New Roman" w:eastAsia="Times New Roman" w:hAnsi="Times New Roman" w:cs="Times New Roman"/>
-          <w:color w:val="000000"/>
-          <w:sz w:val="24"/>
-          <w:szCs w:val="24"/>
-        </w:rPr>
-        <w:t xml:space="preserve"> учителем повздержности</w:t>
-      </w:r>
-      <w:r>
-        <w:rPr>
-          <w:rFonts w:ascii="Times New Roman" w:eastAsia="Times New Roman" w:hAnsi="Times New Roman" w:cs="Times New Roman"/>
-          <w:sz w:val="24"/>
-          <w:szCs w:val="24"/>
-        </w:rPr>
-        <w:t>*</w:t>
-      </w:r>
-      <w:r>
-        <w:rPr>
-          <w:rFonts w:ascii="Times New Roman" w:eastAsia="Times New Roman" w:hAnsi="Times New Roman" w:cs="Times New Roman"/>
-          <w:color w:val="000000"/>
-          <w:sz w:val="24"/>
-          <w:szCs w:val="24"/>
-        </w:rPr>
-        <w:t xml:space="preserve"> явила </w:t>
+          <w:iCs/>
+          <w:color w:val="FF0000"/>
+          <w:sz w:val="24"/>
+          <w:szCs w:val="24"/>
+        </w:rPr>
+        <w:t>Кондак (г. 2):</w:t>
+      </w:r>
+      <w:r>
+        <w:rPr>
+          <w:rFonts w:ascii="Times New Roman" w:eastAsia="Times New Roman" w:hAnsi="Times New Roman" w:cs="Times New Roman"/>
+          <w:color w:val="000000"/>
+          <w:sz w:val="24"/>
+          <w:szCs w:val="24"/>
+        </w:rPr>
+        <w:t xml:space="preserve"> Очистивши душу твою благами дівицтва,* уразившись любов’ю жениха </w:t>
       </w:r>
       <w:r>
         <w:rPr>
@@ -3157,109 +2394,51 @@
           <w:sz w:val="24"/>
           <w:szCs w:val="24"/>
         </w:rPr>
-        <w:t xml:space="preserve">ебе </w:t>
-      </w:r>
-      <w:r>
-        <w:rPr>
-          <w:rFonts w:ascii="Times New Roman" w:eastAsia="Times New Roman" w:hAnsi="Times New Roman" w:cs="Times New Roman"/>
-          <w:sz w:val="24"/>
-          <w:szCs w:val="24"/>
-        </w:rPr>
-        <w:t>т</w:t>
-      </w:r>
-      <w:r>
-        <w:rPr>
-          <w:rFonts w:ascii="Times New Roman" w:eastAsia="Times New Roman" w:hAnsi="Times New Roman" w:cs="Times New Roman"/>
-          <w:color w:val="000000"/>
-          <w:sz w:val="24"/>
-          <w:szCs w:val="24"/>
-        </w:rPr>
-        <w:t>воєму стаду всіх речей істина.</w:t>
-      </w:r>
-      <w:r>
-        <w:rPr>
-          <w:rFonts w:ascii="Times New Roman" w:eastAsia="Times New Roman" w:hAnsi="Times New Roman" w:cs="Times New Roman"/>
-          <w:sz w:val="24"/>
-          <w:szCs w:val="24"/>
-        </w:rPr>
-        <w:t>*</w:t>
-      </w:r>
-      <w:r>
-        <w:rPr>
-          <w:rFonts w:ascii="Times New Roman" w:eastAsia="Times New Roman" w:hAnsi="Times New Roman" w:cs="Times New Roman"/>
-          <w:color w:val="000000"/>
-          <w:sz w:val="24"/>
-          <w:szCs w:val="24"/>
-        </w:rPr>
-        <w:t xml:space="preserve"> Ради цього придбав </w:t>
-      </w:r>
-      <w:r>
-        <w:rPr>
-          <w:rFonts w:ascii="Times New Roman" w:eastAsia="Times New Roman" w:hAnsi="Times New Roman" w:cs="Times New Roman"/>
-          <w:sz w:val="24"/>
-          <w:szCs w:val="24"/>
-        </w:rPr>
-        <w:t>т</w:t>
-      </w:r>
-      <w:r>
-        <w:rPr>
-          <w:rFonts w:ascii="Times New Roman" w:eastAsia="Times New Roman" w:hAnsi="Times New Roman" w:cs="Times New Roman"/>
-          <w:color w:val="000000"/>
-          <w:sz w:val="24"/>
-          <w:szCs w:val="24"/>
-        </w:rPr>
-        <w:t>и смиренням високе, убогістю – багате,</w:t>
-      </w:r>
-      <w:r>
-        <w:rPr>
-          <w:rFonts w:ascii="Times New Roman" w:eastAsia="Times New Roman" w:hAnsi="Times New Roman" w:cs="Times New Roman"/>
-          <w:sz w:val="24"/>
-          <w:szCs w:val="24"/>
-        </w:rPr>
-        <w:t>*</w:t>
-      </w:r>
-      <w:r>
-        <w:rPr>
-          <w:rFonts w:ascii="Times New Roman" w:eastAsia="Times New Roman" w:hAnsi="Times New Roman" w:cs="Times New Roman"/>
-          <w:color w:val="000000"/>
-          <w:sz w:val="24"/>
-          <w:szCs w:val="24"/>
-        </w:rPr>
-        <w:t xml:space="preserve"> отче, священноначальнику Трифилі</w:t>
-      </w:r>
-      <w:r>
-        <w:rPr>
-          <w:rFonts w:ascii="Times New Roman" w:eastAsia="Times New Roman" w:hAnsi="Times New Roman" w:cs="Times New Roman"/>
-          <w:sz w:val="24"/>
-          <w:szCs w:val="24"/>
-        </w:rPr>
-        <w:t>ю</w:t>
-      </w:r>
-      <w:r>
-        <w:rPr>
-          <w:rFonts w:ascii="Times New Roman" w:eastAsia="Times New Roman" w:hAnsi="Times New Roman" w:cs="Times New Roman"/>
-          <w:color w:val="000000"/>
-          <w:sz w:val="24"/>
-          <w:szCs w:val="24"/>
-        </w:rPr>
-        <w:t>,</w:t>
-      </w:r>
-      <w:r>
-        <w:rPr>
-          <w:rFonts w:ascii="Times New Roman" w:eastAsia="Times New Roman" w:hAnsi="Times New Roman" w:cs="Times New Roman"/>
-          <w:sz w:val="24"/>
-          <w:szCs w:val="24"/>
-        </w:rPr>
-        <w:t>*</w:t>
-      </w:r>
-      <w:r>
-        <w:rPr>
-          <w:rFonts w:ascii="Times New Roman" w:eastAsia="Times New Roman" w:hAnsi="Times New Roman" w:cs="Times New Roman"/>
-          <w:color w:val="000000"/>
-          <w:sz w:val="24"/>
-          <w:szCs w:val="24"/>
-        </w:rPr>
-        <w:t xml:space="preserve"> Моли Христа Бога, щоб спаслися душі наші.</w:t>
+        <w:t>вого Христа* піднеслася на висоту мучеництвом твоїм, Акилино всечесна.*</w:t>
+      </w:r>
+      <w:r>
+        <w:rPr>
+          <w:rFonts w:ascii="Times New Roman" w:eastAsia="Times New Roman" w:hAnsi="Times New Roman" w:cs="Times New Roman"/>
+          <w:sz w:val="24"/>
+          <w:szCs w:val="24"/>
+        </w:rPr>
+        <w:t xml:space="preserve"> </w:t>
+      </w:r>
+      <w:r>
+        <w:rPr>
+          <w:rFonts w:ascii="Times New Roman" w:eastAsia="Times New Roman" w:hAnsi="Times New Roman" w:cs="Times New Roman"/>
+          <w:color w:val="000000"/>
+          <w:sz w:val="24"/>
+          <w:szCs w:val="24"/>
+        </w:rPr>
+        <w:t xml:space="preserve">Стоячи перед </w:t>
+      </w:r>
+      <w:r>
+        <w:rPr>
+          <w:rFonts w:ascii="Times New Roman" w:eastAsia="Times New Roman" w:hAnsi="Times New Roman" w:cs="Times New Roman"/>
+          <w:sz w:val="24"/>
+          <w:szCs w:val="24"/>
+        </w:rPr>
+        <w:t>н</w:t>
+      </w:r>
+      <w:r>
+        <w:rPr>
+          <w:rFonts w:ascii="Times New Roman" w:eastAsia="Times New Roman" w:hAnsi="Times New Roman" w:cs="Times New Roman"/>
+          <w:color w:val="000000"/>
+          <w:sz w:val="24"/>
+          <w:szCs w:val="24"/>
+        </w:rPr>
+        <w:t>им разом з ангелами, радієш.* З ними не переставай молитися за всіх нас.</w:t>
+      </w:r>
+    </w:p>
+    <w:p>
+      <w:pPr>
+        <w:pStyle w:val="Heading3"/>
+      </w:pPr>
+      <w:bookmarkStart w:id="17" w:name="_heading=h.zi4wri29jftk" w:colFirst="0" w:colLast="0"/>
+      <w:bookmarkEnd w:id="17"/>
+      <w:r>
+        <w:t xml:space="preserve">Св. Трифилія, єп. Левкусії Кипрської </w:t>
       </w:r>
     </w:p>
     <w:p>
@@ -3284,16 +2463,16 @@
         <w:rPr>
           <w:rFonts w:ascii="Times New Roman" w:eastAsia="Times New Roman" w:hAnsi="Times New Roman" w:cs="Times New Roman"/>
           <w:i/>
-          <w:color w:val="FF0000"/>
-          <w:sz w:val="24"/>
-          <w:szCs w:val="24"/>
-        </w:rPr>
-        <w:t>Кондак (г. 8):</w:t>
-      </w:r>
-      <w:r>
-        <w:rPr>
-          <w:rFonts w:ascii="Times New Roman" w:eastAsia="Times New Roman" w:hAnsi="Times New Roman" w:cs="Times New Roman"/>
-          <w:i/>
+          <w:iCs/>
+          <w:color w:val="FF0000"/>
+          <w:sz w:val="24"/>
+          <w:szCs w:val="24"/>
+        </w:rPr>
+        <w:t>Тропар (г. 4):</w:t>
+      </w:r>
+      <w:r>
+        <w:rPr>
+          <w:rFonts w:ascii="Times New Roman" w:eastAsia="Times New Roman" w:hAnsi="Times New Roman" w:cs="Times New Roman"/>
           <w:color w:val="000000"/>
           <w:sz w:val="24"/>
           <w:szCs w:val="24"/>
@@ -3303,81 +2482,19 @@
       <w:r>
         <w:rPr>
           <w:rFonts w:ascii="Times New Roman" w:eastAsia="Times New Roman" w:hAnsi="Times New Roman" w:cs="Times New Roman"/>
-          <w:color w:val="000000"/>
-          <w:sz w:val="24"/>
-          <w:szCs w:val="24"/>
-        </w:rPr>
-        <w:t>Подвигом життя чистоту дівицтва прийняв Тр</w:t>
-      </w:r>
-      <w:r>
-        <w:rPr>
-          <w:rFonts w:ascii="Times New Roman" w:eastAsia="Times New Roman" w:hAnsi="Times New Roman" w:cs="Times New Roman"/>
-          <w:sz w:val="24"/>
-          <w:szCs w:val="24"/>
-        </w:rPr>
-        <w:t>и</w:t>
-      </w:r>
-      <w:r>
-        <w:rPr>
-          <w:rFonts w:ascii="Times New Roman" w:eastAsia="Times New Roman" w:hAnsi="Times New Roman" w:cs="Times New Roman"/>
-          <w:color w:val="000000"/>
-          <w:sz w:val="24"/>
-          <w:szCs w:val="24"/>
-        </w:rPr>
-        <w:t>филі</w:t>
-      </w:r>
-      <w:r>
-        <w:rPr>
-          <w:rFonts w:ascii="Times New Roman" w:eastAsia="Times New Roman" w:hAnsi="Times New Roman" w:cs="Times New Roman"/>
-          <w:sz w:val="24"/>
-          <w:szCs w:val="24"/>
-        </w:rPr>
-        <w:t>ю</w:t>
-      </w:r>
-      <w:r>
-        <w:rPr>
-          <w:rFonts w:ascii="Times New Roman" w:eastAsia="Times New Roman" w:hAnsi="Times New Roman" w:cs="Times New Roman"/>
-          <w:color w:val="000000"/>
-          <w:sz w:val="24"/>
-          <w:szCs w:val="24"/>
-        </w:rPr>
-        <w:t>,* був ти першим на престолі Левкусії,* і став ти наставником богорозумним.* Тому радісно взиваємо до тебе:* радуйся, святителів окрасо.</w:t>
-      </w:r>
-      <w:r>
-        <w:rPr>
-          <w:rFonts w:ascii="Times New Roman" w:eastAsia="Times New Roman" w:hAnsi="Times New Roman" w:cs="Times New Roman"/>
-          <w:sz w:val="24"/>
-          <w:szCs w:val="24"/>
-        </w:rPr>
-        <w:t xml:space="preserve"> </w:t>
-      </w:r>
-    </w:p>
-    <w:p>
-      <w:pPr>
-        <w:pStyle w:val="2"/>
-        <w:spacing w:after="160" w:line="259" w:lineRule="auto"/>
-        <w:jc w:val="both"/>
-      </w:pPr>
-      <w:bookmarkStart w:id="18" w:name="_heading=h.gjdgxs" w:colFirst="0" w:colLast="0"/>
-      <w:bookmarkEnd w:id="18"/>
-      <w:r>
-        <w:t xml:space="preserve">14 червня. </w:t>
-      </w:r>
-      <w:r>
-        <w:t>Cвщмч. єп. Миколая (Чарнецького) та ін. Св. прор. Єлисея. Св. Методія, патр. Царгородського.</w:t>
-      </w:r>
-    </w:p>
-    <w:p>
-      <w:pPr>
-        <w:pStyle w:val="3"/>
-      </w:pPr>
-      <w:bookmarkStart w:id="19" w:name="_heading=h.114tmynt4qj3" w:colFirst="0" w:colLast="0"/>
-      <w:bookmarkEnd w:id="19"/>
-      <w:r>
-        <w:t>Cвщмч. єп. Мик</w:t>
-      </w:r>
-      <w:r>
-        <w:t>олая (Чарнецького)</w:t>
+          <w:sz w:val="24"/>
+          <w:szCs w:val="24"/>
+        </w:rPr>
+        <w:t>Пра́вилом ві́ри і о́бразом ла́гідности,* учи́телем повзде́ржности* яви́ла тебе́ твоє́му ста́ду всіх рече́й і́стина.* Ра́ди цьо́го придба́в ти смире́нням висо́ке,* убо́гістю – бага́те,* о́тче священнонача́льнику Трифилію.* Моли́ Христа́ Бо́га, щоб спасли́ся ду́ші на́ші</w:t>
+      </w:r>
+      <w:r>
+        <w:rPr>
+          <w:rFonts w:ascii="Times New Roman" w:eastAsia="Times New Roman" w:hAnsi="Times New Roman" w:cs="Times New Roman"/>
+          <w:color w:val="000000"/>
+          <w:sz w:val="24"/>
+          <w:szCs w:val="24"/>
+        </w:rPr>
+        <w:t>.</w:t>
       </w:r>
     </w:p>
     <w:p>
@@ -3389,76 +2506,109 @@
           <w:right w:val="nil"/>
           <w:between w:val="nil"/>
         </w:pBdr>
-        <w:spacing w:line="276" w:lineRule="auto"/>
-        <w:jc w:val="both"/>
-        <w:rPr>
-          <w:rFonts w:ascii="Times New Roman" w:eastAsia="Times New Roman" w:hAnsi="Times New Roman" w:cs="Times New Roman"/>
-          <w:color w:val="000000"/>
-          <w:sz w:val="24"/>
-          <w:szCs w:val="24"/>
-        </w:rPr>
-      </w:pPr>
-      <w:r>
-        <w:rPr>
-          <w:rFonts w:ascii="Times New Roman" w:eastAsia="Times New Roman" w:hAnsi="Times New Roman" w:cs="Times New Roman"/>
-          <w:i/>
-          <w:color w:val="FF0000"/>
-          <w:sz w:val="24"/>
-          <w:szCs w:val="24"/>
-        </w:rPr>
-        <w:t>Тропар (г. 4):</w:t>
-      </w:r>
-      <w:r>
-        <w:rPr>
-          <w:rFonts w:ascii="Times New Roman" w:eastAsia="Times New Roman" w:hAnsi="Times New Roman" w:cs="Times New Roman"/>
-          <w:color w:val="000000"/>
-          <w:sz w:val="24"/>
-          <w:szCs w:val="24"/>
-        </w:rPr>
-        <w:t xml:space="preserve"> Як посланець найвищого престолу* і послідовник Мироотця одноіменного,* </w:t>
-      </w:r>
-      <w:r>
-        <w:rPr>
-          <w:rFonts w:ascii="Times New Roman" w:eastAsia="Times New Roman" w:hAnsi="Times New Roman" w:cs="Times New Roman"/>
-          <w:sz w:val="24"/>
-          <w:szCs w:val="24"/>
-        </w:rPr>
-        <w:t>т</w:t>
-      </w:r>
-      <w:r>
-        <w:rPr>
-          <w:rFonts w:ascii="Times New Roman" w:eastAsia="Times New Roman" w:hAnsi="Times New Roman" w:cs="Times New Roman"/>
-          <w:color w:val="000000"/>
-          <w:sz w:val="24"/>
-          <w:szCs w:val="24"/>
-        </w:rPr>
-        <w:t xml:space="preserve">и був апостолом об'єднання впродовж усього свого життя* і задля його визнання постраждав в темниці.* Прожив побожно серед святителів, як пастир розсіяних овець,* сам-один таємно захищав </w:t>
-      </w:r>
-      <w:r>
-        <w:rPr>
-          <w:rFonts w:ascii="Times New Roman" w:eastAsia="Times New Roman" w:hAnsi="Times New Roman" w:cs="Times New Roman"/>
-          <w:sz w:val="24"/>
-          <w:szCs w:val="24"/>
-        </w:rPr>
-        <w:t>т</w:t>
-      </w:r>
-      <w:r>
-        <w:rPr>
-          <w:rFonts w:ascii="Times New Roman" w:eastAsia="Times New Roman" w:hAnsi="Times New Roman" w:cs="Times New Roman"/>
-          <w:color w:val="000000"/>
-          <w:sz w:val="24"/>
-          <w:szCs w:val="24"/>
-        </w:rPr>
-        <w:t>и зболену Церкву.* Вилікуй наші болі молитвою за нас, Миколаю найсмир</w:t>
-      </w:r>
-      <w:r>
-        <w:rPr>
-          <w:rFonts w:ascii="Times New Roman" w:eastAsia="Times New Roman" w:hAnsi="Times New Roman" w:cs="Times New Roman"/>
-          <w:color w:val="000000"/>
-          <w:sz w:val="24"/>
-          <w:szCs w:val="24"/>
-        </w:rPr>
-        <w:t>енніший.</w:t>
+        <w:spacing w:after="160" w:line="259" w:lineRule="auto"/>
+        <w:jc w:val="both"/>
+        <w:rPr>
+          <w:rFonts w:ascii="Times New Roman" w:eastAsia="Times New Roman" w:hAnsi="Times New Roman" w:cs="Times New Roman"/>
+          <w:color w:val="000000"/>
+          <w:sz w:val="24"/>
+          <w:szCs w:val="24"/>
+        </w:rPr>
+      </w:pPr>
+      <w:r>
+        <w:rPr>
+          <w:rFonts w:ascii="Times New Roman" w:eastAsia="Times New Roman" w:hAnsi="Times New Roman" w:cs="Times New Roman"/>
+          <w:i/>
+          <w:iCs/>
+          <w:color w:val="FF0000"/>
+          <w:sz w:val="24"/>
+          <w:szCs w:val="24"/>
+        </w:rPr>
+        <w:t>Кондак (г. 8):</w:t>
+      </w:r>
+      <w:r>
+        <w:rPr>
+          <w:rFonts w:ascii="Times New Roman" w:eastAsia="Times New Roman" w:hAnsi="Times New Roman" w:cs="Times New Roman"/>
+          <w:i/>
+          <w:iCs/>
+          <w:color w:val="000000"/>
+          <w:sz w:val="24"/>
+          <w:szCs w:val="24"/>
+        </w:rPr>
+        <w:t xml:space="preserve"> </w:t>
+      </w:r>
+      <w:r>
+        <w:rPr>
+          <w:rFonts w:ascii="Times New Roman" w:eastAsia="Times New Roman" w:hAnsi="Times New Roman" w:cs="Times New Roman"/>
+          <w:color w:val="000000"/>
+          <w:sz w:val="24"/>
+          <w:szCs w:val="24"/>
+        </w:rPr>
+        <w:t>Подвигом життя чистоту дівицтва прийняв Тр</w:t>
+      </w:r>
+      <w:r>
+        <w:rPr>
+          <w:rFonts w:ascii="Times New Roman" w:eastAsia="Times New Roman" w:hAnsi="Times New Roman" w:cs="Times New Roman"/>
+          <w:sz w:val="24"/>
+          <w:szCs w:val="24"/>
+        </w:rPr>
+        <w:t>и</w:t>
+      </w:r>
+      <w:r>
+        <w:rPr>
+          <w:rFonts w:ascii="Times New Roman" w:eastAsia="Times New Roman" w:hAnsi="Times New Roman" w:cs="Times New Roman"/>
+          <w:color w:val="000000"/>
+          <w:sz w:val="24"/>
+          <w:szCs w:val="24"/>
+        </w:rPr>
+        <w:t>филі</w:t>
+      </w:r>
+      <w:r>
+        <w:rPr>
+          <w:rFonts w:ascii="Times New Roman" w:eastAsia="Times New Roman" w:hAnsi="Times New Roman" w:cs="Times New Roman"/>
+          <w:sz w:val="24"/>
+          <w:szCs w:val="24"/>
+        </w:rPr>
+        <w:t>ю</w:t>
+      </w:r>
+      <w:r>
+        <w:rPr>
+          <w:rFonts w:ascii="Times New Roman" w:eastAsia="Times New Roman" w:hAnsi="Times New Roman" w:cs="Times New Roman"/>
+          <w:color w:val="000000"/>
+          <w:sz w:val="24"/>
+          <w:szCs w:val="24"/>
+        </w:rPr>
+        <w:t>,* був ти першим на престолі Левкусії,* і став ти наставником богорозумним.* Тому радісно взиваємо до тебе:* радуйся, святителів окрасо.</w:t>
+      </w:r>
+      <w:r>
+        <w:rPr>
+          <w:rFonts w:ascii="Times New Roman" w:eastAsia="Times New Roman" w:hAnsi="Times New Roman" w:cs="Times New Roman"/>
+          <w:sz w:val="24"/>
+          <w:szCs w:val="24"/>
+        </w:rPr>
+        <w:t xml:space="preserve"> </w:t>
+      </w:r>
+    </w:p>
+    <w:p>
+      <w:pPr>
+        <w:pStyle w:val="Heading2"/>
+        <w:spacing w:after="160" w:line="259" w:lineRule="auto"/>
+        <w:jc w:val="both"/>
+      </w:pPr>
+      <w:bookmarkStart w:id="18" w:name="_heading=h.gjdgxs" w:colFirst="0" w:colLast="0"/>
+      <w:bookmarkEnd w:id="18"/>
+      <w:r>
+        <w:t>14 червня. Св. прор. Єлисея. Св. Методія, патр. Царгородського.</w:t>
+      </w:r>
+    </w:p>
+    <w:p>
+      <w:pPr>
+        <w:pStyle w:val="Heading3"/>
+      </w:pPr>
+      <w:bookmarkStart w:id="19" w:name="_heading=h.tgfxcqz9pog3" w:colFirst="0" w:colLast="0"/>
+      <w:bookmarkEnd w:id="19"/>
+      <w:r>
+        <w:t xml:space="preserve">Св. прор. Єлисея </w:t>
       </w:r>
     </w:p>
     <w:p>
@@ -3470,137 +2620,119 @@
           <w:right w:val="nil"/>
           <w:between w:val="nil"/>
         </w:pBdr>
-        <w:spacing w:after="160" w:line="276" w:lineRule="auto"/>
-        <w:jc w:val="both"/>
-        <w:rPr>
-          <w:rFonts w:ascii="Times New Roman" w:eastAsia="Times New Roman" w:hAnsi="Times New Roman" w:cs="Times New Roman"/>
-          <w:color w:val="FF0000"/>
-          <w:sz w:val="24"/>
-          <w:szCs w:val="24"/>
-        </w:rPr>
-      </w:pPr>
-      <w:r>
-        <w:rPr>
-          <w:rFonts w:ascii="Times New Roman" w:eastAsia="Times New Roman" w:hAnsi="Times New Roman" w:cs="Times New Roman"/>
-          <w:i/>
-          <w:color w:val="FF0000"/>
-          <w:sz w:val="24"/>
-          <w:szCs w:val="24"/>
-        </w:rPr>
-        <w:t>Кондак (г. 3):</w:t>
-      </w:r>
-      <w:r>
-        <w:rPr>
-          <w:rFonts w:ascii="Times New Roman" w:eastAsia="Times New Roman" w:hAnsi="Times New Roman" w:cs="Times New Roman"/>
-          <w:color w:val="000000"/>
-          <w:sz w:val="24"/>
-          <w:szCs w:val="24"/>
-        </w:rPr>
-        <w:t xml:space="preserve"> 3 убозтва і низького стану виніс </w:t>
-      </w:r>
-      <w:r>
-        <w:rPr>
-          <w:rFonts w:ascii="Times New Roman" w:eastAsia="Times New Roman" w:hAnsi="Times New Roman" w:cs="Times New Roman"/>
-          <w:sz w:val="24"/>
-          <w:szCs w:val="24"/>
-        </w:rPr>
-        <w:t>т</w:t>
-      </w:r>
-      <w:r>
-        <w:rPr>
-          <w:rFonts w:ascii="Times New Roman" w:eastAsia="Times New Roman" w:hAnsi="Times New Roman" w:cs="Times New Roman"/>
-          <w:color w:val="000000"/>
-          <w:sz w:val="24"/>
-          <w:szCs w:val="24"/>
-        </w:rPr>
-        <w:t xml:space="preserve">ебе Христос* і посадив між князями свого люду.* Спочатку розкрив </w:t>
-      </w:r>
-      <w:r>
-        <w:rPr>
-          <w:rFonts w:ascii="Times New Roman" w:eastAsia="Times New Roman" w:hAnsi="Times New Roman" w:cs="Times New Roman"/>
-          <w:sz w:val="24"/>
-          <w:szCs w:val="24"/>
-        </w:rPr>
-        <w:t>т</w:t>
-      </w:r>
-      <w:r>
-        <w:rPr>
-          <w:rFonts w:ascii="Times New Roman" w:eastAsia="Times New Roman" w:hAnsi="Times New Roman" w:cs="Times New Roman"/>
-          <w:color w:val="000000"/>
-          <w:sz w:val="24"/>
-          <w:szCs w:val="24"/>
-        </w:rPr>
-        <w:t xml:space="preserve">вій розум на Божі речі* і спрямував </w:t>
-      </w:r>
-      <w:r>
-        <w:rPr>
-          <w:rFonts w:ascii="Times New Roman" w:eastAsia="Times New Roman" w:hAnsi="Times New Roman" w:cs="Times New Roman"/>
-          <w:sz w:val="24"/>
-          <w:szCs w:val="24"/>
-        </w:rPr>
-        <w:t>т</w:t>
-      </w:r>
-      <w:r>
-        <w:rPr>
-          <w:rFonts w:ascii="Times New Roman" w:eastAsia="Times New Roman" w:hAnsi="Times New Roman" w:cs="Times New Roman"/>
-          <w:color w:val="000000"/>
-          <w:sz w:val="24"/>
-          <w:szCs w:val="24"/>
-        </w:rPr>
-        <w:t xml:space="preserve">ебе Спаситель на стежки строгих чеснот у </w:t>
-      </w:r>
-      <w:r>
-        <w:rPr>
-          <w:rFonts w:ascii="Times New Roman" w:eastAsia="Times New Roman" w:hAnsi="Times New Roman" w:cs="Times New Roman"/>
-          <w:sz w:val="24"/>
-          <w:szCs w:val="24"/>
-        </w:rPr>
-        <w:t>с</w:t>
-      </w:r>
-      <w:r>
-        <w:rPr>
-          <w:rFonts w:ascii="Times New Roman" w:eastAsia="Times New Roman" w:hAnsi="Times New Roman" w:cs="Times New Roman"/>
-          <w:color w:val="000000"/>
-          <w:sz w:val="24"/>
-          <w:szCs w:val="24"/>
-        </w:rPr>
-        <w:t>воєму чині, яснопромінний Микола</w:t>
-      </w:r>
-      <w:r>
-        <w:rPr>
-          <w:rFonts w:ascii="Times New Roman" w:eastAsia="Times New Roman" w:hAnsi="Times New Roman" w:cs="Times New Roman"/>
-          <w:sz w:val="24"/>
-          <w:szCs w:val="24"/>
-        </w:rPr>
-        <w:t>ю</w:t>
-      </w:r>
-      <w:r>
-        <w:rPr>
-          <w:rFonts w:ascii="Times New Roman" w:eastAsia="Times New Roman" w:hAnsi="Times New Roman" w:cs="Times New Roman"/>
-          <w:color w:val="000000"/>
-          <w:sz w:val="24"/>
-          <w:szCs w:val="24"/>
-        </w:rPr>
-        <w:t>.* Моли Його через р</w:t>
-      </w:r>
-      <w:r>
-        <w:rPr>
-          <w:rFonts w:ascii="Times New Roman" w:eastAsia="Times New Roman" w:hAnsi="Times New Roman" w:cs="Times New Roman"/>
-          <w:color w:val="000000"/>
-          <w:sz w:val="24"/>
-          <w:szCs w:val="24"/>
-        </w:rPr>
-        <w:t>оздавання багатьох чудес* прославити багатство Божої благодаті.</w:t>
-      </w:r>
-    </w:p>
-    <w:p>
-      <w:pPr>
-        <w:pStyle w:val="3"/>
-      </w:pPr>
-      <w:bookmarkStart w:id="20" w:name="_heading=h.tgfxcqz9pog3" w:colFirst="0" w:colLast="0"/>
-      <w:bookmarkEnd w:id="20"/>
-      <w:r>
-        <w:t xml:space="preserve">Св. прор. Єлисея </w:t>
+        <w:spacing w:after="160" w:line="259" w:lineRule="auto"/>
+        <w:jc w:val="both"/>
+        <w:rPr>
+          <w:rFonts w:ascii="Times New Roman" w:eastAsia="Times New Roman" w:hAnsi="Times New Roman" w:cs="Times New Roman"/>
+          <w:color w:val="000000"/>
+          <w:sz w:val="24"/>
+          <w:szCs w:val="24"/>
+        </w:rPr>
+      </w:pPr>
+      <w:r>
+        <w:rPr>
+          <w:rFonts w:ascii="Times New Roman" w:eastAsia="Times New Roman" w:hAnsi="Times New Roman" w:cs="Times New Roman"/>
+          <w:i/>
+          <w:iCs/>
+          <w:color w:val="FF0000"/>
+          <w:sz w:val="24"/>
+          <w:szCs w:val="24"/>
+        </w:rPr>
+        <w:t>Тропар (г. 4):</w:t>
+      </w:r>
+      <w:r>
+        <w:rPr>
+          <w:rFonts w:ascii="Times New Roman" w:eastAsia="Times New Roman" w:hAnsi="Times New Roman" w:cs="Times New Roman"/>
+          <w:color w:val="000000"/>
+          <w:sz w:val="24"/>
+          <w:szCs w:val="24"/>
+        </w:rPr>
+        <w:t xml:space="preserve"> У тілі ангел, пророків основа,</w:t>
+      </w:r>
+      <w:r>
+        <w:rPr>
+          <w:rFonts w:ascii="Times New Roman" w:eastAsia="Times New Roman" w:hAnsi="Times New Roman" w:cs="Times New Roman"/>
+          <w:sz w:val="24"/>
+          <w:szCs w:val="24"/>
+        </w:rPr>
+        <w:t>*</w:t>
+      </w:r>
+      <w:r>
+        <w:rPr>
+          <w:rFonts w:ascii="Times New Roman" w:eastAsia="Times New Roman" w:hAnsi="Times New Roman" w:cs="Times New Roman"/>
+          <w:color w:val="000000"/>
+          <w:sz w:val="24"/>
+          <w:szCs w:val="24"/>
+        </w:rPr>
+        <w:t xml:space="preserve"> другий предтеча пришестя Христового – Ілля славний,</w:t>
+      </w:r>
+      <w:r>
+        <w:rPr>
+          <w:rFonts w:ascii="Times New Roman" w:eastAsia="Times New Roman" w:hAnsi="Times New Roman" w:cs="Times New Roman"/>
+          <w:sz w:val="24"/>
+          <w:szCs w:val="24"/>
+        </w:rPr>
+        <w:t>*</w:t>
+      </w:r>
+      <w:r>
+        <w:rPr>
+          <w:rFonts w:ascii="Times New Roman" w:eastAsia="Times New Roman" w:hAnsi="Times New Roman" w:cs="Times New Roman"/>
+          <w:color w:val="000000"/>
+          <w:sz w:val="24"/>
+          <w:szCs w:val="24"/>
+        </w:rPr>
+        <w:t xml:space="preserve"> з висоти зіслав Єлисеєві благодать</w:t>
+      </w:r>
+      <w:r>
+        <w:rPr>
+          <w:rFonts w:ascii="Times New Roman" w:eastAsia="Times New Roman" w:hAnsi="Times New Roman" w:cs="Times New Roman"/>
+          <w:sz w:val="24"/>
+          <w:szCs w:val="24"/>
+        </w:rPr>
+        <w:t>*</w:t>
+      </w:r>
+      <w:r>
+        <w:rPr>
+          <w:rFonts w:ascii="Times New Roman" w:eastAsia="Times New Roman" w:hAnsi="Times New Roman" w:cs="Times New Roman"/>
+          <w:color w:val="000000"/>
+          <w:sz w:val="24"/>
+          <w:szCs w:val="24"/>
+        </w:rPr>
+        <w:t xml:space="preserve"> недуги відганяти і прокажених очищати.</w:t>
+      </w:r>
+      <w:r>
+        <w:rPr>
+          <w:rFonts w:ascii="Times New Roman" w:eastAsia="Times New Roman" w:hAnsi="Times New Roman" w:cs="Times New Roman"/>
+          <w:sz w:val="24"/>
+          <w:szCs w:val="24"/>
+        </w:rPr>
+        <w:t>*</w:t>
+      </w:r>
+      <w:r>
+        <w:rPr>
+          <w:rFonts w:ascii="Times New Roman" w:eastAsia="Times New Roman" w:hAnsi="Times New Roman" w:cs="Times New Roman"/>
+          <w:color w:val="000000"/>
+          <w:sz w:val="24"/>
+          <w:szCs w:val="24"/>
+        </w:rPr>
+        <w:t xml:space="preserve"> Тому й на тих, що почитають його, зливає </w:t>
+      </w:r>
+      <w:r>
+        <w:rPr>
+          <w:rFonts w:ascii="Times New Roman" w:eastAsia="Times New Roman" w:hAnsi="Times New Roman" w:cs="Times New Roman"/>
+          <w:sz w:val="24"/>
+          <w:szCs w:val="24"/>
+        </w:rPr>
+        <w:t>зцілення</w:t>
+      </w:r>
+      <w:r>
+        <w:rPr>
+          <w:rFonts w:ascii="Times New Roman" w:eastAsia="Times New Roman" w:hAnsi="Times New Roman" w:cs="Times New Roman"/>
+          <w:color w:val="000000"/>
+          <w:sz w:val="24"/>
+          <w:szCs w:val="24"/>
+        </w:rPr>
+        <w:t>.</w:t>
       </w:r>
     </w:p>
     <w:p>
@@ -3625,20 +2757,32 @@
         <w:rPr>
           <w:rFonts w:ascii="Times New Roman" w:eastAsia="Times New Roman" w:hAnsi="Times New Roman" w:cs="Times New Roman"/>
           <w:i/>
-          <w:color w:val="FF0000"/>
-          <w:sz w:val="24"/>
-          <w:szCs w:val="24"/>
-        </w:rPr>
-        <w:t>Тропар (г. 4):</w:t>
-      </w:r>
-      <w:r>
-        <w:rPr>
-          <w:rFonts w:ascii="Times New Roman" w:eastAsia="Times New Roman" w:hAnsi="Times New Roman" w:cs="Times New Roman"/>
-          <w:color w:val="000000"/>
-          <w:sz w:val="24"/>
-          <w:szCs w:val="24"/>
-        </w:rPr>
-        <w:t xml:space="preserve"> У тілі ангел, пророків основа,</w:t>
+          <w:iCs/>
+          <w:color w:val="FF0000"/>
+          <w:sz w:val="24"/>
+          <w:szCs w:val="24"/>
+        </w:rPr>
+        <w:t>Кондак (г. 2):</w:t>
+      </w:r>
+      <w:r>
+        <w:rPr>
+          <w:rFonts w:ascii="Times New Roman" w:eastAsia="Times New Roman" w:hAnsi="Times New Roman" w:cs="Times New Roman"/>
+          <w:i/>
+          <w:iCs/>
+          <w:color w:val="000000"/>
+          <w:sz w:val="24"/>
+          <w:szCs w:val="24"/>
+        </w:rPr>
+        <w:t xml:space="preserve"> </w:t>
+      </w:r>
+      <w:r>
+        <w:rPr>
+          <w:rFonts w:ascii="Times New Roman" w:eastAsia="Times New Roman" w:hAnsi="Times New Roman" w:cs="Times New Roman"/>
+          <w:color w:val="000000"/>
+          <w:sz w:val="24"/>
+          <w:szCs w:val="24"/>
+        </w:rPr>
+        <w:t>Явився ти Божим пророком, прийнявши щедру благодать,</w:t>
       </w:r>
       <w:r>
         <w:rPr>
@@ -3655,75 +2799,34 @@
           <w:sz w:val="24"/>
           <w:szCs w:val="24"/>
         </w:rPr>
-        <w:t xml:space="preserve"> другий предтеча пришестя Христового – Ілля славний,</w:t>
-      </w:r>
-      <w:r>
-        <w:rPr>
-          <w:rFonts w:ascii="Times New Roman" w:eastAsia="Times New Roman" w:hAnsi="Times New Roman" w:cs="Times New Roman"/>
-          <w:sz w:val="24"/>
-          <w:szCs w:val="24"/>
-        </w:rPr>
-        <w:t>*</w:t>
-      </w:r>
-      <w:r>
-        <w:rPr>
-          <w:rFonts w:ascii="Times New Roman" w:eastAsia="Times New Roman" w:hAnsi="Times New Roman" w:cs="Times New Roman"/>
-          <w:color w:val="000000"/>
-          <w:sz w:val="24"/>
-          <w:szCs w:val="24"/>
-        </w:rPr>
-        <w:t xml:space="preserve"> з висоти зіслав Єлисеєві благодать</w:t>
-      </w:r>
-      <w:r>
-        <w:rPr>
-          <w:rFonts w:ascii="Times New Roman" w:eastAsia="Times New Roman" w:hAnsi="Times New Roman" w:cs="Times New Roman"/>
-          <w:sz w:val="24"/>
-          <w:szCs w:val="24"/>
-        </w:rPr>
-        <w:t>*</w:t>
-      </w:r>
-      <w:r>
-        <w:rPr>
-          <w:rFonts w:ascii="Times New Roman" w:eastAsia="Times New Roman" w:hAnsi="Times New Roman" w:cs="Times New Roman"/>
-          <w:color w:val="000000"/>
-          <w:sz w:val="24"/>
-          <w:szCs w:val="24"/>
-        </w:rPr>
-        <w:t xml:space="preserve"> недуги відганяти і прокажених очищати.</w:t>
-      </w:r>
-      <w:r>
-        <w:rPr>
-          <w:rFonts w:ascii="Times New Roman" w:eastAsia="Times New Roman" w:hAnsi="Times New Roman" w:cs="Times New Roman"/>
-          <w:sz w:val="24"/>
-          <w:szCs w:val="24"/>
-        </w:rPr>
-        <w:t>*</w:t>
-      </w:r>
-      <w:r>
-        <w:rPr>
-          <w:rFonts w:ascii="Times New Roman" w:eastAsia="Times New Roman" w:hAnsi="Times New Roman" w:cs="Times New Roman"/>
-          <w:color w:val="000000"/>
-          <w:sz w:val="24"/>
-          <w:szCs w:val="24"/>
-        </w:rPr>
-        <w:t xml:space="preserve"> Тому й на тих, що почитають його, зливає </w:t>
-      </w:r>
-      <w:r>
-        <w:rPr>
-          <w:rFonts w:ascii="Times New Roman" w:eastAsia="Times New Roman" w:hAnsi="Times New Roman" w:cs="Times New Roman"/>
-          <w:sz w:val="24"/>
-          <w:szCs w:val="24"/>
-        </w:rPr>
-        <w:t>зцілення</w:t>
-      </w:r>
-      <w:r>
-        <w:rPr>
-          <w:rFonts w:ascii="Times New Roman" w:eastAsia="Times New Roman" w:hAnsi="Times New Roman" w:cs="Times New Roman"/>
-          <w:color w:val="000000"/>
-          <w:sz w:val="24"/>
-          <w:szCs w:val="24"/>
-        </w:rPr>
-        <w:t>.</w:t>
+        <w:t xml:space="preserve"> якої воістину удостоївся, </w:t>
+      </w:r>
+      <w:r>
+        <w:rPr>
+          <w:rFonts w:ascii="Times New Roman" w:eastAsia="Times New Roman" w:hAnsi="Times New Roman" w:cs="Times New Roman"/>
+          <w:sz w:val="24"/>
+          <w:szCs w:val="24"/>
+        </w:rPr>
+        <w:t>б</w:t>
+      </w:r>
+      <w:r>
+        <w:rPr>
+          <w:rFonts w:ascii="Times New Roman" w:eastAsia="Times New Roman" w:hAnsi="Times New Roman" w:cs="Times New Roman"/>
+          <w:color w:val="000000"/>
+          <w:sz w:val="24"/>
+          <w:szCs w:val="24"/>
+        </w:rPr>
+        <w:t xml:space="preserve">лаженний, бо був ти співмешканцем Іллі.* З ним же молися до Христа Бога неустанно за всіх нас. </w:t>
+      </w:r>
+    </w:p>
+    <w:p>
+      <w:pPr>
+        <w:pStyle w:val="Heading3"/>
+      </w:pPr>
+      <w:bookmarkStart w:id="20" w:name="_heading=h.k76mvtxpjiv8" w:colFirst="0" w:colLast="0"/>
+      <w:bookmarkEnd w:id="20"/>
+      <w:r>
+        <w:t>Св. Методія, патр. Царгородського.</w:t>
       </w:r>
     </w:p>
     <w:p>
@@ -3748,16 +2851,18 @@
         <w:rPr>
           <w:rFonts w:ascii="Times New Roman" w:eastAsia="Times New Roman" w:hAnsi="Times New Roman" w:cs="Times New Roman"/>
           <w:i/>
-          <w:color w:val="FF0000"/>
-          <w:sz w:val="24"/>
-          <w:szCs w:val="24"/>
-        </w:rPr>
-        <w:t>Кондак (г. 2):</w:t>
-      </w:r>
-      <w:r>
-        <w:rPr>
-          <w:rFonts w:ascii="Times New Roman" w:eastAsia="Times New Roman" w:hAnsi="Times New Roman" w:cs="Times New Roman"/>
-          <w:i/>
+          <w:iCs/>
+          <w:color w:val="FF0000"/>
+          <w:sz w:val="24"/>
+          <w:szCs w:val="24"/>
+        </w:rPr>
+        <w:t>Тропар (г. 4):</w:t>
+      </w:r>
+      <w:r>
+        <w:rPr>
+          <w:rFonts w:ascii="Times New Roman" w:eastAsia="Times New Roman" w:hAnsi="Times New Roman" w:cs="Times New Roman"/>
+          <w:i/>
+          <w:iCs/>
           <w:color w:val="000000"/>
           <w:sz w:val="24"/>
           <w:szCs w:val="24"/>
@@ -3771,51 +2876,49 @@
           <w:sz w:val="24"/>
           <w:szCs w:val="24"/>
         </w:rPr>
-        <w:t>Явився ти Божим пророком, прийнявши щедру благодать,</w:t>
-      </w:r>
-      <w:r>
-        <w:rPr>
-          <w:rFonts w:ascii="Times New Roman" w:eastAsia="Times New Roman" w:hAnsi="Times New Roman" w:cs="Times New Roman"/>
-          <w:sz w:val="24"/>
-          <w:szCs w:val="24"/>
-        </w:rPr>
-        <w:t>*</w:t>
-      </w:r>
-      <w:r>
-        <w:rPr>
-          <w:rFonts w:ascii="Times New Roman" w:eastAsia="Times New Roman" w:hAnsi="Times New Roman" w:cs="Times New Roman"/>
-          <w:color w:val="000000"/>
-          <w:sz w:val="24"/>
-          <w:szCs w:val="24"/>
-        </w:rPr>
-        <w:t xml:space="preserve"> якої воістину удостоївся, </w:t>
-      </w:r>
-      <w:r>
-        <w:rPr>
-          <w:rFonts w:ascii="Times New Roman" w:eastAsia="Times New Roman" w:hAnsi="Times New Roman" w:cs="Times New Roman"/>
-          <w:sz w:val="24"/>
-          <w:szCs w:val="24"/>
-        </w:rPr>
-        <w:t>б</w:t>
-      </w:r>
-      <w:r>
-        <w:rPr>
-          <w:rFonts w:ascii="Times New Roman" w:eastAsia="Times New Roman" w:hAnsi="Times New Roman" w:cs="Times New Roman"/>
-          <w:color w:val="000000"/>
-          <w:sz w:val="24"/>
-          <w:szCs w:val="24"/>
-        </w:rPr>
-        <w:t xml:space="preserve">лаженний, бо був ти співмешканцем Іллі.* З ним же молися до Христа Бога неустанно за всіх нас. </w:t>
-      </w:r>
-    </w:p>
-    <w:p>
-      <w:pPr>
-        <w:pStyle w:val="3"/>
-      </w:pPr>
-      <w:bookmarkStart w:id="21" w:name="_heading=h.k76mvtxpjiv8" w:colFirst="0" w:colLast="0"/>
-      <w:bookmarkEnd w:id="21"/>
-      <w:r>
-        <w:t>Св. Методія, патр. Царгородського.</w:t>
+        <w:t xml:space="preserve">Розпалився ти ревністю заради ікон, </w:t>
+      </w:r>
+      <w:r>
+        <w:rPr>
+          <w:rFonts w:ascii="Times New Roman" w:eastAsia="Times New Roman" w:hAnsi="Times New Roman" w:cs="Times New Roman"/>
+          <w:sz w:val="24"/>
+          <w:szCs w:val="24"/>
+        </w:rPr>
+        <w:t>п</w:t>
+      </w:r>
+      <w:r>
+        <w:rPr>
+          <w:rFonts w:ascii="Times New Roman" w:eastAsia="Times New Roman" w:hAnsi="Times New Roman" w:cs="Times New Roman"/>
+          <w:color w:val="000000"/>
+          <w:sz w:val="24"/>
+          <w:szCs w:val="24"/>
+        </w:rPr>
+        <w:t>ремудрий,* і сміливо викрив царське злочестя,* і перетерпів ти перебування в темниці.* Тому унаслідував просторі оселі.* Звідти не забудь нас, що оспівуємо твою пам’ять,* Методі</w:t>
+      </w:r>
+      <w:r>
+        <w:rPr>
+          <w:rFonts w:ascii="Times New Roman" w:eastAsia="Times New Roman" w:hAnsi="Times New Roman" w:cs="Times New Roman"/>
+          <w:sz w:val="24"/>
+          <w:szCs w:val="24"/>
+        </w:rPr>
+        <w:t>ю</w:t>
+      </w:r>
+      <w:r>
+        <w:rPr>
+          <w:rFonts w:ascii="Times New Roman" w:eastAsia="Times New Roman" w:hAnsi="Times New Roman" w:cs="Times New Roman"/>
+          <w:color w:val="000000"/>
+          <w:sz w:val="24"/>
+          <w:szCs w:val="24"/>
+        </w:rPr>
+        <w:t>, пастирю блаженніший.</w:t>
+      </w:r>
+      <w:r>
+        <w:rPr>
+          <w:rFonts w:ascii="Times New Roman" w:eastAsia="Times New Roman" w:hAnsi="Times New Roman" w:cs="Times New Roman"/>
+          <w:sz w:val="24"/>
+          <w:szCs w:val="24"/>
+        </w:rPr>
+        <w:t xml:space="preserve"> </w:t>
       </w:r>
     </w:p>
     <w:p>
@@ -3840,56 +2943,38 @@
         <w:rPr>
           <w:rFonts w:ascii="Times New Roman" w:eastAsia="Times New Roman" w:hAnsi="Times New Roman" w:cs="Times New Roman"/>
           <w:i/>
-          <w:color w:val="FF0000"/>
-          <w:sz w:val="24"/>
-          <w:szCs w:val="24"/>
-        </w:rPr>
-        <w:t>Тропар (г. 4):</w:t>
-      </w:r>
-      <w:r>
-        <w:rPr>
-          <w:rFonts w:ascii="Times New Roman" w:eastAsia="Times New Roman" w:hAnsi="Times New Roman" w:cs="Times New Roman"/>
-          <w:i/>
-          <w:color w:val="000000"/>
-          <w:sz w:val="24"/>
-          <w:szCs w:val="24"/>
-        </w:rPr>
-        <w:t xml:space="preserve"> </w:t>
-      </w:r>
-      <w:r>
-        <w:rPr>
-          <w:rFonts w:ascii="Times New Roman" w:eastAsia="Times New Roman" w:hAnsi="Times New Roman" w:cs="Times New Roman"/>
-          <w:color w:val="000000"/>
-          <w:sz w:val="24"/>
-          <w:szCs w:val="24"/>
-        </w:rPr>
-        <w:t xml:space="preserve">Розпалився ти ревністю заради ікон, </w:t>
-      </w:r>
-      <w:r>
-        <w:rPr>
-          <w:rFonts w:ascii="Times New Roman" w:eastAsia="Times New Roman" w:hAnsi="Times New Roman" w:cs="Times New Roman"/>
-          <w:sz w:val="24"/>
-          <w:szCs w:val="24"/>
-        </w:rPr>
-        <w:t>п</w:t>
-      </w:r>
-      <w:r>
-        <w:rPr>
-          <w:rFonts w:ascii="Times New Roman" w:eastAsia="Times New Roman" w:hAnsi="Times New Roman" w:cs="Times New Roman"/>
-          <w:color w:val="000000"/>
-          <w:sz w:val="24"/>
-          <w:szCs w:val="24"/>
-        </w:rPr>
-        <w:t>ремудрий,* і сміливо викрив царське злочестя,* і перетерпів ти перебуванн</w:t>
-      </w:r>
-      <w:r>
-        <w:rPr>
-          <w:rFonts w:ascii="Times New Roman" w:eastAsia="Times New Roman" w:hAnsi="Times New Roman" w:cs="Times New Roman"/>
-          <w:color w:val="000000"/>
-          <w:sz w:val="24"/>
-          <w:szCs w:val="24"/>
-        </w:rPr>
-        <w:t>я в темниці.* Тому унаслідував просторі оселі.* Звідти не забудь нас, що оспівуємо твою пам’ять,* Методі</w:t>
+          <w:iCs/>
+          <w:color w:val="FF0000"/>
+          <w:sz w:val="24"/>
+          <w:szCs w:val="24"/>
+        </w:rPr>
+        <w:t>Кондак (г. 2):</w:t>
+      </w:r>
+      <w:r>
+        <w:rPr>
+          <w:rFonts w:ascii="Times New Roman" w:eastAsia="Times New Roman" w:hAnsi="Times New Roman" w:cs="Times New Roman"/>
+          <w:color w:val="000000"/>
+          <w:sz w:val="24"/>
+          <w:szCs w:val="24"/>
+        </w:rPr>
+        <w:t xml:space="preserve"> На землі ти подвизався, як безтілесний,* і небеса успадкував </w:t>
+      </w:r>
+      <w:r>
+        <w:rPr>
+          <w:rFonts w:ascii="Times New Roman" w:eastAsia="Times New Roman" w:hAnsi="Times New Roman" w:cs="Times New Roman"/>
+          <w:sz w:val="24"/>
+          <w:szCs w:val="24"/>
+        </w:rPr>
+        <w:t>т</w:t>
+      </w:r>
+      <w:r>
+        <w:rPr>
+          <w:rFonts w:ascii="Times New Roman" w:eastAsia="Times New Roman" w:hAnsi="Times New Roman" w:cs="Times New Roman"/>
+          <w:color w:val="000000"/>
+          <w:sz w:val="24"/>
+          <w:szCs w:val="24"/>
+        </w:rPr>
+        <w:t>и, Методі</w:t>
       </w:r>
       <w:r>
         <w:rPr>
@@ -3906,15 +2991,98 @@
           <w:sz w:val="24"/>
           <w:szCs w:val="24"/>
         </w:rPr>
-        <w:t>, пастирю блаженніший.</w:t>
-      </w:r>
-      <w:r>
-        <w:rPr>
-          <w:rFonts w:ascii="Times New Roman" w:eastAsia="Times New Roman" w:hAnsi="Times New Roman" w:cs="Times New Roman"/>
-          <w:sz w:val="24"/>
-          <w:szCs w:val="24"/>
-        </w:rPr>
-        <w:t xml:space="preserve"> </w:t>
+        <w:t xml:space="preserve">,* бо пояснив у всіх кінцях поклоніння </w:t>
+      </w:r>
+      <w:r>
+        <w:rPr>
+          <w:rFonts w:ascii="Times New Roman" w:eastAsia="Times New Roman" w:hAnsi="Times New Roman" w:cs="Times New Roman"/>
+          <w:sz w:val="24"/>
+          <w:szCs w:val="24"/>
+        </w:rPr>
+        <w:t>і</w:t>
+      </w:r>
+      <w:r>
+        <w:rPr>
+          <w:rFonts w:ascii="Times New Roman" w:eastAsia="Times New Roman" w:hAnsi="Times New Roman" w:cs="Times New Roman"/>
+          <w:color w:val="000000"/>
+          <w:sz w:val="24"/>
+          <w:szCs w:val="24"/>
+        </w:rPr>
+        <w:t xml:space="preserve">конам.* Перебуваючи в багатьох трудах і недугах,* не відступив </w:t>
+      </w:r>
+      <w:r>
+        <w:rPr>
+          <w:rFonts w:ascii="Times New Roman" w:eastAsia="Times New Roman" w:hAnsi="Times New Roman" w:cs="Times New Roman"/>
+          <w:sz w:val="24"/>
+          <w:szCs w:val="24"/>
+        </w:rPr>
+        <w:t>т</w:t>
+      </w:r>
+      <w:r>
+        <w:rPr>
+          <w:rFonts w:ascii="Times New Roman" w:eastAsia="Times New Roman" w:hAnsi="Times New Roman" w:cs="Times New Roman"/>
+          <w:color w:val="000000"/>
+          <w:sz w:val="24"/>
+          <w:szCs w:val="24"/>
+        </w:rPr>
+        <w:t xml:space="preserve">и зі сміливістю викривати </w:t>
+      </w:r>
+      <w:r>
+        <w:rPr>
+          <w:rFonts w:ascii="Times New Roman" w:eastAsia="Times New Roman" w:hAnsi="Times New Roman" w:cs="Times New Roman"/>
+          <w:sz w:val="24"/>
+          <w:szCs w:val="24"/>
+        </w:rPr>
+        <w:t>т</w:t>
+      </w:r>
+      <w:r>
+        <w:rPr>
+          <w:rFonts w:ascii="Times New Roman" w:eastAsia="Times New Roman" w:hAnsi="Times New Roman" w:cs="Times New Roman"/>
+          <w:color w:val="000000"/>
+          <w:sz w:val="24"/>
+          <w:szCs w:val="24"/>
+        </w:rPr>
+        <w:t>их,* що відкидають</w:t>
+      </w:r>
+      <w:r>
+        <w:rPr>
+          <w:rFonts w:ascii="Times New Roman" w:eastAsia="Times New Roman" w:hAnsi="Times New Roman" w:cs="Times New Roman"/>
+          <w:sz w:val="24"/>
+          <w:szCs w:val="24"/>
+        </w:rPr>
+        <w:t xml:space="preserve"> і</w:t>
+      </w:r>
+      <w:r>
+        <w:rPr>
+          <w:rFonts w:ascii="Times New Roman" w:eastAsia="Times New Roman" w:hAnsi="Times New Roman" w:cs="Times New Roman"/>
+          <w:color w:val="000000"/>
+          <w:sz w:val="24"/>
+          <w:szCs w:val="24"/>
+        </w:rPr>
+        <w:t xml:space="preserve">кони Христові. </w:t>
+      </w:r>
+    </w:p>
+    <w:p>
+      <w:pPr>
+        <w:pStyle w:val="Heading2"/>
+        <w:spacing w:after="160" w:line="259" w:lineRule="auto"/>
+        <w:jc w:val="both"/>
+      </w:pPr>
+      <w:bookmarkStart w:id="21" w:name="_heading=h.lz40tbs8r3z6" w:colFirst="0" w:colLast="0"/>
+      <w:bookmarkEnd w:id="21"/>
+      <w:r>
+        <w:lastRenderedPageBreak/>
+        <w:t xml:space="preserve">15 червня. Св. прор. Амоса. Прп. Єроніма, пресвітера Стридонського. </w:t>
+      </w:r>
+    </w:p>
+    <w:p>
+      <w:pPr>
+        <w:pStyle w:val="Heading3"/>
+      </w:pPr>
+      <w:bookmarkStart w:id="22" w:name="_heading=h.cu5pez2ckscy" w:colFirst="0" w:colLast="0"/>
+      <w:bookmarkEnd w:id="22"/>
+      <w:r>
+        <w:t xml:space="preserve">Св. прор. Амоса </w:t>
       </w:r>
     </w:p>
     <w:p>
@@ -3939,148 +3107,38 @@
         <w:rPr>
           <w:rFonts w:ascii="Times New Roman" w:eastAsia="Times New Roman" w:hAnsi="Times New Roman" w:cs="Times New Roman"/>
           <w:i/>
-          <w:color w:val="FF0000"/>
-          <w:sz w:val="24"/>
-          <w:szCs w:val="24"/>
-        </w:rPr>
-        <w:lastRenderedPageBreak/>
-        <w:t>Кондак (г. 2):</w:t>
-      </w:r>
-      <w:r>
-        <w:rPr>
-          <w:rFonts w:ascii="Times New Roman" w:eastAsia="Times New Roman" w:hAnsi="Times New Roman" w:cs="Times New Roman"/>
-          <w:color w:val="000000"/>
-          <w:sz w:val="24"/>
-          <w:szCs w:val="24"/>
-        </w:rPr>
-        <w:t xml:space="preserve"> На землі ти подвизався, як безтілесний,* і небеса успадкував </w:t>
-      </w:r>
-      <w:r>
-        <w:rPr>
-          <w:rFonts w:ascii="Times New Roman" w:eastAsia="Times New Roman" w:hAnsi="Times New Roman" w:cs="Times New Roman"/>
-          <w:sz w:val="24"/>
-          <w:szCs w:val="24"/>
-        </w:rPr>
-        <w:t>т</w:t>
-      </w:r>
-      <w:r>
-        <w:rPr>
-          <w:rFonts w:ascii="Times New Roman" w:eastAsia="Times New Roman" w:hAnsi="Times New Roman" w:cs="Times New Roman"/>
-          <w:color w:val="000000"/>
-          <w:sz w:val="24"/>
-          <w:szCs w:val="24"/>
-        </w:rPr>
-        <w:t>и, Методі</w:t>
-      </w:r>
-      <w:r>
-        <w:rPr>
-          <w:rFonts w:ascii="Times New Roman" w:eastAsia="Times New Roman" w:hAnsi="Times New Roman" w:cs="Times New Roman"/>
-          <w:sz w:val="24"/>
-          <w:szCs w:val="24"/>
-        </w:rPr>
-        <w:t>ю</w:t>
-      </w:r>
-      <w:r>
-        <w:rPr>
-          <w:rFonts w:ascii="Times New Roman" w:eastAsia="Times New Roman" w:hAnsi="Times New Roman" w:cs="Times New Roman"/>
-          <w:color w:val="000000"/>
-          <w:sz w:val="24"/>
-          <w:szCs w:val="24"/>
-        </w:rPr>
-        <w:t xml:space="preserve">,* бо пояснив у всіх кінцях поклоніння </w:t>
-      </w:r>
-      <w:r>
-        <w:rPr>
-          <w:rFonts w:ascii="Times New Roman" w:eastAsia="Times New Roman" w:hAnsi="Times New Roman" w:cs="Times New Roman"/>
-          <w:sz w:val="24"/>
-          <w:szCs w:val="24"/>
-        </w:rPr>
-        <w:t>і</w:t>
-      </w:r>
-      <w:r>
-        <w:rPr>
-          <w:rFonts w:ascii="Times New Roman" w:eastAsia="Times New Roman" w:hAnsi="Times New Roman" w:cs="Times New Roman"/>
-          <w:color w:val="000000"/>
-          <w:sz w:val="24"/>
-          <w:szCs w:val="24"/>
-        </w:rPr>
-        <w:t xml:space="preserve">конам.* Перебуваючи в багатьох трудах і недугах,* не відступив </w:t>
-      </w:r>
-      <w:r>
-        <w:rPr>
-          <w:rFonts w:ascii="Times New Roman" w:eastAsia="Times New Roman" w:hAnsi="Times New Roman" w:cs="Times New Roman"/>
-          <w:sz w:val="24"/>
-          <w:szCs w:val="24"/>
-        </w:rPr>
-        <w:t>т</w:t>
-      </w:r>
-      <w:r>
-        <w:rPr>
-          <w:rFonts w:ascii="Times New Roman" w:eastAsia="Times New Roman" w:hAnsi="Times New Roman" w:cs="Times New Roman"/>
-          <w:color w:val="000000"/>
-          <w:sz w:val="24"/>
-          <w:szCs w:val="24"/>
-        </w:rPr>
-        <w:t xml:space="preserve">и зі сміливістю викривати </w:t>
-      </w:r>
-      <w:r>
-        <w:rPr>
-          <w:rFonts w:ascii="Times New Roman" w:eastAsia="Times New Roman" w:hAnsi="Times New Roman" w:cs="Times New Roman"/>
-          <w:sz w:val="24"/>
-          <w:szCs w:val="24"/>
-        </w:rPr>
-        <w:t>т</w:t>
-      </w:r>
-      <w:r>
-        <w:rPr>
-          <w:rFonts w:ascii="Times New Roman" w:eastAsia="Times New Roman" w:hAnsi="Times New Roman" w:cs="Times New Roman"/>
-          <w:color w:val="000000"/>
-          <w:sz w:val="24"/>
-          <w:szCs w:val="24"/>
-        </w:rPr>
-        <w:t>их,* що відкидають</w:t>
-      </w:r>
-      <w:r>
-        <w:rPr>
-          <w:rFonts w:ascii="Times New Roman" w:eastAsia="Times New Roman" w:hAnsi="Times New Roman" w:cs="Times New Roman"/>
-          <w:sz w:val="24"/>
-          <w:szCs w:val="24"/>
-        </w:rPr>
-        <w:t xml:space="preserve"> і</w:t>
-      </w:r>
-      <w:r>
-        <w:rPr>
-          <w:rFonts w:ascii="Times New Roman" w:eastAsia="Times New Roman" w:hAnsi="Times New Roman" w:cs="Times New Roman"/>
-          <w:color w:val="000000"/>
-          <w:sz w:val="24"/>
-          <w:szCs w:val="24"/>
-        </w:rPr>
-        <w:t xml:space="preserve">кони Христові. </w:t>
-      </w:r>
-    </w:p>
-    <w:p>
-      <w:pPr>
-        <w:pStyle w:val="2"/>
-        <w:spacing w:after="160" w:line="259" w:lineRule="auto"/>
-        <w:jc w:val="both"/>
-      </w:pPr>
-      <w:bookmarkStart w:id="22" w:name="_heading=h.lz40tbs8r3z6" w:colFirst="0" w:colLast="0"/>
-      <w:bookmarkEnd w:id="22"/>
-      <w:r>
-        <w:t xml:space="preserve">15 червня. </w:t>
-      </w:r>
-      <w:r>
-        <w:t xml:space="preserve">Св. прор. Амоса. Прп. Єроніма, пресвітера Стридонського. </w:t>
-      </w:r>
-    </w:p>
-    <w:p>
-      <w:pPr>
-        <w:pStyle w:val="3"/>
-      </w:pPr>
-      <w:bookmarkStart w:id="23" w:name="_heading=h.cu5pez2ckscy" w:colFirst="0" w:colLast="0"/>
-      <w:bookmarkEnd w:id="23"/>
-      <w:r>
-        <w:t xml:space="preserve">Св. прор. Амоса </w:t>
+          <w:iCs/>
+          <w:color w:val="FF0000"/>
+          <w:sz w:val="24"/>
+          <w:szCs w:val="24"/>
+        </w:rPr>
+        <w:t>Тропар (г. 2):</w:t>
+      </w:r>
+      <w:r>
+        <w:rPr>
+          <w:rFonts w:ascii="Times New Roman" w:eastAsia="Times New Roman" w:hAnsi="Times New Roman" w:cs="Times New Roman"/>
+          <w:color w:val="000000"/>
+          <w:sz w:val="24"/>
+          <w:szCs w:val="24"/>
+        </w:rPr>
+        <w:t xml:space="preserve"> </w:t>
+      </w:r>
+      <w:r>
+        <w:rPr>
+          <w:rFonts w:ascii="Times New Roman" w:eastAsia="Times New Roman" w:hAnsi="Times New Roman" w:cs="Times New Roman"/>
+          <w:sz w:val="24"/>
+          <w:szCs w:val="24"/>
+        </w:rPr>
+        <w:t>Проро́ка Твого́ Амоса па́м’ять, Го́споди, святку́ємо.* Тому́ мо́лимо Тебе́: Спаси́ ду́ші на́ші</w:t>
+      </w:r>
+      <w:r>
+        <w:rPr>
+          <w:rFonts w:ascii="Times New Roman" w:eastAsia="Times New Roman" w:hAnsi="Times New Roman" w:cs="Times New Roman"/>
+          <w:color w:val="000000"/>
+          <w:sz w:val="24"/>
+          <w:szCs w:val="24"/>
+        </w:rPr>
+        <w:t>.</w:t>
       </w:r>
     </w:p>
     <w:p>
@@ -4105,71 +3163,65 @@
         <w:rPr>
           <w:rFonts w:ascii="Times New Roman" w:eastAsia="Times New Roman" w:hAnsi="Times New Roman" w:cs="Times New Roman"/>
           <w:i/>
-          <w:color w:val="FF0000"/>
-          <w:sz w:val="24"/>
-          <w:szCs w:val="24"/>
-        </w:rPr>
-        <w:t>Тропар (г. 2):</w:t>
-      </w:r>
-      <w:r>
-        <w:rPr>
-          <w:rFonts w:ascii="Times New Roman" w:eastAsia="Times New Roman" w:hAnsi="Times New Roman" w:cs="Times New Roman"/>
-          <w:color w:val="000000"/>
-          <w:sz w:val="24"/>
-          <w:szCs w:val="24"/>
-        </w:rPr>
-        <w:t xml:space="preserve"> Пророка </w:t>
-      </w:r>
-      <w:r>
-        <w:rPr>
-          <w:rFonts w:ascii="Times New Roman" w:eastAsia="Times New Roman" w:hAnsi="Times New Roman" w:cs="Times New Roman"/>
-          <w:sz w:val="24"/>
-          <w:szCs w:val="24"/>
-        </w:rPr>
-        <w:t>Т</w:t>
-      </w:r>
-      <w:r>
-        <w:rPr>
-          <w:rFonts w:ascii="Times New Roman" w:eastAsia="Times New Roman" w:hAnsi="Times New Roman" w:cs="Times New Roman"/>
-          <w:color w:val="000000"/>
-          <w:sz w:val="24"/>
-          <w:szCs w:val="24"/>
-        </w:rPr>
-        <w:t>вого Амоса пам’ять, Господи, празнуємо.</w:t>
-      </w:r>
-      <w:r>
-        <w:rPr>
-          <w:rFonts w:ascii="Times New Roman" w:eastAsia="Times New Roman" w:hAnsi="Times New Roman" w:cs="Times New Roman"/>
-          <w:sz w:val="24"/>
-          <w:szCs w:val="24"/>
-        </w:rPr>
-        <w:t>*</w:t>
-      </w:r>
-      <w:r>
-        <w:rPr>
-          <w:rFonts w:ascii="Times New Roman" w:eastAsia="Times New Roman" w:hAnsi="Times New Roman" w:cs="Times New Roman"/>
-          <w:color w:val="000000"/>
-          <w:sz w:val="24"/>
-          <w:szCs w:val="24"/>
-        </w:rPr>
-        <w:t xml:space="preserve"> Тому молимо </w:t>
-      </w:r>
-      <w:r>
-        <w:rPr>
-          <w:rFonts w:ascii="Times New Roman" w:eastAsia="Times New Roman" w:hAnsi="Times New Roman" w:cs="Times New Roman"/>
-          <w:sz w:val="24"/>
-          <w:szCs w:val="24"/>
-        </w:rPr>
-        <w:t>Т</w:t>
-      </w:r>
-      <w:r>
-        <w:rPr>
-          <w:rFonts w:ascii="Times New Roman" w:eastAsia="Times New Roman" w:hAnsi="Times New Roman" w:cs="Times New Roman"/>
-          <w:color w:val="000000"/>
-          <w:sz w:val="24"/>
-          <w:szCs w:val="24"/>
-        </w:rPr>
-        <w:t>ебе: Спаси душі наші.</w:t>
+          <w:iCs/>
+          <w:color w:val="FF0000"/>
+          <w:sz w:val="24"/>
+          <w:szCs w:val="24"/>
+        </w:rPr>
+        <w:t>Кондак (г. 4):</w:t>
+      </w:r>
+      <w:r>
+        <w:rPr>
+          <w:rFonts w:ascii="Times New Roman" w:eastAsia="Times New Roman" w:hAnsi="Times New Roman" w:cs="Times New Roman"/>
+          <w:color w:val="000000"/>
+          <w:sz w:val="24"/>
+          <w:szCs w:val="24"/>
+        </w:rPr>
+        <w:t xml:space="preserve"> Очистивши Духом твоє світлосяйне серце, </w:t>
+      </w:r>
+      <w:r>
+        <w:rPr>
+          <w:rFonts w:ascii="Times New Roman" w:eastAsia="Times New Roman" w:hAnsi="Times New Roman" w:cs="Times New Roman"/>
+          <w:sz w:val="24"/>
+          <w:szCs w:val="24"/>
+        </w:rPr>
+        <w:t>п</w:t>
+      </w:r>
+      <w:r>
+        <w:rPr>
+          <w:rFonts w:ascii="Times New Roman" w:eastAsia="Times New Roman" w:hAnsi="Times New Roman" w:cs="Times New Roman"/>
+          <w:color w:val="000000"/>
+          <w:sz w:val="24"/>
+          <w:szCs w:val="24"/>
+        </w:rPr>
+        <w:t>ророче,* і, дар пророцтва з висоти прийнявши, славний Амосе,* звістив ти велегласно у всіх сторонах:* Це</w:t>
+      </w:r>
+      <w:r>
+        <w:rPr>
+          <w:rFonts w:ascii="Times New Roman" w:eastAsia="Times New Roman" w:hAnsi="Times New Roman" w:cs="Times New Roman"/>
+          <w:sz w:val="24"/>
+          <w:szCs w:val="24"/>
+        </w:rPr>
+        <w:t xml:space="preserve"> є</w:t>
+      </w:r>
+      <w:r>
+        <w:rPr>
+          <w:rFonts w:ascii="Times New Roman" w:eastAsia="Times New Roman" w:hAnsi="Times New Roman" w:cs="Times New Roman"/>
+          <w:color w:val="000000"/>
+          <w:sz w:val="24"/>
+          <w:szCs w:val="24"/>
+        </w:rPr>
+        <w:t xml:space="preserve"> Бог наш, і немає подібного до Нього. </w:t>
+      </w:r>
+    </w:p>
+    <w:p>
+      <w:pPr>
+        <w:pStyle w:val="Heading3"/>
+      </w:pPr>
+      <w:bookmarkStart w:id="23" w:name="_heading=h.s1f3hgpgab35" w:colFirst="0" w:colLast="0"/>
+      <w:bookmarkEnd w:id="23"/>
+      <w:r>
+        <w:t xml:space="preserve">Прп. Єроніма, пресвітера Стридонського </w:t>
       </w:r>
     </w:p>
     <w:p>
@@ -4194,73 +3246,38 @@
         <w:rPr>
           <w:rFonts w:ascii="Times New Roman" w:eastAsia="Times New Roman" w:hAnsi="Times New Roman" w:cs="Times New Roman"/>
           <w:i/>
-          <w:color w:val="FF0000"/>
-          <w:sz w:val="24"/>
-          <w:szCs w:val="24"/>
-        </w:rPr>
-        <w:t>Кондак (г. 4):</w:t>
-      </w:r>
-      <w:r>
-        <w:rPr>
-          <w:rFonts w:ascii="Times New Roman" w:eastAsia="Times New Roman" w:hAnsi="Times New Roman" w:cs="Times New Roman"/>
-          <w:color w:val="000000"/>
-          <w:sz w:val="24"/>
-          <w:szCs w:val="24"/>
-        </w:rPr>
-        <w:t xml:space="preserve"> Очистивши Духом твоє світлосяйне серце, </w:t>
-      </w:r>
-      <w:r>
-        <w:rPr>
-          <w:rFonts w:ascii="Times New Roman" w:eastAsia="Times New Roman" w:hAnsi="Times New Roman" w:cs="Times New Roman"/>
-          <w:sz w:val="24"/>
-          <w:szCs w:val="24"/>
-        </w:rPr>
-        <w:t>п</w:t>
-      </w:r>
-      <w:r>
-        <w:rPr>
-          <w:rFonts w:ascii="Times New Roman" w:eastAsia="Times New Roman" w:hAnsi="Times New Roman" w:cs="Times New Roman"/>
-          <w:color w:val="000000"/>
-          <w:sz w:val="24"/>
-          <w:szCs w:val="24"/>
-        </w:rPr>
-        <w:t>ророче,* і, дар пророцтва з висоти прийнявши, славний Амосе,* звістив ти велегласно у всіх сторонах:* Це</w:t>
-      </w:r>
-      <w:r>
-        <w:rPr>
-          <w:rFonts w:ascii="Times New Roman" w:eastAsia="Times New Roman" w:hAnsi="Times New Roman" w:cs="Times New Roman"/>
-          <w:sz w:val="24"/>
-          <w:szCs w:val="24"/>
-        </w:rPr>
-        <w:t xml:space="preserve"> є</w:t>
-      </w:r>
-      <w:r>
-        <w:rPr>
-          <w:rFonts w:ascii="Times New Roman" w:eastAsia="Times New Roman" w:hAnsi="Times New Roman" w:cs="Times New Roman"/>
-          <w:color w:val="000000"/>
-          <w:sz w:val="24"/>
-          <w:szCs w:val="24"/>
-        </w:rPr>
-        <w:t xml:space="preserve"> Бог наш, і немає </w:t>
-      </w:r>
-      <w:r>
-        <w:rPr>
-          <w:rFonts w:ascii="Times New Roman" w:eastAsia="Times New Roman" w:hAnsi="Times New Roman" w:cs="Times New Roman"/>
-          <w:color w:val="000000"/>
-          <w:sz w:val="24"/>
-          <w:szCs w:val="24"/>
-        </w:rPr>
-        <w:t xml:space="preserve">подібного до Нього. </w:t>
-      </w:r>
-    </w:p>
-    <w:p>
-      <w:pPr>
-        <w:pStyle w:val="3"/>
-      </w:pPr>
-      <w:bookmarkStart w:id="24" w:name="_heading=h.s1f3hgpgab35" w:colFirst="0" w:colLast="0"/>
-      <w:bookmarkEnd w:id="24"/>
-      <w:r>
-        <w:t xml:space="preserve">Прп. Єроніма, пресвітера Стридонського </w:t>
+          <w:iCs/>
+          <w:color w:val="FF0000"/>
+          <w:sz w:val="24"/>
+          <w:szCs w:val="24"/>
+        </w:rPr>
+        <w:t>Тропар (г. 8):</w:t>
+      </w:r>
+      <w:r>
+        <w:rPr>
+          <w:rFonts w:ascii="Times New Roman" w:eastAsia="Times New Roman" w:hAnsi="Times New Roman" w:cs="Times New Roman"/>
+          <w:color w:val="000000"/>
+          <w:sz w:val="24"/>
+          <w:szCs w:val="24"/>
+        </w:rPr>
+        <w:t xml:space="preserve"> </w:t>
+      </w:r>
+      <w:r>
+        <w:rPr>
+          <w:rFonts w:ascii="Times New Roman" w:eastAsia="Times New Roman" w:hAnsi="Times New Roman" w:cs="Times New Roman"/>
+          <w:sz w:val="24"/>
+          <w:szCs w:val="24"/>
+        </w:rPr>
+        <w:t>Правосла́в’я наста́внику, благоче́стя учи́телю і чистоти́, вселе́нної світи́льнику,* архиєре́їв богонатхне́нна окра́со, Єроніме прему́дрий,* уче́нням твої́м ти все просвіти́в, сопі́лко духо́вна.* Моли́ Христа́ Бо́га, щоб спасли́ся ду́ші на́ші.</w:t>
+      </w:r>
+      <w:r>
+        <w:rPr>
+          <w:rFonts w:ascii="Times New Roman" w:eastAsia="Times New Roman" w:hAnsi="Times New Roman" w:cs="Times New Roman"/>
+          <w:color w:val="000000"/>
+          <w:sz w:val="24"/>
+          <w:szCs w:val="24"/>
+        </w:rPr>
+        <w:t>.</w:t>
       </w:r>
     </w:p>
     <w:p>
@@ -4285,77 +3302,19 @@
         <w:rPr>
           <w:rFonts w:ascii="Times New Roman" w:eastAsia="Times New Roman" w:hAnsi="Times New Roman" w:cs="Times New Roman"/>
           <w:i/>
-          <w:color w:val="FF0000"/>
-          <w:sz w:val="24"/>
-          <w:szCs w:val="24"/>
-        </w:rPr>
-        <w:t>Тропар (г. 8):</w:t>
-      </w:r>
-      <w:r>
-        <w:rPr>
-          <w:rFonts w:ascii="Times New Roman" w:eastAsia="Times New Roman" w:hAnsi="Times New Roman" w:cs="Times New Roman"/>
-          <w:color w:val="000000"/>
-          <w:sz w:val="24"/>
-          <w:szCs w:val="24"/>
-        </w:rPr>
-        <w:t xml:space="preserve"> Православ</w:t>
-      </w:r>
-      <w:r>
-        <w:rPr>
-          <w:rFonts w:ascii="Times New Roman" w:eastAsia="Times New Roman" w:hAnsi="Times New Roman" w:cs="Times New Roman"/>
-          <w:sz w:val="24"/>
-          <w:szCs w:val="24"/>
-        </w:rPr>
-        <w:t>’</w:t>
-      </w:r>
-      <w:r>
-        <w:rPr>
-          <w:rFonts w:ascii="Times New Roman" w:eastAsia="Times New Roman" w:hAnsi="Times New Roman" w:cs="Times New Roman"/>
-          <w:color w:val="000000"/>
-          <w:sz w:val="24"/>
-          <w:szCs w:val="24"/>
-        </w:rPr>
-        <w:t>я наставнику, благочестя учителю* і чистоти вселенної світильнику,</w:t>
-      </w:r>
-      <w:r>
-        <w:rPr>
-          <w:rFonts w:ascii="Times New Roman" w:eastAsia="Times New Roman" w:hAnsi="Times New Roman" w:cs="Times New Roman"/>
-          <w:sz w:val="24"/>
-          <w:szCs w:val="24"/>
-        </w:rPr>
-        <w:t>*</w:t>
-      </w:r>
-      <w:r>
-        <w:rPr>
-          <w:rFonts w:ascii="Times New Roman" w:eastAsia="Times New Roman" w:hAnsi="Times New Roman" w:cs="Times New Roman"/>
-          <w:color w:val="000000"/>
-          <w:sz w:val="24"/>
-          <w:szCs w:val="24"/>
-        </w:rPr>
-        <w:t xml:space="preserve"> архиєреїв</w:t>
-      </w:r>
-      <w:r>
-        <w:rPr>
-          <w:rFonts w:ascii="Times New Roman" w:eastAsia="Times New Roman" w:hAnsi="Times New Roman" w:cs="Times New Roman"/>
-          <w:sz w:val="24"/>
-          <w:szCs w:val="24"/>
-        </w:rPr>
-        <w:t xml:space="preserve"> б</w:t>
-      </w:r>
-      <w:r>
-        <w:rPr>
-          <w:rFonts w:ascii="Times New Roman" w:eastAsia="Times New Roman" w:hAnsi="Times New Roman" w:cs="Times New Roman"/>
-          <w:color w:val="000000"/>
-          <w:sz w:val="24"/>
-          <w:szCs w:val="24"/>
-        </w:rPr>
-        <w:t>огонатхненна прикрасо, Єроніме</w:t>
-      </w:r>
-      <w:r>
-        <w:rPr>
-          <w:rFonts w:ascii="Times New Roman" w:eastAsia="Times New Roman" w:hAnsi="Times New Roman" w:cs="Times New Roman"/>
-          <w:i/>
-          <w:color w:val="FF0000"/>
+          <w:iCs/>
+          <w:color w:val="FF0000"/>
+          <w:sz w:val="24"/>
+          <w:szCs w:val="24"/>
+        </w:rPr>
+        <w:t>Кондак (г. 3):</w:t>
+      </w:r>
+      <w:r>
+        <w:rPr>
+          <w:rFonts w:ascii="Times New Roman" w:eastAsia="Times New Roman" w:hAnsi="Times New Roman" w:cs="Times New Roman"/>
+          <w:b/>
+          <w:bCs/>
+          <w:color w:val="000000"/>
           <w:sz w:val="24"/>
           <w:szCs w:val="24"/>
         </w:rPr>
@@ -4368,58 +3327,51 @@
           <w:sz w:val="24"/>
           <w:szCs w:val="24"/>
         </w:rPr>
-        <w:t>премудрий,</w:t>
-      </w:r>
-      <w:r>
-        <w:rPr>
-          <w:rFonts w:ascii="Times New Roman" w:eastAsia="Times New Roman" w:hAnsi="Times New Roman" w:cs="Times New Roman"/>
-          <w:sz w:val="24"/>
-          <w:szCs w:val="24"/>
-        </w:rPr>
-        <w:t>*</w:t>
-      </w:r>
-      <w:r>
-        <w:rPr>
-          <w:rFonts w:ascii="Times New Roman" w:eastAsia="Times New Roman" w:hAnsi="Times New Roman" w:cs="Times New Roman"/>
-          <w:color w:val="000000"/>
-          <w:sz w:val="24"/>
-          <w:szCs w:val="24"/>
-        </w:rPr>
-        <w:t xml:space="preserve"> ученням твоїм </w:t>
-      </w:r>
-      <w:r>
-        <w:rPr>
-          <w:rFonts w:ascii="Times New Roman" w:eastAsia="Times New Roman" w:hAnsi="Times New Roman" w:cs="Times New Roman"/>
-          <w:sz w:val="24"/>
-          <w:szCs w:val="24"/>
-        </w:rPr>
-        <w:t>т</w:t>
-      </w:r>
-      <w:r>
-        <w:rPr>
-          <w:rFonts w:ascii="Times New Roman" w:eastAsia="Times New Roman" w:hAnsi="Times New Roman" w:cs="Times New Roman"/>
-          <w:color w:val="000000"/>
-          <w:sz w:val="24"/>
-          <w:szCs w:val="24"/>
-        </w:rPr>
-        <w:t>и все просвітив, сопілко духовна.</w:t>
-      </w:r>
-      <w:r>
-        <w:rPr>
-          <w:rFonts w:ascii="Times New Roman" w:eastAsia="Times New Roman" w:hAnsi="Times New Roman" w:cs="Times New Roman"/>
-          <w:sz w:val="24"/>
-          <w:szCs w:val="24"/>
-        </w:rPr>
-        <w:t>*</w:t>
-      </w:r>
-      <w:r>
-        <w:rPr>
-          <w:rFonts w:ascii="Times New Roman" w:eastAsia="Times New Roman" w:hAnsi="Times New Roman" w:cs="Times New Roman"/>
-          <w:color w:val="000000"/>
-          <w:sz w:val="24"/>
-          <w:szCs w:val="24"/>
-        </w:rPr>
-        <w:t xml:space="preserve"> Моли Христа Бога, щоб спаслися душі наші.</w:t>
+        <w:t xml:space="preserve">Ти насолодився богомудрий повздержністю* і похіть тіла свого погамував* і показався сіяючим вірою,* і, ніби дерево посеред раю, зацвів ти, Єроніме, отче </w:t>
+      </w:r>
+      <w:sdt>
+        <w:sdtPr>
+          <w:tag w:val="goog_rdk_0"/>
+          <w:id w:val="1176815419"/>
+        </w:sdtPr>
+        <w:sdtEndPr/>
+        <w:sdtContent>
+          <w:commentRangeStart w:id="24"/>
+        </w:sdtContent>
+      </w:sdt>
+      <w:r>
+        <w:rPr>
+          <w:rFonts w:ascii="Times New Roman" w:eastAsia="Times New Roman" w:hAnsi="Times New Roman" w:cs="Times New Roman"/>
+          <w:color w:val="000000"/>
+          <w:sz w:val="24"/>
+          <w:szCs w:val="24"/>
+        </w:rPr>
+        <w:t>святий</w:t>
+      </w:r>
+      <w:commentRangeEnd w:id="24"/>
+      <w:r>
+        <w:commentReference w:id="24"/>
+      </w:r>
+      <w:r>
+        <w:rPr>
+          <w:rFonts w:ascii="Times New Roman" w:eastAsia="Times New Roman" w:hAnsi="Times New Roman" w:cs="Times New Roman"/>
+          <w:color w:val="000000"/>
+          <w:sz w:val="24"/>
+          <w:szCs w:val="24"/>
+        </w:rPr>
+        <w:t>.</w:t>
+      </w:r>
+    </w:p>
+    <w:p>
+      <w:pPr>
+        <w:pStyle w:val="Heading2"/>
+        <w:spacing w:after="160" w:line="259" w:lineRule="auto"/>
+        <w:jc w:val="both"/>
+      </w:pPr>
+      <w:bookmarkStart w:id="25" w:name="_heading=h.8fficjyn667y" w:colFirst="0" w:colLast="0"/>
+      <w:bookmarkEnd w:id="25"/>
+      <w:r>
+        <w:t>16 червня. Св. чудотворця Тихона Аматунтського.</w:t>
       </w:r>
     </w:p>
     <w:p>
@@ -4444,48 +3396,89 @@
         <w:rPr>
           <w:rFonts w:ascii="Times New Roman" w:eastAsia="Times New Roman" w:hAnsi="Times New Roman" w:cs="Times New Roman"/>
           <w:i/>
-          <w:color w:val="FF0000"/>
-          <w:sz w:val="24"/>
-          <w:szCs w:val="24"/>
-        </w:rPr>
-        <w:t>Кондак (г. 3):</w:t>
-      </w:r>
-      <w:r>
-        <w:rPr>
-          <w:rFonts w:ascii="Times New Roman" w:eastAsia="Times New Roman" w:hAnsi="Times New Roman" w:cs="Times New Roman"/>
-          <w:b/>
-          <w:color w:val="000000"/>
-          <w:sz w:val="24"/>
-          <w:szCs w:val="24"/>
-        </w:rPr>
-        <w:t xml:space="preserve"> </w:t>
-      </w:r>
-      <w:r>
-        <w:rPr>
-          <w:rFonts w:ascii="Times New Roman" w:eastAsia="Times New Roman" w:hAnsi="Times New Roman" w:cs="Times New Roman"/>
-          <w:color w:val="000000"/>
-          <w:sz w:val="24"/>
-          <w:szCs w:val="24"/>
-        </w:rPr>
-        <w:t>Ти насолодився богомудрий повздержністю* і похіть тіла свого погамував* і показався сіяючим вірою,* і, ніби дерево посеред раю, зацвів ти, Єроніме, отче святий.</w:t>
-      </w:r>
-    </w:p>
-    <w:p>
-      <w:pPr>
-        <w:pStyle w:val="2"/>
-        <w:spacing w:after="160" w:line="259" w:lineRule="auto"/>
-        <w:jc w:val="both"/>
-      </w:pPr>
-      <w:bookmarkStart w:id="25" w:name="_heading=h.8fficjyn667y" w:colFirst="0" w:colLast="0"/>
-      <w:bookmarkEnd w:id="25"/>
-      <w:r>
-        <w:t xml:space="preserve">16 </w:t>
-      </w:r>
-      <w:r>
-        <w:t xml:space="preserve">червня. </w:t>
-      </w:r>
-      <w:r>
-        <w:t>Св. чудотворця Тихона Аматунтського.</w:t>
+          <w:iCs/>
+          <w:color w:val="FF0000"/>
+          <w:sz w:val="24"/>
+          <w:szCs w:val="24"/>
+        </w:rPr>
+        <w:t>Тропар (г. 4):</w:t>
+      </w:r>
+      <w:r>
+        <w:rPr>
+          <w:rFonts w:ascii="Times New Roman" w:eastAsia="Times New Roman" w:hAnsi="Times New Roman" w:cs="Times New Roman"/>
+          <w:color w:val="000000"/>
+          <w:sz w:val="24"/>
+          <w:szCs w:val="24"/>
+        </w:rPr>
+        <w:t xml:space="preserve"> Добровільно ставши убогим,* </w:t>
+      </w:r>
+      <w:r>
+        <w:rPr>
+          <w:rFonts w:ascii="Times New Roman" w:eastAsia="Times New Roman" w:hAnsi="Times New Roman" w:cs="Times New Roman"/>
+          <w:sz w:val="24"/>
+          <w:szCs w:val="24"/>
+        </w:rPr>
+        <w:t>розіп'явся</w:t>
+      </w:r>
+      <w:r>
+        <w:rPr>
+          <w:rFonts w:ascii="Times New Roman" w:eastAsia="Times New Roman" w:hAnsi="Times New Roman" w:cs="Times New Roman"/>
+          <w:color w:val="000000"/>
+          <w:sz w:val="24"/>
+          <w:szCs w:val="24"/>
+        </w:rPr>
+        <w:t xml:space="preserve"> ти для світу, Преблаженний,* і як істинний пастир за стадо твоє поклав </w:t>
+      </w:r>
+      <w:r>
+        <w:rPr>
+          <w:rFonts w:ascii="Times New Roman" w:eastAsia="Times New Roman" w:hAnsi="Times New Roman" w:cs="Times New Roman"/>
+          <w:sz w:val="24"/>
+          <w:szCs w:val="24"/>
+        </w:rPr>
+        <w:t>т</w:t>
+      </w:r>
+      <w:r>
+        <w:rPr>
+          <w:rFonts w:ascii="Times New Roman" w:eastAsia="Times New Roman" w:hAnsi="Times New Roman" w:cs="Times New Roman"/>
+          <w:color w:val="000000"/>
+          <w:sz w:val="24"/>
+          <w:szCs w:val="24"/>
+        </w:rPr>
+        <w:t xml:space="preserve">и душу твою,* збагативши її чудесами,* і був ти світильником пресвітлим </w:t>
+      </w:r>
+      <w:r>
+        <w:rPr>
+          <w:rFonts w:ascii="Times New Roman" w:eastAsia="Times New Roman" w:hAnsi="Times New Roman" w:cs="Times New Roman"/>
+          <w:sz w:val="24"/>
+          <w:szCs w:val="24"/>
+        </w:rPr>
+        <w:t>ц</w:t>
+      </w:r>
+      <w:r>
+        <w:rPr>
+          <w:rFonts w:ascii="Times New Roman" w:eastAsia="Times New Roman" w:hAnsi="Times New Roman" w:cs="Times New Roman"/>
+          <w:color w:val="000000"/>
+          <w:sz w:val="24"/>
+          <w:szCs w:val="24"/>
+        </w:rPr>
+        <w:t xml:space="preserve">еркви Аматунської,* яку просвітив і від темряви облудної визволив, Тихоне, отче наш.* І нас просвіти молитвами </w:t>
+      </w:r>
+      <w:r>
+        <w:rPr>
+          <w:rFonts w:ascii="Times New Roman" w:eastAsia="Times New Roman" w:hAnsi="Times New Roman" w:cs="Times New Roman"/>
+          <w:sz w:val="24"/>
+          <w:szCs w:val="24"/>
+        </w:rPr>
+        <w:t>т</w:t>
+      </w:r>
+      <w:r>
+        <w:rPr>
+          <w:rFonts w:ascii="Times New Roman" w:eastAsia="Times New Roman" w:hAnsi="Times New Roman" w:cs="Times New Roman"/>
+          <w:color w:val="000000"/>
+          <w:sz w:val="24"/>
+          <w:szCs w:val="24"/>
+        </w:rPr>
+        <w:t>воїми,* що сьогодні пам’ять твою вшановуємо.</w:t>
       </w:r>
     </w:p>
     <w:p>
@@ -4510,37 +3503,72 @@
         <w:rPr>
           <w:rFonts w:ascii="Times New Roman" w:eastAsia="Times New Roman" w:hAnsi="Times New Roman" w:cs="Times New Roman"/>
           <w:i/>
-          <w:color w:val="FF0000"/>
-          <w:sz w:val="24"/>
-          <w:szCs w:val="24"/>
-        </w:rPr>
-        <w:t>Тропар (г. 4):</w:t>
-      </w:r>
-      <w:r>
-        <w:rPr>
-          <w:rFonts w:ascii="Times New Roman" w:eastAsia="Times New Roman" w:hAnsi="Times New Roman" w:cs="Times New Roman"/>
-          <w:color w:val="000000"/>
-          <w:sz w:val="24"/>
-          <w:szCs w:val="24"/>
-        </w:rPr>
-        <w:t xml:space="preserve"> Добровільно ставши убогим,* </w:t>
-      </w:r>
-      <w:r>
-        <w:rPr>
-          <w:rFonts w:ascii="Times New Roman" w:eastAsia="Times New Roman" w:hAnsi="Times New Roman" w:cs="Times New Roman"/>
-          <w:sz w:val="24"/>
-          <w:szCs w:val="24"/>
-        </w:rPr>
-        <w:t>розіп'явся</w:t>
-      </w:r>
-      <w:r>
-        <w:rPr>
-          <w:rFonts w:ascii="Times New Roman" w:eastAsia="Times New Roman" w:hAnsi="Times New Roman" w:cs="Times New Roman"/>
-          <w:color w:val="000000"/>
-          <w:sz w:val="24"/>
-          <w:szCs w:val="24"/>
-        </w:rPr>
-        <w:t xml:space="preserve"> ти для світу, Преблаженний,* і як істинний пастир за стадо твоє поклав </w:t>
+          <w:iCs/>
+          <w:color w:val="FF0000"/>
+          <w:sz w:val="24"/>
+          <w:szCs w:val="24"/>
+        </w:rPr>
+        <w:t>Кондак (г. 3):</w:t>
+      </w:r>
+      <w:r>
+        <w:rPr>
+          <w:rFonts w:ascii="Times New Roman" w:eastAsia="Times New Roman" w:hAnsi="Times New Roman" w:cs="Times New Roman"/>
+          <w:color w:val="000000"/>
+          <w:sz w:val="24"/>
+          <w:szCs w:val="24"/>
+        </w:rPr>
+        <w:t xml:space="preserve"> Перебувавши у </w:t>
+      </w:r>
+      <w:r>
+        <w:rPr>
+          <w:rFonts w:ascii="Times New Roman" w:eastAsia="Times New Roman" w:hAnsi="Times New Roman" w:cs="Times New Roman"/>
+          <w:sz w:val="24"/>
+          <w:szCs w:val="24"/>
+        </w:rPr>
+        <w:t>богоугодному</w:t>
+      </w:r>
+      <w:r>
+        <w:rPr>
+          <w:rFonts w:ascii="Times New Roman" w:eastAsia="Times New Roman" w:hAnsi="Times New Roman" w:cs="Times New Roman"/>
+          <w:color w:val="000000"/>
+          <w:sz w:val="24"/>
+          <w:szCs w:val="24"/>
+        </w:rPr>
+        <w:t xml:space="preserve"> пості, </w:t>
+      </w:r>
+      <w:r>
+        <w:rPr>
+          <w:rFonts w:ascii="Times New Roman" w:eastAsia="Times New Roman" w:hAnsi="Times New Roman" w:cs="Times New Roman"/>
+          <w:sz w:val="24"/>
+          <w:szCs w:val="24"/>
+        </w:rPr>
+        <w:t>с</w:t>
+      </w:r>
+      <w:r>
+        <w:rPr>
+          <w:rFonts w:ascii="Times New Roman" w:eastAsia="Times New Roman" w:hAnsi="Times New Roman" w:cs="Times New Roman"/>
+          <w:color w:val="000000"/>
+          <w:sz w:val="24"/>
+          <w:szCs w:val="24"/>
+        </w:rPr>
+        <w:t xml:space="preserve">вятий,* прийняв ти </w:t>
+      </w:r>
+      <w:r>
+        <w:rPr>
+          <w:rFonts w:ascii="Times New Roman" w:eastAsia="Times New Roman" w:hAnsi="Times New Roman" w:cs="Times New Roman"/>
+          <w:sz w:val="24"/>
+          <w:szCs w:val="24"/>
+        </w:rPr>
+        <w:t>с</w:t>
+      </w:r>
+      <w:r>
+        <w:rPr>
+          <w:rFonts w:ascii="Times New Roman" w:eastAsia="Times New Roman" w:hAnsi="Times New Roman" w:cs="Times New Roman"/>
+          <w:color w:val="000000"/>
+          <w:sz w:val="24"/>
+          <w:szCs w:val="24"/>
+        </w:rPr>
+        <w:t xml:space="preserve">илу Утішителя з висоти,* щоб подолати ідолів оману,* людей спасти, демонів відігнати, недуги зціляти.* Тому й вшановуємо </w:t>
       </w:r>
       <w:r>
         <w:rPr>
@@ -4557,50 +3585,19 @@
           <w:sz w:val="24"/>
           <w:szCs w:val="24"/>
         </w:rPr>
-        <w:t xml:space="preserve">и душу твою,* збагативши її чудесами,* і був ти світильником пресвітлим </w:t>
-      </w:r>
-      <w:r>
-        <w:rPr>
-          <w:rFonts w:ascii="Times New Roman" w:eastAsia="Times New Roman" w:hAnsi="Times New Roman" w:cs="Times New Roman"/>
-          <w:sz w:val="24"/>
-          <w:szCs w:val="24"/>
-        </w:rPr>
-        <w:t>ц</w:t>
-      </w:r>
-      <w:r>
-        <w:rPr>
-          <w:rFonts w:ascii="Times New Roman" w:eastAsia="Times New Roman" w:hAnsi="Times New Roman" w:cs="Times New Roman"/>
-          <w:color w:val="000000"/>
-          <w:sz w:val="24"/>
-          <w:szCs w:val="24"/>
-        </w:rPr>
-        <w:t>еркви Аматун</w:t>
-      </w:r>
-      <w:r>
-        <w:rPr>
-          <w:rFonts w:ascii="Times New Roman" w:eastAsia="Times New Roman" w:hAnsi="Times New Roman" w:cs="Times New Roman"/>
-          <w:color w:val="000000"/>
-          <w:sz w:val="24"/>
-          <w:szCs w:val="24"/>
-        </w:rPr>
-        <w:t xml:space="preserve">ської,* яку просвітив і від темряви облудної визволив, Тихоне, отче наш.* І нас просвіти молитвами </w:t>
-      </w:r>
-      <w:r>
-        <w:rPr>
-          <w:rFonts w:ascii="Times New Roman" w:eastAsia="Times New Roman" w:hAnsi="Times New Roman" w:cs="Times New Roman"/>
-          <w:sz w:val="24"/>
-          <w:szCs w:val="24"/>
-        </w:rPr>
-        <w:t>т</w:t>
-      </w:r>
-      <w:r>
-        <w:rPr>
-          <w:rFonts w:ascii="Times New Roman" w:eastAsia="Times New Roman" w:hAnsi="Times New Roman" w:cs="Times New Roman"/>
-          <w:color w:val="000000"/>
-          <w:sz w:val="24"/>
-          <w:szCs w:val="24"/>
-        </w:rPr>
-        <w:t>воїми,* що сьогодні пам’ять твою вшановуємо.</w:t>
+        <w:t xml:space="preserve">ебе, як Божого друга, Тихоне блаженний. </w:t>
+      </w:r>
+    </w:p>
+    <w:p>
+      <w:pPr>
+        <w:pStyle w:val="Heading2"/>
+        <w:spacing w:after="160" w:line="259" w:lineRule="auto"/>
+        <w:jc w:val="both"/>
+      </w:pPr>
+      <w:bookmarkStart w:id="26" w:name="_heading=h.u0c5xbc0z379" w:colFirst="0" w:colLast="0"/>
+      <w:bookmarkEnd w:id="26"/>
+      <w:r>
+        <w:t>17 червня. Свв. мчч. Мануїла, Савела й Ісмаїла. Прп. Іпатія, ігумена Руфеніянського.</w:t>
       </w:r>
     </w:p>
     <w:p>
@@ -4625,97 +3622,38 @@
         <w:rPr>
           <w:rFonts w:ascii="Times New Roman" w:eastAsia="Times New Roman" w:hAnsi="Times New Roman" w:cs="Times New Roman"/>
           <w:i/>
-          <w:color w:val="FF0000"/>
-          <w:sz w:val="24"/>
-          <w:szCs w:val="24"/>
-        </w:rPr>
-        <w:t>Кондак (г. 3):</w:t>
-      </w:r>
-      <w:r>
-        <w:rPr>
-          <w:rFonts w:ascii="Times New Roman" w:eastAsia="Times New Roman" w:hAnsi="Times New Roman" w:cs="Times New Roman"/>
-          <w:color w:val="000000"/>
-          <w:sz w:val="24"/>
-          <w:szCs w:val="24"/>
-        </w:rPr>
-        <w:t xml:space="preserve"> Перебувавши у </w:t>
-      </w:r>
-      <w:r>
-        <w:rPr>
-          <w:rFonts w:ascii="Times New Roman" w:eastAsia="Times New Roman" w:hAnsi="Times New Roman" w:cs="Times New Roman"/>
-          <w:sz w:val="24"/>
-          <w:szCs w:val="24"/>
-        </w:rPr>
-        <w:t>богоугодному</w:t>
-      </w:r>
-      <w:r>
-        <w:rPr>
-          <w:rFonts w:ascii="Times New Roman" w:eastAsia="Times New Roman" w:hAnsi="Times New Roman" w:cs="Times New Roman"/>
-          <w:color w:val="000000"/>
-          <w:sz w:val="24"/>
-          <w:szCs w:val="24"/>
-        </w:rPr>
-        <w:t xml:space="preserve"> пості, </w:t>
-      </w:r>
-      <w:r>
-        <w:rPr>
-          <w:rFonts w:ascii="Times New Roman" w:eastAsia="Times New Roman" w:hAnsi="Times New Roman" w:cs="Times New Roman"/>
-          <w:sz w:val="24"/>
-          <w:szCs w:val="24"/>
-        </w:rPr>
-        <w:t>с</w:t>
-      </w:r>
-      <w:r>
-        <w:rPr>
-          <w:rFonts w:ascii="Times New Roman" w:eastAsia="Times New Roman" w:hAnsi="Times New Roman" w:cs="Times New Roman"/>
-          <w:color w:val="000000"/>
-          <w:sz w:val="24"/>
-          <w:szCs w:val="24"/>
-        </w:rPr>
-        <w:t xml:space="preserve">вятий,* прийняв ти </w:t>
-      </w:r>
-      <w:r>
-        <w:rPr>
-          <w:rFonts w:ascii="Times New Roman" w:eastAsia="Times New Roman" w:hAnsi="Times New Roman" w:cs="Times New Roman"/>
-          <w:sz w:val="24"/>
-          <w:szCs w:val="24"/>
-        </w:rPr>
-        <w:t>с</w:t>
-      </w:r>
-      <w:r>
-        <w:rPr>
-          <w:rFonts w:ascii="Times New Roman" w:eastAsia="Times New Roman" w:hAnsi="Times New Roman" w:cs="Times New Roman"/>
-          <w:color w:val="000000"/>
-          <w:sz w:val="24"/>
-          <w:szCs w:val="24"/>
-        </w:rPr>
-        <w:t>илу Утішителя з висоти,* щоб подолати ідо</w:t>
-      </w:r>
-      <w:r>
-        <w:rPr>
-          <w:rFonts w:ascii="Times New Roman" w:eastAsia="Times New Roman" w:hAnsi="Times New Roman" w:cs="Times New Roman"/>
-          <w:color w:val="000000"/>
-          <w:sz w:val="24"/>
-          <w:szCs w:val="24"/>
-        </w:rPr>
-        <w:t xml:space="preserve">лів оману,* людей спасти, демонів відігнати, недуги зціляти.* Тому й вшановуємо </w:t>
-      </w:r>
-      <w:r>
-        <w:rPr>
-          <w:rFonts w:ascii="Times New Roman" w:eastAsia="Times New Roman" w:hAnsi="Times New Roman" w:cs="Times New Roman"/>
-          <w:sz w:val="24"/>
-          <w:szCs w:val="24"/>
-        </w:rPr>
-        <w:t>т</w:t>
-      </w:r>
-      <w:r>
-        <w:rPr>
-          <w:rFonts w:ascii="Times New Roman" w:eastAsia="Times New Roman" w:hAnsi="Times New Roman" w:cs="Times New Roman"/>
-          <w:color w:val="000000"/>
-          <w:sz w:val="24"/>
-          <w:szCs w:val="24"/>
-        </w:rPr>
-        <w:t xml:space="preserve">ебе, як Божого друга, Тихоне блаженний. </w:t>
+          <w:iCs/>
+          <w:color w:val="FF0000"/>
+          <w:sz w:val="24"/>
+          <w:szCs w:val="24"/>
+        </w:rPr>
+        <w:t>Тропар (г. 4):</w:t>
+      </w:r>
+      <w:r>
+        <w:rPr>
+          <w:rFonts w:ascii="Times New Roman" w:eastAsia="Times New Roman" w:hAnsi="Times New Roman" w:cs="Times New Roman"/>
+          <w:color w:val="000000"/>
+          <w:sz w:val="24"/>
+          <w:szCs w:val="24"/>
+        </w:rPr>
+        <w:t xml:space="preserve"> </w:t>
+      </w:r>
+      <w:r>
+        <w:rPr>
+          <w:rFonts w:ascii="Times New Roman" w:eastAsia="Times New Roman" w:hAnsi="Times New Roman" w:cs="Times New Roman"/>
+          <w:sz w:val="24"/>
+          <w:szCs w:val="24"/>
+        </w:rPr>
+        <w:t>Му́ченики Твої́, Го́споди,* у стражда́ннях свої́х прийняли́ вінці́ нетлі́нні від Те́бе, Бо́га на́шого,* ма́вши бо крі́пость Твою́, вони́ мучи́телів подола́ли,* сокруши́ли і де́монів зухва́льства безси́льні.* Їх молитва́ми спаси́ ду́ші на́ші</w:t>
+      </w:r>
+      <w:r>
+        <w:rPr>
+          <w:rFonts w:ascii="Times New Roman" w:eastAsia="Times New Roman" w:hAnsi="Times New Roman" w:cs="Times New Roman"/>
+          <w:color w:val="000000"/>
+          <w:sz w:val="24"/>
+          <w:szCs w:val="24"/>
+        </w:rPr>
+        <w:t>.</w:t>
       </w:r>
     </w:p>
     <w:p>
@@ -4731,167 +3669,20 @@
         <w:jc w:val="both"/>
         <w:rPr>
           <w:rFonts w:ascii="Times New Roman" w:eastAsia="Times New Roman" w:hAnsi="Times New Roman" w:cs="Times New Roman"/>
-          <w:sz w:val="24"/>
-          <w:szCs w:val="24"/>
-        </w:rPr>
-      </w:pPr>
-    </w:p>
-    <w:p>
-      <w:pPr>
-        <w:pStyle w:val="2"/>
-        <w:spacing w:after="160" w:line="259" w:lineRule="auto"/>
-        <w:jc w:val="both"/>
-      </w:pPr>
-      <w:bookmarkStart w:id="26" w:name="_heading=h.u0c5xbc0z379" w:colFirst="0" w:colLast="0"/>
-      <w:bookmarkEnd w:id="26"/>
-      <w:r>
-        <w:t xml:space="preserve">17 червня. </w:t>
-      </w:r>
-      <w:r>
-        <w:t>Свв. мчч. Мануїла, Савела й Ісмаїла. Прп. Іпатія, ігумена Руфеніянського.</w:t>
-      </w:r>
-    </w:p>
-    <w:p>
-      <w:pPr>
-        <w:pBdr>
-          <w:top w:val="nil"/>
-          <w:left w:val="nil"/>
-          <w:bottom w:val="nil"/>
-          <w:right w:val="nil"/>
-          <w:between w:val="nil"/>
-        </w:pBdr>
-        <w:spacing w:after="160" w:line="259" w:lineRule="auto"/>
-        <w:jc w:val="both"/>
-        <w:rPr>
-          <w:rFonts w:ascii="Times New Roman" w:eastAsia="Times New Roman" w:hAnsi="Times New Roman" w:cs="Times New Roman"/>
-          <w:color w:val="000000"/>
-          <w:sz w:val="24"/>
-          <w:szCs w:val="24"/>
-        </w:rPr>
-      </w:pPr>
-      <w:r>
-        <w:rPr>
-          <w:rFonts w:ascii="Times New Roman" w:eastAsia="Times New Roman" w:hAnsi="Times New Roman" w:cs="Times New Roman"/>
-          <w:i/>
-          <w:color w:val="FF0000"/>
-          <w:sz w:val="24"/>
-          <w:szCs w:val="24"/>
-        </w:rPr>
-        <w:t>Тропар (г. 4):</w:t>
-      </w:r>
-      <w:r>
-        <w:rPr>
-          <w:rFonts w:ascii="Times New Roman" w:eastAsia="Times New Roman" w:hAnsi="Times New Roman" w:cs="Times New Roman"/>
-          <w:color w:val="000000"/>
-          <w:sz w:val="24"/>
-          <w:szCs w:val="24"/>
-        </w:rPr>
-        <w:t xml:space="preserve"> Мученики Твої, Господи,* у </w:t>
-      </w:r>
-      <w:r>
-        <w:rPr>
-          <w:rFonts w:ascii="Times New Roman" w:eastAsia="Times New Roman" w:hAnsi="Times New Roman" w:cs="Times New Roman"/>
-          <w:sz w:val="24"/>
-          <w:szCs w:val="24"/>
-        </w:rPr>
-        <w:t>стражд</w:t>
-      </w:r>
-      <w:r>
-        <w:rPr>
-          <w:rFonts w:ascii="Times New Roman" w:eastAsia="Times New Roman" w:hAnsi="Times New Roman" w:cs="Times New Roman"/>
-          <w:sz w:val="24"/>
-          <w:szCs w:val="24"/>
-        </w:rPr>
-        <w:t>аннях</w:t>
-      </w:r>
-      <w:r>
-        <w:rPr>
-          <w:rFonts w:ascii="Times New Roman" w:eastAsia="Times New Roman" w:hAnsi="Times New Roman" w:cs="Times New Roman"/>
-          <w:color w:val="000000"/>
-          <w:sz w:val="24"/>
-          <w:szCs w:val="24"/>
-        </w:rPr>
-        <w:t xml:space="preserve"> своїх прийняли вінець нетлінний від Тебе, Бога нашого,</w:t>
-      </w:r>
-      <w:r>
-        <w:rPr>
-          <w:rFonts w:ascii="Times New Roman" w:eastAsia="Times New Roman" w:hAnsi="Times New Roman" w:cs="Times New Roman"/>
-          <w:sz w:val="24"/>
-          <w:szCs w:val="24"/>
-        </w:rPr>
-        <w:t>*</w:t>
-      </w:r>
-      <w:r>
-        <w:rPr>
-          <w:rFonts w:ascii="Times New Roman" w:eastAsia="Times New Roman" w:hAnsi="Times New Roman" w:cs="Times New Roman"/>
-          <w:color w:val="000000"/>
-          <w:sz w:val="24"/>
-          <w:szCs w:val="24"/>
-        </w:rPr>
-        <w:t xml:space="preserve"> мавши бо кріпость Твою, вони мучителів подолали,</w:t>
-      </w:r>
-      <w:r>
-        <w:rPr>
-          <w:rFonts w:ascii="Times New Roman" w:eastAsia="Times New Roman" w:hAnsi="Times New Roman" w:cs="Times New Roman"/>
-          <w:sz w:val="24"/>
-          <w:szCs w:val="24"/>
-        </w:rPr>
-        <w:t>*</w:t>
-      </w:r>
-      <w:r>
-        <w:rPr>
-          <w:rFonts w:ascii="Times New Roman" w:eastAsia="Times New Roman" w:hAnsi="Times New Roman" w:cs="Times New Roman"/>
-          <w:color w:val="000000"/>
-          <w:sz w:val="24"/>
-          <w:szCs w:val="24"/>
-        </w:rPr>
-        <w:t xml:space="preserve"> сокрушили і демонів зухвальства безсильні.</w:t>
-      </w:r>
-      <w:r>
-        <w:rPr>
-          <w:rFonts w:ascii="Times New Roman" w:eastAsia="Times New Roman" w:hAnsi="Times New Roman" w:cs="Times New Roman"/>
-          <w:sz w:val="24"/>
-          <w:szCs w:val="24"/>
-        </w:rPr>
-        <w:t>*</w:t>
-      </w:r>
-      <w:r>
-        <w:rPr>
-          <w:rFonts w:ascii="Times New Roman" w:eastAsia="Times New Roman" w:hAnsi="Times New Roman" w:cs="Times New Roman"/>
-          <w:color w:val="000000"/>
-          <w:sz w:val="24"/>
-          <w:szCs w:val="24"/>
-        </w:rPr>
-        <w:t xml:space="preserve"> Їх молитвами спаси душі наші.</w:t>
-      </w:r>
-    </w:p>
-    <w:p>
-      <w:pPr>
-        <w:pBdr>
-          <w:top w:val="nil"/>
-          <w:left w:val="nil"/>
-          <w:bottom w:val="nil"/>
-          <w:right w:val="nil"/>
-          <w:between w:val="nil"/>
-        </w:pBdr>
-        <w:spacing w:after="160" w:line="259" w:lineRule="auto"/>
-        <w:jc w:val="both"/>
-        <w:rPr>
-          <w:rFonts w:ascii="Times New Roman" w:eastAsia="Times New Roman" w:hAnsi="Times New Roman" w:cs="Times New Roman"/>
-          <w:color w:val="000000"/>
-          <w:sz w:val="24"/>
-          <w:szCs w:val="24"/>
-        </w:rPr>
-      </w:pPr>
-      <w:r>
-        <w:rPr>
-          <w:rFonts w:ascii="Times New Roman" w:eastAsia="Times New Roman" w:hAnsi="Times New Roman" w:cs="Times New Roman"/>
-          <w:i/>
-          <w:color w:val="FF0000"/>
-          <w:sz w:val="24"/>
-          <w:szCs w:val="24"/>
-        </w:rPr>
-        <w:lastRenderedPageBreak/>
+          <w:color w:val="000000"/>
+          <w:sz w:val="24"/>
+          <w:szCs w:val="24"/>
+        </w:rPr>
+      </w:pPr>
+      <w:r>
+        <w:rPr>
+          <w:rFonts w:ascii="Times New Roman" w:eastAsia="Times New Roman" w:hAnsi="Times New Roman" w:cs="Times New Roman"/>
+          <w:i/>
+          <w:iCs/>
+          <w:color w:val="FF0000"/>
+          <w:sz w:val="24"/>
+          <w:szCs w:val="24"/>
+        </w:rPr>
         <w:t>Кондак (г. 2):</w:t>
       </w:r>
       <w:r>
@@ -4918,16 +3709,7 @@
           <w:sz w:val="24"/>
           <w:szCs w:val="24"/>
         </w:rPr>
-        <w:t>себлаженні</w:t>
-      </w:r>
-      <w:r>
-        <w:rPr>
-          <w:rFonts w:ascii="Times New Roman" w:eastAsia="Times New Roman" w:hAnsi="Times New Roman" w:cs="Times New Roman"/>
-          <w:color w:val="000000"/>
-          <w:sz w:val="24"/>
-          <w:szCs w:val="24"/>
-        </w:rPr>
-        <w:t xml:space="preserve">, і вірно її чашу </w:t>
+        <w:t xml:space="preserve">себлаженні, і вірно її чашу </w:t>
       </w:r>
       <w:r>
         <w:rPr>
@@ -4960,13 +3742,14 @@
     </w:p>
     <w:p>
       <w:pPr>
-        <w:pStyle w:val="2"/>
+        <w:pStyle w:val="Heading2"/>
         <w:spacing w:after="160" w:line="259" w:lineRule="auto"/>
         <w:ind w:hanging="2"/>
       </w:pPr>
       <w:bookmarkStart w:id="27" w:name="_heading=h.m0evhud88no5" w:colFirst="0" w:colLast="0"/>
       <w:bookmarkEnd w:id="27"/>
       <w:r>
+        <w:lastRenderedPageBreak/>
         <w:t>18 червня. Св. мч. Леонтія.</w:t>
       </w:r>
     </w:p>
@@ -4984,6 +3767,7 @@
         <w:rPr>
           <w:rFonts w:ascii="Times New Roman" w:eastAsia="Times New Roman" w:hAnsi="Times New Roman" w:cs="Times New Roman"/>
           <w:i/>
+          <w:iCs/>
           <w:color w:val="FF0000"/>
           <w:sz w:val="24"/>
           <w:szCs w:val="24"/>
@@ -4996,15 +3780,7 @@
           <w:sz w:val="24"/>
           <w:szCs w:val="24"/>
         </w:rPr>
-        <w:t>Мученик Твій, Господи, Леонтій,* у своїм стражданні прийняв нетлінний вінок від тебе, Бога нашо</w:t>
-      </w:r>
-      <w:r>
-        <w:rPr>
-          <w:rFonts w:ascii="Times New Roman" w:eastAsia="Times New Roman" w:hAnsi="Times New Roman" w:cs="Times New Roman"/>
-          <w:sz w:val="24"/>
-          <w:szCs w:val="24"/>
-        </w:rPr>
-        <w:t>го;* мавши бо Твою силу, він переміг мучителів* і подолав нікчемне зухвальство демонів;* його молитвами спаси душі наші.</w:t>
+        <w:t>Му́ченик Твій, Го́споди, Лео́нтій,* у стражда́ннях свої́х прийня́в віне́ць нетлі́нний від Те́бе, Бо́га на́шого,* ма́вши бо крі́пость Твою́, він мучи́телів подола́в,* сокруши́в і де́монів зухва́льства безси́льні.* Його́ молитва́ми спаси́ ду́ші на́ші.</w:t>
       </w:r>
     </w:p>
     <w:p>
@@ -5021,6 +3797,7 @@
         <w:rPr>
           <w:rFonts w:ascii="Times New Roman" w:eastAsia="Times New Roman" w:hAnsi="Times New Roman" w:cs="Times New Roman"/>
           <w:i/>
+          <w:iCs/>
           <w:color w:val="FF0000"/>
           <w:sz w:val="24"/>
           <w:szCs w:val="24"/>
@@ -5033,15 +3810,7 @@
           <w:sz w:val="24"/>
           <w:szCs w:val="24"/>
         </w:rPr>
-        <w:t>Мучителів лукаві підступи посоромив єси* і еллінів служіння безбожне викрив,*возсіяв єси богорозуміння всім людям навчан</w:t>
-      </w:r>
-      <w:r>
-        <w:rPr>
-          <w:rFonts w:ascii="Times New Roman" w:eastAsia="Times New Roman" w:hAnsi="Times New Roman" w:cs="Times New Roman"/>
-          <w:sz w:val="24"/>
-          <w:szCs w:val="24"/>
-        </w:rPr>
-        <w:t>ням благочестя, богомудрий мученику.* Тому пам’ять твою почитаємо з любов’ю, премудрий Леонтію.</w:t>
+        <w:t>Мучителів лукаві підступи посоромив єси* і еллінів служіння безбожне викрив,*возсіяв єси богорозуміння всім людям навчанням благочестя, богомудрий мученику.* Тому пам’ять твою почитаємо з любов’ю, премудрий Леонтію.</w:t>
       </w:r>
     </w:p>
     <w:p>
@@ -5058,7 +3827,7 @@
     </w:p>
     <w:p>
       <w:pPr>
-        <w:pStyle w:val="2"/>
+        <w:pStyle w:val="Heading2"/>
         <w:spacing w:after="160" w:line="259" w:lineRule="auto"/>
         <w:ind w:hanging="2"/>
       </w:pPr>
@@ -5083,6 +3852,7 @@
         <w:rPr>
           <w:rFonts w:ascii="Times New Roman" w:eastAsia="Times New Roman" w:hAnsi="Times New Roman" w:cs="Times New Roman"/>
           <w:i/>
+          <w:iCs/>
           <w:color w:val="FF0000"/>
           <w:sz w:val="24"/>
           <w:szCs w:val="24"/>
@@ -5095,7 +3865,7 @@
           <w:sz w:val="24"/>
           <w:szCs w:val="24"/>
         </w:rPr>
-        <w:t>Як Христового родича знаючи тебе, Юдо,* священно славимо тебе, як мученика непохитного,* що лесть переміг і віру зберіг.* Тому, днесь всесвяту твою пам’ять празнуючи,* розрішення гріхів молитвами твоїми приймаємо.</w:t>
+        <w:t>Як Христо́вого ро́дича зна́ючи тебе́, Ю́до,* свяще́нно сла́вимо те́бе, як му́ченика непохи́тного,* що лесть перемі́г і ві́ру збері́г.* Тому́, днесь всесвяту́ твою́ па́м’ять пра́знуючи,* розрі́шення гріхі́в молитва́ми твої́ми прийма́ємо.</w:t>
       </w:r>
     </w:p>
     <w:p>
@@ -5112,6 +3882,7 @@
         <w:rPr>
           <w:rFonts w:ascii="Times New Roman" w:eastAsia="Times New Roman" w:hAnsi="Times New Roman" w:cs="Times New Roman"/>
           <w:i/>
+          <w:iCs/>
           <w:color w:val="FF0000"/>
           <w:sz w:val="24"/>
           <w:szCs w:val="24"/>
@@ -5124,15 +3895,7 @@
           <w:sz w:val="24"/>
           <w:szCs w:val="24"/>
         </w:rPr>
-        <w:t>Сильним умом як вибраний уч</w:t>
-      </w:r>
-      <w:r>
-        <w:rPr>
-          <w:rFonts w:ascii="Times New Roman" w:eastAsia="Times New Roman" w:hAnsi="Times New Roman" w:cs="Times New Roman"/>
-          <w:sz w:val="24"/>
-          <w:szCs w:val="24"/>
-        </w:rPr>
-        <w:t>еник явився ти* і, як стовп непоборний Церкви Христової, поганам проповідував ти слово Христове,* навчаючи вірувати в єдиного Бога.* Ним прославлений, прийняв ти дар оздоровлень, зціляючи недуги тих,* що до Тебе прибігають, апостоле Юдо всехвальний.</w:t>
+        <w:t>Си́льним умо́м як ви́браний учени́к явився ти* і, як стовп непобо́рний Це́ркви Христо́вої, пога́нам пропові́дував ти сло́во Христо́ве,* навча́ючи ві́рувати в єди́не Божество́.* Ним просла́влений, прийня́в ти дар оздоро́влень,* зціля́ючи неду́ги тих, що до те́бе прибіга́ють, апо́столе Ю́до всехва́льний.</w:t>
       </w:r>
     </w:p>
     <w:p>
@@ -5148,30 +3911,36 @@
     </w:p>
     <w:p>
       <w:pPr>
-        <w:pStyle w:val="2"/>
+        <w:pStyle w:val="Heading2"/>
         <w:spacing w:after="160" w:line="259" w:lineRule="auto"/>
         <w:ind w:hanging="2"/>
-        <w:rPr>
-          <w:color w:val="FF0000"/>
-        </w:rPr>
       </w:pPr>
       <w:bookmarkStart w:id="29" w:name="_heading=h.47dbjlf9a7uq" w:colFirst="0" w:colLast="0"/>
       <w:bookmarkEnd w:id="29"/>
       <w:r>
-        <w:rPr>
-          <w:color w:val="FF0000"/>
-        </w:rPr>
-        <w:t>20</w:t>
-      </w:r>
-      <w:r>
-        <w:t xml:space="preserve"> че</w:t>
-      </w:r>
-      <w:r>
-        <w:t xml:space="preserve">рвня. </w:t>
-      </w:r>
-      <w:r>
-        <w:rPr>
-          <w:color w:val="FF0000"/>
+        <w:t>20 червня. Св. свщмч. Методія, єп. Патарського.</w:t>
+      </w:r>
+    </w:p>
+    <w:p>
+      <w:pPr>
+        <w:spacing w:after="160" w:line="259" w:lineRule="auto"/>
+        <w:ind w:hanging="2"/>
+        <w:rPr>
+          <w:rFonts w:ascii="Times New Roman" w:eastAsia="Times New Roman" w:hAnsi="Times New Roman" w:cs="Times New Roman"/>
+          <w:b/>
+          <w:bCs/>
+          <w:sz w:val="24"/>
+          <w:szCs w:val="24"/>
+        </w:rPr>
+      </w:pPr>
+      <w:r>
+        <w:rPr>
+          <w:rFonts w:ascii="Times New Roman" w:eastAsia="Times New Roman" w:hAnsi="Times New Roman" w:cs="Times New Roman"/>
+          <w:b/>
+          <w:bCs/>
+          <w:color w:val="FF0000"/>
+          <w:sz w:val="24"/>
+          <w:szCs w:val="24"/>
         </w:rPr>
         <w:t>Св. свщмч. Методія, єп. Патарського.</w:t>
       </w:r>
@@ -5182,20 +3951,28 @@
         <w:ind w:hanging="2"/>
         <w:rPr>
           <w:rFonts w:ascii="Times New Roman" w:eastAsia="Times New Roman" w:hAnsi="Times New Roman" w:cs="Times New Roman"/>
-          <w:b/>
-          <w:sz w:val="24"/>
-          <w:szCs w:val="24"/>
-        </w:rPr>
-      </w:pPr>
-      <w:r>
-        <w:rPr>
-          <w:rFonts w:ascii="Times New Roman" w:eastAsia="Times New Roman" w:hAnsi="Times New Roman" w:cs="Times New Roman"/>
-          <w:b/>
-          <w:color w:val="FF0000"/>
-          <w:sz w:val="24"/>
-          <w:szCs w:val="24"/>
-        </w:rPr>
-        <w:t>Св. свщмч. Методія, єп. Патарського.</w:t>
+          <w:sz w:val="24"/>
+          <w:szCs w:val="24"/>
+        </w:rPr>
+      </w:pPr>
+      <w:r>
+        <w:rPr>
+          <w:rFonts w:ascii="Times New Roman" w:eastAsia="Times New Roman" w:hAnsi="Times New Roman" w:cs="Times New Roman"/>
+          <w:i/>
+          <w:iCs/>
+          <w:color w:val="FF0000"/>
+          <w:sz w:val="24"/>
+          <w:szCs w:val="24"/>
+        </w:rPr>
+        <w:t xml:space="preserve">Тропар (г. 1): </w:t>
+      </w:r>
+      <w:r>
+        <w:rPr>
+          <w:rFonts w:ascii="Times New Roman" w:eastAsia="Times New Roman" w:hAnsi="Times New Roman" w:cs="Times New Roman"/>
+          <w:sz w:val="24"/>
+          <w:szCs w:val="24"/>
+        </w:rPr>
+        <w:t>Кров твоя, мудрий, таїнственно взиває від землі,* як і Авелева до Бога,* богомудрий святителю Методію,* ясно проповідав ти Боже воплочення.* Тому й осудив єси помилку Орігенову,* і переставився єси в Небесний чертог.* Моли Христа Бога, щоб спас душі наші.</w:t>
       </w:r>
     </w:p>
     <w:p>
@@ -5212,27 +3989,20 @@
         <w:rPr>
           <w:rFonts w:ascii="Times New Roman" w:eastAsia="Times New Roman" w:hAnsi="Times New Roman" w:cs="Times New Roman"/>
           <w:i/>
-          <w:color w:val="FF0000"/>
-          <w:sz w:val="24"/>
-          <w:szCs w:val="24"/>
-        </w:rPr>
-        <w:t xml:space="preserve">Тропар (г. 1): </w:t>
-      </w:r>
-      <w:r>
-        <w:rPr>
-          <w:rFonts w:ascii="Times New Roman" w:eastAsia="Times New Roman" w:hAnsi="Times New Roman" w:cs="Times New Roman"/>
-          <w:sz w:val="24"/>
-          <w:szCs w:val="24"/>
-        </w:rPr>
-        <w:t>Кров твоя, мудрий, таїнственно взиває від землі,* як і Авелева до Бога,* богомудрий святителю Методію,* ясно проповідав ти Боже воплочення.* Тому й осудив єси по</w:t>
-      </w:r>
-      <w:r>
-        <w:rPr>
-          <w:rFonts w:ascii="Times New Roman" w:eastAsia="Times New Roman" w:hAnsi="Times New Roman" w:cs="Times New Roman"/>
-          <w:sz w:val="24"/>
-          <w:szCs w:val="24"/>
-        </w:rPr>
-        <w:t>милку Орігенову,* і переставився єси в Небесний чертог.* Моли Христа Бога, щоб спас душі наші.</w:t>
+          <w:iCs/>
+          <w:color w:val="FF0000"/>
+          <w:sz w:val="24"/>
+          <w:szCs w:val="24"/>
+        </w:rPr>
+        <w:t xml:space="preserve">Кондак (г. 4): </w:t>
+      </w:r>
+      <w:r>
+        <w:rPr>
+          <w:rFonts w:ascii="Times New Roman" w:eastAsia="Times New Roman" w:hAnsi="Times New Roman" w:cs="Times New Roman"/>
+          <w:sz w:val="24"/>
+          <w:szCs w:val="24"/>
+        </w:rPr>
+        <w:t>Священнотаїнником Святої Тройці,* і проповідником повелінь Божественних надрозумових,* і православних утвердженням був єси, Методію,* злославні умисли викрив ти,* правовір’я ради аж до крові як священномученик явившись,* і Христу із Ангелами предстоячи,* моли, щоб спастися нам.</w:t>
       </w:r>
     </w:p>
     <w:p>
@@ -5245,54 +4015,16 @@
           <w:szCs w:val="24"/>
         </w:rPr>
       </w:pPr>
-      <w:r>
-        <w:rPr>
-          <w:rFonts w:ascii="Times New Roman" w:eastAsia="Times New Roman" w:hAnsi="Times New Roman" w:cs="Times New Roman"/>
-          <w:i/>
-          <w:color w:val="FF0000"/>
-          <w:sz w:val="24"/>
-          <w:szCs w:val="24"/>
-        </w:rPr>
-        <w:t xml:space="preserve">Кондак (г. 4): </w:t>
-      </w:r>
-      <w:r>
-        <w:rPr>
-          <w:rFonts w:ascii="Times New Roman" w:eastAsia="Times New Roman" w:hAnsi="Times New Roman" w:cs="Times New Roman"/>
-          <w:sz w:val="24"/>
-          <w:szCs w:val="24"/>
-        </w:rPr>
-        <w:t>Священнотаїнником Святої Тройці,* і проповідником повелінь Божественних надрозумових,* і православних утвердженням був єси, Методію,* злославні ум</w:t>
-      </w:r>
-      <w:r>
-        <w:rPr>
-          <w:rFonts w:ascii="Times New Roman" w:eastAsia="Times New Roman" w:hAnsi="Times New Roman" w:cs="Times New Roman"/>
-          <w:sz w:val="24"/>
-          <w:szCs w:val="24"/>
-        </w:rPr>
-        <w:t>исли викрив ти,* правовір’я ради аж до крові як священномученик явившись,* і Христу із Ангелами предстоячи,* моли, щоб спастися нам.</w:t>
-      </w:r>
-    </w:p>
-    <w:p>
-      <w:pPr>
-        <w:spacing w:after="160" w:line="259" w:lineRule="auto"/>
-        <w:ind w:hanging="2"/>
-        <w:rPr>
-          <w:rFonts w:ascii="Times New Roman" w:eastAsia="Times New Roman" w:hAnsi="Times New Roman" w:cs="Times New Roman"/>
-          <w:sz w:val="24"/>
-          <w:szCs w:val="24"/>
-        </w:rPr>
-      </w:pPr>
-    </w:p>
-    <w:p>
-      <w:pPr>
-        <w:pStyle w:val="2"/>
+    </w:p>
+    <w:p>
+      <w:pPr>
+        <w:pStyle w:val="Heading2"/>
         <w:spacing w:after="160" w:line="259" w:lineRule="auto"/>
         <w:ind w:hanging="2"/>
       </w:pPr>
       <w:bookmarkStart w:id="30" w:name="_heading=h.s0snyw5ylx1j" w:colFirst="0" w:colLast="0"/>
       <w:bookmarkEnd w:id="30"/>
       <w:r>
-        <w:lastRenderedPageBreak/>
         <w:t>21 червня. Св. мч. Юліяна Тарсійського.</w:t>
       </w:r>
     </w:p>
@@ -5310,6 +4042,7 @@
         <w:rPr>
           <w:rFonts w:ascii="Times New Roman" w:eastAsia="Times New Roman" w:hAnsi="Times New Roman" w:cs="Times New Roman"/>
           <w:i/>
+          <w:iCs/>
           <w:color w:val="FF0000"/>
           <w:sz w:val="24"/>
           <w:szCs w:val="24"/>
@@ -5322,15 +4055,7 @@
           <w:sz w:val="24"/>
           <w:szCs w:val="24"/>
         </w:rPr>
-        <w:t>Мученик Твій, Господи, Юліан,* у стражданнях своїх прийняв вінець н</w:t>
-      </w:r>
-      <w:r>
-        <w:rPr>
-          <w:rFonts w:ascii="Times New Roman" w:eastAsia="Times New Roman" w:hAnsi="Times New Roman" w:cs="Times New Roman"/>
-          <w:sz w:val="24"/>
-          <w:szCs w:val="24"/>
-        </w:rPr>
-        <w:t>етлінний від Тебе, Бога нашого,* мавши бо кріпость Твою, він мучителів подолав,* сокрушив і демонів зухвальства безсильні.* Його молитвами спаси душі наші.</w:t>
+        <w:t>Му́ченик Твій, Го́споди, Юліан,* у стражда́ннях свої́х прийня́в віне́ць нетлі́нний від Те́бе, Бо́га на́шого,* ма́вши бо крі́пость Твою́, він мучи́телів подола́в,* сокруши́в і де́монів зухва́льства безси́льні.* Його́ молитва́ми спаси́ ду́ші на́ші.</w:t>
       </w:r>
     </w:p>
     <w:p>
@@ -5347,6 +4072,7 @@
         <w:rPr>
           <w:rFonts w:ascii="Times New Roman" w:eastAsia="Times New Roman" w:hAnsi="Times New Roman" w:cs="Times New Roman"/>
           <w:i/>
+          <w:iCs/>
           <w:color w:val="FF0000"/>
           <w:sz w:val="24"/>
           <w:szCs w:val="24"/>
@@ -5375,7 +4101,7 @@
     </w:p>
     <w:p>
       <w:pPr>
-        <w:pStyle w:val="2"/>
+        <w:pStyle w:val="Heading2"/>
         <w:spacing w:after="160" w:line="259" w:lineRule="auto"/>
         <w:ind w:hanging="2"/>
       </w:pPr>
@@ -5400,6 +4126,7 @@
         <w:rPr>
           <w:rFonts w:ascii="Times New Roman" w:eastAsia="Times New Roman" w:hAnsi="Times New Roman" w:cs="Times New Roman"/>
           <w:i/>
+          <w:iCs/>
           <w:color w:val="FF0000"/>
           <w:sz w:val="24"/>
           <w:szCs w:val="24"/>
@@ -5424,35 +4151,7 @@
           <w:szCs w:val="24"/>
           <w:highlight w:val="white"/>
         </w:rPr>
-        <w:t xml:space="preserve">I звичаїв апостолів причасником і </w:t>
-      </w:r>
-      <w:r>
-        <w:rPr>
-          <w:rFonts w:ascii="Times New Roman" w:eastAsia="Times New Roman" w:hAnsi="Times New Roman" w:cs="Times New Roman"/>
-          <w:sz w:val="24"/>
-          <w:szCs w:val="24"/>
-          <w:highlight w:val="white"/>
-        </w:rPr>
-        <w:t>їх намісником стався ти,* знайшов ти шлях, богонатхненний, як дійти до видіння.* Задля того слово істини справляючи,* і задля віри постраждав ти аж до крови, священномученику Євсевію</w:t>
-      </w:r>
-      <w:r>
-        <w:rPr>
-          <w:rFonts w:ascii="Times New Roman" w:eastAsia="Times New Roman" w:hAnsi="Times New Roman" w:cs="Times New Roman"/>
-          <w:i/>
-          <w:sz w:val="24"/>
-          <w:szCs w:val="24"/>
-          <w:highlight w:val="white"/>
-        </w:rPr>
-        <w:t xml:space="preserve">,* </w:t>
-      </w:r>
-      <w:r>
-        <w:rPr>
-          <w:rFonts w:ascii="Times New Roman" w:eastAsia="Times New Roman" w:hAnsi="Times New Roman" w:cs="Times New Roman"/>
-          <w:sz w:val="24"/>
-          <w:szCs w:val="24"/>
-          <w:highlight w:val="white"/>
-        </w:rPr>
-        <w:t>моли Христа Бога, щоб спаслися душі наші.</w:t>
+        <w:t>Апо́стольських зви́чаїв прича́сником і ї́хніх престо́лів намі́сником став ти,* знайшо́в ти, богонатхне́нний, шлях до боговиді́ння.* Тому́ сло́во і́стини пропові́дував* і зара́ди ві́ри постражда́в ти аж до кро́ви, священному́ченику Євсевію,* моли́ Христа́ Бо́га, щоб спасли́ся ду́ші на́ші.</w:t>
       </w:r>
     </w:p>
     <w:p>
@@ -5469,6 +4168,7 @@
         <w:rPr>
           <w:rFonts w:ascii="Times New Roman" w:eastAsia="Times New Roman" w:hAnsi="Times New Roman" w:cs="Times New Roman"/>
           <w:i/>
+          <w:iCs/>
           <w:color w:val="FF0000"/>
           <w:sz w:val="24"/>
           <w:szCs w:val="24"/>
@@ -5481,15 +4181,37 @@
           <w:sz w:val="24"/>
           <w:szCs w:val="24"/>
         </w:rPr>
-        <w:t>Благочесно у с</w:t>
-      </w:r>
-      <w:r>
-        <w:rPr>
-          <w:rFonts w:ascii="Times New Roman" w:eastAsia="Times New Roman" w:hAnsi="Times New Roman" w:cs="Times New Roman"/>
-          <w:sz w:val="24"/>
-          <w:szCs w:val="24"/>
-        </w:rPr>
-        <w:t>вятительстві поживши* і мучеництва шлях пройшовши,* ідольські жертви загасив єси, святителю Євсевію,* і, як дерзновенний, перед Христом Богом,* моли, щоб спаслися душі наші.</w:t>
+        <w:t xml:space="preserve">Благочесно у святительстві поживши* і мучеництва шлях пройшовши,* ідольські жертви загасив єси, святителю Євсевію,* і, як дерзновенний, перед Христом Богом,* моли, щоб спаслися душі </w:t>
+      </w:r>
+      <w:sdt>
+        <w:sdtPr>
+          <w:tag w:val="goog_rdk_1"/>
+          <w:id w:val="290113445"/>
+        </w:sdtPr>
+        <w:sdtEndPr/>
+        <w:sdtContent>
+          <w:commentRangeStart w:id="32"/>
+        </w:sdtContent>
+      </w:sdt>
+      <w:r>
+        <w:rPr>
+          <w:rFonts w:ascii="Times New Roman" w:eastAsia="Times New Roman" w:hAnsi="Times New Roman" w:cs="Times New Roman"/>
+          <w:sz w:val="24"/>
+          <w:szCs w:val="24"/>
+        </w:rPr>
+        <w:t>наші</w:t>
+      </w:r>
+      <w:commentRangeEnd w:id="32"/>
+      <w:r>
+        <w:commentReference w:id="32"/>
+      </w:r>
+      <w:r>
+        <w:rPr>
+          <w:rFonts w:ascii="Times New Roman" w:eastAsia="Times New Roman" w:hAnsi="Times New Roman" w:cs="Times New Roman"/>
+          <w:sz w:val="24"/>
+          <w:szCs w:val="24"/>
+        </w:rPr>
+        <w:t>.</w:t>
       </w:r>
     </w:p>
     <w:p>
@@ -5505,12 +4227,12 @@
     </w:p>
     <w:p>
       <w:pPr>
-        <w:pStyle w:val="2"/>
+        <w:pStyle w:val="Heading2"/>
         <w:spacing w:after="160" w:line="259" w:lineRule="auto"/>
         <w:ind w:hanging="2"/>
       </w:pPr>
-      <w:bookmarkStart w:id="32" w:name="_heading=h.aouf5muhjiky" w:colFirst="0" w:colLast="0"/>
-      <w:bookmarkEnd w:id="32"/>
+      <w:bookmarkStart w:id="33" w:name="_heading=h.aouf5muhjiky" w:colFirst="0" w:colLast="0"/>
+      <w:bookmarkEnd w:id="33"/>
       <w:r>
         <w:t>23 червня. Св. мчц. Агрипіни.</w:t>
       </w:r>
@@ -5529,6 +4251,7 @@
         <w:rPr>
           <w:rFonts w:ascii="Times New Roman" w:eastAsia="Times New Roman" w:hAnsi="Times New Roman" w:cs="Times New Roman"/>
           <w:i/>
+          <w:iCs/>
           <w:color w:val="FF0000"/>
           <w:sz w:val="24"/>
           <w:szCs w:val="24"/>
@@ -5541,23 +4264,7 @@
           <w:sz w:val="24"/>
           <w:szCs w:val="24"/>
         </w:rPr>
-        <w:t>До любові безсмертного Жениха побігш</w:t>
-      </w:r>
-      <w:r>
-        <w:rPr>
-          <w:rFonts w:ascii="Times New Roman" w:eastAsia="Times New Roman" w:hAnsi="Times New Roman" w:cs="Times New Roman"/>
-          <w:sz w:val="24"/>
-          <w:szCs w:val="24"/>
-        </w:rPr>
-        <w:t>и,* тлінне зненавиділа єси, тіло занедбавши,* а муки, які завдавали тобі,* з любов’ю терпіла єси, взиваючи:* прийми мене в любов Твою,* мене, пожертвувану Тебе ради, Христе – Царю віків.* Його ж милістю звесели тих,* які день радості твій почитають,* Агрип</w:t>
-      </w:r>
-      <w:r>
-        <w:rPr>
-          <w:rFonts w:ascii="Times New Roman" w:eastAsia="Times New Roman" w:hAnsi="Times New Roman" w:cs="Times New Roman"/>
-          <w:sz w:val="24"/>
-          <w:szCs w:val="24"/>
-        </w:rPr>
-        <w:t xml:space="preserve">ино, мученице прехвальна. </w:t>
+        <w:t xml:space="preserve">До любові безсмертного Жениха побігши,* тлінне зненавиділа єси, тіло занедбавши,* а муки, які завдавали тобі,* з любов’ю терпіла єси, взиваючи:* прийми мене в любов Твою,* мене, пожертвувану Тебе ради, Христе – Царю віків.* Його ж милістю звесели тих,* які день радості твій почитають,* Агрипино, мученице прехвальна. </w:t>
       </w:r>
     </w:p>
     <w:p>
@@ -5574,6 +4281,7 @@
         <w:rPr>
           <w:rFonts w:ascii="Times New Roman" w:eastAsia="Times New Roman" w:hAnsi="Times New Roman" w:cs="Times New Roman"/>
           <w:i/>
+          <w:iCs/>
           <w:color w:val="FF0000"/>
           <w:sz w:val="24"/>
           <w:szCs w:val="24"/>
@@ -5602,18 +4310,19 @@
     </w:p>
     <w:p>
       <w:pPr>
-        <w:pStyle w:val="2"/>
+        <w:pStyle w:val="Heading2"/>
         <w:spacing w:after="160" w:line="259" w:lineRule="auto"/>
         <w:ind w:hanging="2"/>
         <w:rPr>
           <w:color w:val="FF0000"/>
         </w:rPr>
       </w:pPr>
-      <w:bookmarkStart w:id="33" w:name="_heading=h.qg7mbut8aae5" w:colFirst="0" w:colLast="0"/>
-      <w:bookmarkEnd w:id="33"/>
-      <w:r>
-        <w:rPr>
-          <w:i/>
+      <w:bookmarkStart w:id="34" w:name="_heading=h.qg7mbut8aae5" w:colFirst="0" w:colLast="0"/>
+      <w:bookmarkEnd w:id="34"/>
+      <w:r>
+        <w:rPr>
+          <w:i/>
+          <w:iCs/>
           <w:color w:val="FF0000"/>
         </w:rPr>
         <w:t>24</w:t>
@@ -5630,16 +4339,10 @@
       <w:r>
         <w:rPr>
           <w:i/>
-          <w:color w:val="FF0000"/>
-        </w:rPr>
-        <w:t>Різдво пророка, Предтечі і</w:t>
-      </w:r>
-      <w:r>
-        <w:rPr>
-          <w:i/>
-          <w:color w:val="FF0000"/>
-        </w:rPr>
-        <w:t xml:space="preserve"> Хрестителя Господнього Йоана.</w:t>
+          <w:iCs/>
+          <w:color w:val="FF0000"/>
+        </w:rPr>
+        <w:t>Різдво пророка, Предтечі і Хрестителя Господнього Івана.</w:t>
       </w:r>
     </w:p>
     <w:p>
@@ -5657,6 +4360,7 @@
         <w:rPr>
           <w:rFonts w:ascii="Times New Roman" w:eastAsia="Times New Roman" w:hAnsi="Times New Roman" w:cs="Times New Roman"/>
           <w:i/>
+          <w:iCs/>
           <w:color w:val="FF0000"/>
           <w:sz w:val="24"/>
           <w:szCs w:val="24"/>
@@ -5669,7 +4373,7 @@
           <w:sz w:val="24"/>
           <w:szCs w:val="24"/>
         </w:rPr>
-        <w:t>Пророче і предтече пришестя Христового,* достойно звеличати Тебе не в силі ми, що любов’ю Тебе почитаємо,* бо неплідність матері і отча безгласність* розрішилися славним і чесним твоїм різдвом* – і воплочення Сина Божого світові проповідується.</w:t>
+        <w:t>Проро́че і предте́че прише́стя Христо́вого,* досто́йно звелича́ти тебе́ не в си́лі ми, що любо́в’ю тебе́ почита́ємо,* бо неплі́дність ма́тері і о́тча безгла́сність розріши́лися сла́вним і чесни́м твої́м різдво́м* – і вопло́чення Си́на Бо́жого сві́тові пропові́дується.</w:t>
       </w:r>
     </w:p>
     <w:p>
@@ -5686,30 +4390,54 @@
         <w:rPr>
           <w:rFonts w:ascii="Times New Roman" w:eastAsia="Times New Roman" w:hAnsi="Times New Roman" w:cs="Times New Roman"/>
           <w:i/>
-          <w:color w:val="FF0000"/>
-          <w:sz w:val="24"/>
-          <w:szCs w:val="24"/>
-        </w:rPr>
+          <w:iCs/>
+          <w:color w:val="FF0000"/>
+          <w:sz w:val="24"/>
+          <w:szCs w:val="24"/>
+        </w:rPr>
+        <w:t xml:space="preserve">Кондак (г. 3): </w:t>
+      </w:r>
+      <w:r>
+        <w:rPr>
+          <w:rFonts w:ascii="Times New Roman" w:eastAsia="Times New Roman" w:hAnsi="Times New Roman" w:cs="Times New Roman"/>
+          <w:sz w:val="24"/>
+          <w:szCs w:val="24"/>
+        </w:rPr>
+        <w:t>Спе́ршу неплі́дна, днесь Христо́вого предте́чу ро́дить,* і він є спо́вненням уся́кого проро́цтва,* бо кого́ проро́ки пропові́дували,* на то́го він у Йорда́ні ру́ку покла́в.* Яви́вся Бо́жого Сло́ва проро́к, пропові́дник, а водно́раз і предте́ча.</w:t>
+      </w:r>
+    </w:p>
+    <w:p>
+      <w:pPr>
+        <w:spacing w:after="160" w:line="259" w:lineRule="auto"/>
+        <w:ind w:hanging="2"/>
+        <w:rPr>
+          <w:rFonts w:ascii="Times New Roman" w:eastAsia="Times New Roman" w:hAnsi="Times New Roman" w:cs="Times New Roman"/>
+          <w:b/>
+          <w:bCs/>
+          <w:sz w:val="24"/>
+          <w:szCs w:val="24"/>
+        </w:rPr>
+      </w:pPr>
+    </w:p>
+    <w:p>
+      <w:pPr>
+        <w:pStyle w:val="Heading2"/>
+        <w:spacing w:after="160" w:line="259" w:lineRule="auto"/>
+        <w:ind w:hanging="2"/>
+      </w:pPr>
+      <w:bookmarkStart w:id="35" w:name="_heading=h.bcie3j1iam76" w:colFirst="0" w:colLast="0"/>
+      <w:bookmarkEnd w:id="35"/>
+      <w:r>
         <w:lastRenderedPageBreak/>
-        <w:t xml:space="preserve">Кондак (г. </w:t>
-      </w:r>
-      <w:r>
-        <w:rPr>
-          <w:rFonts w:ascii="Times New Roman" w:eastAsia="Times New Roman" w:hAnsi="Times New Roman" w:cs="Times New Roman"/>
-          <w:i/>
-          <w:color w:val="FF0000"/>
-          <w:sz w:val="24"/>
-          <w:szCs w:val="24"/>
-        </w:rPr>
-        <w:t xml:space="preserve">3): </w:t>
-      </w:r>
-      <w:r>
-        <w:rPr>
-          <w:rFonts w:ascii="Times New Roman" w:eastAsia="Times New Roman" w:hAnsi="Times New Roman" w:cs="Times New Roman"/>
-          <w:sz w:val="24"/>
-          <w:szCs w:val="24"/>
-        </w:rPr>
-        <w:t>Перше неплідна днесь Христового предтечу родить* і він є сповненням усякого пророцтва,* бо кого пророки проповідували,* на того він у Йордані руку поклав.* Явився Божого Слова пророк, проповідник, разом і предтеча.</w:t>
+        <w:t>25 червня. Св. прпмчц. Февронії.</w:t>
+      </w:r>
+    </w:p>
+    <w:p>
+      <w:pPr>
+        <w:pStyle w:val="Heading3"/>
+      </w:pPr>
+      <w:r>
+        <w:t>Св. прпмчц. Февронії.</w:t>
       </w:r>
     </w:p>
     <w:p>
@@ -5718,22 +4446,83 @@
         <w:ind w:hanging="2"/>
         <w:rPr>
           <w:rFonts w:ascii="Times New Roman" w:eastAsia="Times New Roman" w:hAnsi="Times New Roman" w:cs="Times New Roman"/>
+          <w:sz w:val="24"/>
+          <w:szCs w:val="24"/>
+        </w:rPr>
+      </w:pPr>
+      <w:r>
+        <w:rPr>
+          <w:rFonts w:ascii="Times New Roman" w:eastAsia="Times New Roman" w:hAnsi="Times New Roman" w:cs="Times New Roman"/>
+          <w:i/>
+          <w:iCs/>
+          <w:color w:val="FF0000"/>
+          <w:sz w:val="24"/>
+          <w:szCs w:val="24"/>
+        </w:rPr>
+        <w:t xml:space="preserve">Тропар (г. 4): </w:t>
+      </w:r>
+      <w:r>
+        <w:rPr>
+          <w:rFonts w:ascii="Times New Roman" w:eastAsia="Times New Roman" w:hAnsi="Times New Roman" w:cs="Times New Roman"/>
+          <w:sz w:val="24"/>
+          <w:szCs w:val="24"/>
+        </w:rPr>
+        <w:t>Спочатку розіп’ялась ти для світу* відмовою від спілкування,* відтак же й світ для тебе розп’явся,* коли в подвиг мучеництва увійшла єси,* тому й оспівуємо тебе Февроніє славна,* як подвійним вінцем від Христа увінчану.</w:t>
+      </w:r>
+    </w:p>
+    <w:p>
+      <w:pPr>
+        <w:spacing w:after="160" w:line="259" w:lineRule="auto"/>
+        <w:ind w:hanging="2"/>
+        <w:rPr>
+          <w:rFonts w:ascii="Times New Roman" w:eastAsia="Times New Roman" w:hAnsi="Times New Roman" w:cs="Times New Roman"/>
+          <w:sz w:val="24"/>
+          <w:szCs w:val="24"/>
+        </w:rPr>
+      </w:pPr>
+      <w:r>
+        <w:rPr>
+          <w:rFonts w:ascii="Times New Roman" w:eastAsia="Times New Roman" w:hAnsi="Times New Roman" w:cs="Times New Roman"/>
+          <w:i/>
+          <w:iCs/>
+          <w:color w:val="FF0000"/>
+          <w:sz w:val="24"/>
+          <w:szCs w:val="24"/>
+        </w:rPr>
+        <w:t xml:space="preserve">Кондак (г. 6): </w:t>
+      </w:r>
+      <w:r>
+        <w:rPr>
+          <w:rFonts w:ascii="Times New Roman" w:eastAsia="Times New Roman" w:hAnsi="Times New Roman" w:cs="Times New Roman"/>
+          <w:sz w:val="24"/>
+          <w:szCs w:val="24"/>
+        </w:rPr>
+        <w:t>Жениху мій, найсолодший Христе, – взивала Февронія*, – не важко мені бігти вслід Тобі,* бо насолода любові Твоєї підтримала душу мою надією* і краса милості Твоєї серце моє осолодила,* щоб випити чашу страждань за Тебе,* щоб достойною вчинив ти мене радіти Тобою в світлиці з мудрими дівами.* Тому, преподобна страстотерпице,* почитаючи подвиги трудів твоїх, молимо тебе:* Моли, щоб і перед нами не зачинилися світлиці двері.</w:t>
+      </w:r>
+    </w:p>
+    <w:p>
+      <w:pPr>
+        <w:spacing w:after="160" w:line="259" w:lineRule="auto"/>
+        <w:ind w:hanging="2"/>
+        <w:rPr>
+          <w:rFonts w:ascii="Times New Roman" w:eastAsia="Times New Roman" w:hAnsi="Times New Roman" w:cs="Times New Roman"/>
           <w:b/>
-          <w:sz w:val="24"/>
-          <w:szCs w:val="24"/>
-        </w:rPr>
-      </w:pPr>
-    </w:p>
-    <w:p>
-      <w:pPr>
-        <w:pStyle w:val="2"/>
+          <w:bCs/>
+          <w:sz w:val="24"/>
+          <w:szCs w:val="24"/>
+        </w:rPr>
+      </w:pPr>
+    </w:p>
+    <w:p>
+      <w:pPr>
+        <w:pStyle w:val="Heading2"/>
         <w:spacing w:after="160" w:line="259" w:lineRule="auto"/>
         <w:ind w:hanging="2"/>
       </w:pPr>
-      <w:bookmarkStart w:id="34" w:name="_heading=h.bcie3j1iam76" w:colFirst="0" w:colLast="0"/>
-      <w:bookmarkEnd w:id="34"/>
-      <w:r>
-        <w:t>25 червня. Св. прпмчц. Февронії.</w:t>
+      <w:bookmarkStart w:id="36" w:name="_heading=h.hoj9aedcb2pf" w:colFirst="0" w:colLast="0"/>
+      <w:bookmarkEnd w:id="36"/>
+      <w:r>
+        <w:t>26 червня. Прп. Давида, що в Солуні.</w:t>
       </w:r>
     </w:p>
     <w:p>
@@ -5750,6 +4539,7 @@
         <w:rPr>
           <w:rFonts w:ascii="Times New Roman" w:eastAsia="Times New Roman" w:hAnsi="Times New Roman" w:cs="Times New Roman"/>
           <w:i/>
+          <w:iCs/>
           <w:color w:val="FF0000"/>
           <w:sz w:val="24"/>
           <w:szCs w:val="24"/>
@@ -5762,7 +4552,7 @@
           <w:sz w:val="24"/>
           <w:szCs w:val="24"/>
         </w:rPr>
-        <w:t>Спочатку розіп’ялась ти для світу* відмовою від спілкування,* відтак же й світ для тебе розп’явся,* коли в подвиг мучеництва увійшла єси,* тому й оспівуємо тебе Февроніє славна,* як подвійним вінцем від Христа увінчану.</w:t>
+        <w:t>Від світського гамору рятуючись,* посеред саду в наметі оселився єси, преподобний Давиде,* звідки й, восходження в серці поклавши,* злетів ти у вишнє чеснотами* і там з ликами святих оселяючись, на долішніх споглянь,* які нині пам’ять твою почитають.</w:t>
       </w:r>
     </w:p>
     <w:p>
@@ -5779,35 +4569,37 @@
         <w:rPr>
           <w:rFonts w:ascii="Times New Roman" w:eastAsia="Times New Roman" w:hAnsi="Times New Roman" w:cs="Times New Roman"/>
           <w:i/>
-          <w:color w:val="FF0000"/>
-          <w:sz w:val="24"/>
-          <w:szCs w:val="24"/>
-        </w:rPr>
-        <w:t xml:space="preserve">Кондак (г. 6): </w:t>
-      </w:r>
-      <w:r>
-        <w:rPr>
-          <w:rFonts w:ascii="Times New Roman" w:eastAsia="Times New Roman" w:hAnsi="Times New Roman" w:cs="Times New Roman"/>
-          <w:sz w:val="24"/>
-          <w:szCs w:val="24"/>
-        </w:rPr>
-        <w:t>Жениху</w:t>
-      </w:r>
-      <w:r>
-        <w:rPr>
-          <w:rFonts w:ascii="Times New Roman" w:eastAsia="Times New Roman" w:hAnsi="Times New Roman" w:cs="Times New Roman"/>
-          <w:sz w:val="24"/>
-          <w:szCs w:val="24"/>
-        </w:rPr>
-        <w:t xml:space="preserve"> мій, найсолодший Христе, - взивала Февронія*, - не важко мені бігти вслід Тобі,* бо насолода любові Твоєї підтримала душу мою надією* і краса милості Твоєї серце моє осолодила,* щоб випити чашу страждань за Тебе,* щоб достойною вчинив ти мене радіти Тобою</w:t>
-      </w:r>
-      <w:r>
-        <w:rPr>
-          <w:rFonts w:ascii="Times New Roman" w:eastAsia="Times New Roman" w:hAnsi="Times New Roman" w:cs="Times New Roman"/>
-          <w:sz w:val="24"/>
-          <w:szCs w:val="24"/>
-        </w:rPr>
-        <w:t xml:space="preserve"> в світлиці з мудрими дівами.* Тому, преподобна страстотерпице,* почитаючи подвиги трудів твоїх, молимо тебе:* Моли, щоб і перед нами не зачинилися світлиці двері.</w:t>
+          <w:iCs/>
+          <w:color w:val="FF0000"/>
+          <w:sz w:val="24"/>
+          <w:szCs w:val="24"/>
+        </w:rPr>
+        <w:t xml:space="preserve">Кондак (г. 1): </w:t>
+      </w:r>
+      <w:r>
+        <w:rPr>
+          <w:rFonts w:ascii="Times New Roman" w:eastAsia="Times New Roman" w:hAnsi="Times New Roman" w:cs="Times New Roman"/>
+          <w:sz w:val="24"/>
+          <w:szCs w:val="24"/>
+        </w:rPr>
+        <w:t xml:space="preserve">Садом всепроцвітаючим, який приносить плоди чеснот,* явився єси на садовому дереві, як благоспівуча птаха,* життя древо, Господа, в серці твоєму насадивши,* рай же </w:t>
+      </w:r>
+      <w:r>
+        <w:rPr>
+          <w:rFonts w:ascii="Times New Roman" w:eastAsia="Times New Roman" w:hAnsi="Times New Roman" w:cs="Times New Roman"/>
+          <w:sz w:val="24"/>
+          <w:szCs w:val="24"/>
+          <w:highlight w:val="yellow"/>
+        </w:rPr>
+        <w:t xml:space="preserve">радше </w:t>
+      </w:r>
+      <w:r>
+        <w:rPr>
+          <w:rFonts w:ascii="Times New Roman" w:eastAsia="Times New Roman" w:hAnsi="Times New Roman" w:cs="Times New Roman"/>
+          <w:sz w:val="24"/>
+          <w:szCs w:val="24"/>
+        </w:rPr>
+        <w:t>зростив єси, богомудрий,* і ним живиш нас благодатно;* завжди моли за нас, Давиде всеблаженний.</w:t>
       </w:r>
     </w:p>
     <w:p>
@@ -5816,26 +4608,129 @@
         <w:ind w:hanging="2"/>
         <w:rPr>
           <w:rFonts w:ascii="Times New Roman" w:eastAsia="Times New Roman" w:hAnsi="Times New Roman" w:cs="Times New Roman"/>
-          <w:b/>
-          <w:sz w:val="24"/>
-          <w:szCs w:val="24"/>
-        </w:rPr>
-      </w:pPr>
-    </w:p>
-    <w:p>
-      <w:pPr>
-        <w:pStyle w:val="2"/>
+          <w:sz w:val="24"/>
+          <w:szCs w:val="24"/>
+        </w:rPr>
+      </w:pPr>
+    </w:p>
+    <w:p>
+      <w:pPr>
+        <w:pStyle w:val="Heading2"/>
         <w:spacing w:after="160" w:line="259" w:lineRule="auto"/>
         <w:ind w:hanging="2"/>
       </w:pPr>
-      <w:bookmarkStart w:id="35" w:name="_heading=h.hoj9aedcb2pf" w:colFirst="0" w:colLast="0"/>
-      <w:bookmarkEnd w:id="35"/>
-      <w:r>
-        <w:t>26 червня. Прп. Давида, що в Солуні.</w:t>
-      </w:r>
-    </w:p>
-    <w:p>
-      <w:pPr>
+      <w:bookmarkStart w:id="37" w:name="_heading=h.iwig6tvpu24z" w:colFirst="0" w:colLast="0"/>
+      <w:bookmarkEnd w:id="37"/>
+      <w:r>
+        <w:rPr>
+          <w:color w:val="FF0000"/>
+        </w:rPr>
+        <w:t>27</w:t>
+      </w:r>
+      <w:r>
+        <w:t xml:space="preserve"> червня. Cвщмч. єп. Миколая (Чарнецького) та ін. </w:t>
+      </w:r>
+    </w:p>
+    <w:p>
+      <w:pPr>
+        <w:pStyle w:val="Heading3"/>
+      </w:pPr>
+      <w:bookmarkStart w:id="38" w:name="_heading=h.114tmynt4qj3" w:colFirst="0" w:colLast="0"/>
+      <w:bookmarkEnd w:id="38"/>
+      <w:r>
+        <w:t>Cвщмч. єп. Миколая (Чарнецького)</w:t>
+      </w:r>
+    </w:p>
+    <w:p>
+      <w:pPr>
+        <w:spacing w:line="276" w:lineRule="auto"/>
+        <w:jc w:val="both"/>
+        <w:rPr>
+          <w:rFonts w:ascii="Times New Roman" w:eastAsia="Times New Roman" w:hAnsi="Times New Roman" w:cs="Times New Roman"/>
+          <w:sz w:val="24"/>
+          <w:szCs w:val="24"/>
+        </w:rPr>
+      </w:pPr>
+      <w:r>
+        <w:rPr>
+          <w:rFonts w:ascii="Times New Roman" w:eastAsia="Times New Roman" w:hAnsi="Times New Roman" w:cs="Times New Roman"/>
+          <w:i/>
+          <w:iCs/>
+          <w:color w:val="FF0000"/>
+          <w:sz w:val="24"/>
+          <w:szCs w:val="24"/>
+        </w:rPr>
+        <w:t>Тропар (г. 4):</w:t>
+      </w:r>
+      <w:r>
+        <w:rPr>
+          <w:rFonts w:ascii="Times New Roman" w:eastAsia="Times New Roman" w:hAnsi="Times New Roman" w:cs="Times New Roman"/>
+          <w:sz w:val="24"/>
+          <w:szCs w:val="24"/>
+        </w:rPr>
+        <w:t xml:space="preserve"> Як посланець найвищого престолу* і послідовник Миро</w:t>
+      </w:r>
+      <w:sdt>
+        <w:sdtPr>
+          <w:tag w:val="goog_rdk_2"/>
+          <w:id w:val="1882681442"/>
+        </w:sdtPr>
+        <w:sdtEndPr/>
+        <w:sdtContent>
+          <w:ins w:id="39" w:author="Andrij Bebko" w:date="2026-04-16T19:32:00Z">
+            <w:r>
+              <w:rPr>
+                <w:rFonts w:ascii="Times New Roman" w:eastAsia="Times New Roman" w:hAnsi="Times New Roman" w:cs="Times New Roman"/>
+                <w:sz w:val="24"/>
+                <w:szCs w:val="24"/>
+              </w:rPr>
+              <w:t>-</w:t>
+            </w:r>
+          </w:ins>
+        </w:sdtContent>
+      </w:sdt>
+      <w:r>
+        <w:rPr>
+          <w:rFonts w:ascii="Times New Roman" w:eastAsia="Times New Roman" w:hAnsi="Times New Roman" w:cs="Times New Roman"/>
+          <w:sz w:val="24"/>
+          <w:szCs w:val="24"/>
+        </w:rPr>
+        <w:t>отця одноіменного,* ти був апостолом об'єднання впродовж усього свого життя* і задля його визнання постраждав в темниці.* Прожив побожно серед святителів, як пастир розсіяних овець,* сам-один таємно захищав ти зболену Церкву.* Вилікуй наші болі молитвою за нас, Миколаю найсмиренніший.</w:t>
+      </w:r>
+    </w:p>
+    <w:p>
+      <w:pPr>
+        <w:spacing w:after="160" w:line="276" w:lineRule="auto"/>
+        <w:jc w:val="both"/>
+        <w:rPr>
+          <w:rFonts w:ascii="Times New Roman" w:eastAsia="Times New Roman" w:hAnsi="Times New Roman" w:cs="Times New Roman"/>
+          <w:sz w:val="24"/>
+          <w:szCs w:val="24"/>
+        </w:rPr>
+      </w:pPr>
+      <w:r>
+        <w:rPr>
+          <w:rFonts w:ascii="Times New Roman" w:eastAsia="Times New Roman" w:hAnsi="Times New Roman" w:cs="Times New Roman"/>
+          <w:i/>
+          <w:iCs/>
+          <w:color w:val="FF0000"/>
+          <w:sz w:val="24"/>
+          <w:szCs w:val="24"/>
+        </w:rPr>
+        <w:t>Кондак (г. 3):</w:t>
+      </w:r>
+      <w:r>
+        <w:rPr>
+          <w:rFonts w:ascii="Times New Roman" w:eastAsia="Times New Roman" w:hAnsi="Times New Roman" w:cs="Times New Roman"/>
+          <w:sz w:val="24"/>
+          <w:szCs w:val="24"/>
+        </w:rPr>
+        <w:t xml:space="preserve"> 3 убозтва і низького стану виніс тебе Христос* і посадив між князями свого люду.* Спочатку розкрив твій розум на Божі речі* і спрямував тебе Спаситель на стежки строгих чеснот у своєму чині, яснопромінний Миколаю.* Моли Його через роздавання багатьох чудес* прославити багатство Божої благодаті.</w:t>
+      </w:r>
+    </w:p>
+    <w:p>
+      <w:pPr>
+        <w:pStyle w:val="Heading2"/>
         <w:spacing w:after="160" w:line="259" w:lineRule="auto"/>
         <w:ind w:hanging="2"/>
         <w:rPr>
@@ -5844,10 +4739,223 @@
           <w:szCs w:val="24"/>
         </w:rPr>
       </w:pPr>
-      <w:r>
-        <w:rPr>
-          <w:rFonts w:ascii="Times New Roman" w:eastAsia="Times New Roman" w:hAnsi="Times New Roman" w:cs="Times New Roman"/>
-          <w:i/>
+      <w:bookmarkStart w:id="40" w:name="_heading=h.pcaefvipy96o" w:colFirst="0" w:colLast="0"/>
+      <w:bookmarkEnd w:id="40"/>
+      <w:r>
+        <w:rPr>
+          <w:color w:val="FF0000"/>
+        </w:rPr>
+        <w:lastRenderedPageBreak/>
+        <w:t>Прп. Самсона странноприємця.</w:t>
+      </w:r>
+    </w:p>
+    <w:p>
+      <w:pPr>
+        <w:spacing w:after="160" w:line="259" w:lineRule="auto"/>
+        <w:ind w:hanging="2"/>
+        <w:rPr>
+          <w:rFonts w:ascii="Times New Roman" w:eastAsia="Times New Roman" w:hAnsi="Times New Roman" w:cs="Times New Roman"/>
+          <w:sz w:val="24"/>
+          <w:szCs w:val="24"/>
+        </w:rPr>
+      </w:pPr>
+      <w:r>
+        <w:rPr>
+          <w:rFonts w:ascii="Times New Roman" w:eastAsia="Times New Roman" w:hAnsi="Times New Roman" w:cs="Times New Roman"/>
+          <w:i/>
+          <w:iCs/>
+          <w:color w:val="FF0000"/>
+          <w:sz w:val="24"/>
+          <w:szCs w:val="24"/>
+        </w:rPr>
+        <w:t xml:space="preserve">Тропар (г. 8): </w:t>
+      </w:r>
+      <w:r>
+        <w:rPr>
+          <w:rFonts w:ascii="Times New Roman" w:eastAsia="Times New Roman" w:hAnsi="Times New Roman" w:cs="Times New Roman"/>
+          <w:sz w:val="24"/>
+          <w:szCs w:val="24"/>
+        </w:rPr>
+        <w:t>В терпінні твоєму надбав єси відплату твою, отче преподобний,* в молитвах неперестанно тривавши,* убогих возлюбив єси і подбав за них,* тож молися Христу Богу, Самсоне милостивий блаженний,* щоб спастися душам нашим.</w:t>
+      </w:r>
+    </w:p>
+    <w:p>
+      <w:pPr>
+        <w:spacing w:after="160" w:line="259" w:lineRule="auto"/>
+        <w:ind w:hanging="2"/>
+        <w:rPr>
+          <w:rFonts w:ascii="Times New Roman" w:eastAsia="Times New Roman" w:hAnsi="Times New Roman" w:cs="Times New Roman"/>
+          <w:sz w:val="24"/>
+          <w:szCs w:val="24"/>
+        </w:rPr>
+      </w:pPr>
+      <w:r>
+        <w:rPr>
+          <w:rFonts w:ascii="Times New Roman" w:eastAsia="Times New Roman" w:hAnsi="Times New Roman" w:cs="Times New Roman"/>
+          <w:i/>
+          <w:iCs/>
+          <w:color w:val="FF0000"/>
+          <w:sz w:val="24"/>
+          <w:szCs w:val="24"/>
+        </w:rPr>
+        <w:t xml:space="preserve">Кондак (г. 8): </w:t>
+      </w:r>
+      <w:r>
+        <w:rPr>
+          <w:rFonts w:ascii="Times New Roman" w:eastAsia="Times New Roman" w:hAnsi="Times New Roman" w:cs="Times New Roman"/>
+          <w:sz w:val="24"/>
+          <w:szCs w:val="24"/>
+        </w:rPr>
+        <w:t>Як особливого лікаря і молитвеника благоприємного,* до раки твоєї Божественної прибігаючи, Самсоне богомудрий преподобний,* зійшовшись з любов’ю, псалмами і піснями,* радіючи, Христа прославляємо,* який таку благодать зцілень тобі подає.</w:t>
+      </w:r>
+    </w:p>
+    <w:p>
+      <w:pPr>
+        <w:spacing w:after="160" w:line="259" w:lineRule="auto"/>
+        <w:ind w:hanging="2"/>
+        <w:rPr>
+          <w:rFonts w:ascii="Times New Roman" w:eastAsia="Times New Roman" w:hAnsi="Times New Roman" w:cs="Times New Roman"/>
+          <w:sz w:val="24"/>
+          <w:szCs w:val="24"/>
+        </w:rPr>
+      </w:pPr>
+    </w:p>
+    <w:p>
+      <w:pPr>
+        <w:pStyle w:val="Heading2"/>
+        <w:spacing w:after="160" w:line="259" w:lineRule="auto"/>
+        <w:ind w:hanging="2"/>
+      </w:pPr>
+      <w:bookmarkStart w:id="41" w:name="_heading=h.c7p39ybgu9v3" w:colFirst="0" w:colLast="0"/>
+      <w:bookmarkEnd w:id="41"/>
+      <w:r>
+        <w:t>28 червня. Перенесення мощів свв. безсребреників Кира й Івана.</w:t>
+      </w:r>
+    </w:p>
+    <w:p>
+      <w:pPr>
+        <w:spacing w:after="160" w:line="259" w:lineRule="auto"/>
+        <w:ind w:hanging="2"/>
+        <w:rPr>
+          <w:rFonts w:ascii="Times New Roman" w:eastAsia="Times New Roman" w:hAnsi="Times New Roman" w:cs="Times New Roman"/>
+          <w:sz w:val="24"/>
+          <w:szCs w:val="24"/>
+        </w:rPr>
+      </w:pPr>
+      <w:r>
+        <w:rPr>
+          <w:rFonts w:ascii="Times New Roman" w:eastAsia="Times New Roman" w:hAnsi="Times New Roman" w:cs="Times New Roman"/>
+          <w:i/>
+          <w:iCs/>
+          <w:color w:val="FF0000"/>
+          <w:sz w:val="24"/>
+          <w:szCs w:val="24"/>
+        </w:rPr>
+        <w:t xml:space="preserve">Тропар (г. 5): </w:t>
+      </w:r>
+      <w:r>
+        <w:rPr>
+          <w:rFonts w:ascii="Times New Roman" w:eastAsia="Times New Roman" w:hAnsi="Times New Roman" w:cs="Times New Roman"/>
+          <w:sz w:val="24"/>
+          <w:szCs w:val="24"/>
+        </w:rPr>
+        <w:t>Чудеса святих Твоїх мучеників* як стіну непоборну нам дарував єси, Христе Боже,* їх молитвами підступи невірних розори, Церкву святу укріпи,* як єдиний благий і людинолюбний.</w:t>
+      </w:r>
+    </w:p>
+    <w:p>
+      <w:pPr>
+        <w:spacing w:after="160" w:line="259" w:lineRule="auto"/>
+        <w:ind w:hanging="2"/>
+        <w:rPr>
+          <w:rFonts w:ascii="Times New Roman" w:eastAsia="Times New Roman" w:hAnsi="Times New Roman" w:cs="Times New Roman"/>
+          <w:sz w:val="24"/>
+          <w:szCs w:val="24"/>
+        </w:rPr>
+      </w:pPr>
+      <w:r>
+        <w:rPr>
+          <w:rFonts w:ascii="Times New Roman" w:eastAsia="Times New Roman" w:hAnsi="Times New Roman" w:cs="Times New Roman"/>
+          <w:i/>
+          <w:iCs/>
+          <w:color w:val="FF0000"/>
+          <w:sz w:val="24"/>
+          <w:szCs w:val="24"/>
+        </w:rPr>
+        <w:t xml:space="preserve">Кондак (г. 3): </w:t>
+      </w:r>
+      <w:r>
+        <w:rPr>
+          <w:rFonts w:ascii="Times New Roman" w:eastAsia="Times New Roman" w:hAnsi="Times New Roman" w:cs="Times New Roman"/>
+          <w:sz w:val="24"/>
+          <w:szCs w:val="24"/>
+        </w:rPr>
+        <w:t>Від божественної благодаті дар чудес прийнявши, святі* чудодієте неустанно,* всі наші пристрасті дією вашою невидимою посікаєте,* Кире богомудрий із Іваном славним:* ви бо є лікарями божественними.</w:t>
+      </w:r>
+    </w:p>
+    <w:p>
+      <w:pPr>
+        <w:spacing w:after="160" w:line="259" w:lineRule="auto"/>
+        <w:ind w:hanging="2"/>
+        <w:rPr>
+          <w:rFonts w:ascii="Times New Roman" w:eastAsia="Times New Roman" w:hAnsi="Times New Roman" w:cs="Times New Roman"/>
+          <w:sz w:val="24"/>
+          <w:szCs w:val="24"/>
+        </w:rPr>
+      </w:pPr>
+    </w:p>
+    <w:p>
+      <w:pPr>
+        <w:pStyle w:val="Heading2"/>
+        <w:spacing w:after="160" w:line="259" w:lineRule="auto"/>
+        <w:ind w:hanging="2"/>
+        <w:rPr>
+          <w:color w:val="FF0000"/>
+        </w:rPr>
+      </w:pPr>
+      <w:bookmarkStart w:id="42" w:name="_heading=h.tdojsrcluph1" w:colFirst="0" w:colLast="0"/>
+      <w:bookmarkEnd w:id="42"/>
+      <w:r>
+        <w:rPr>
+          <w:i/>
+          <w:iCs/>
+          <w:color w:val="FF0000"/>
+        </w:rPr>
+        <w:t>29</w:t>
+      </w:r>
+      <w:r>
+        <w:t xml:space="preserve"> червня. </w:t>
+      </w:r>
+      <w:r>
+        <w:rPr>
+          <w:color w:val="FF0000"/>
+        </w:rPr>
+        <w:t xml:space="preserve">+ </w:t>
+      </w:r>
+      <w:r>
+        <w:rPr>
+          <w:i/>
+          <w:iCs/>
+          <w:color w:val="FF0000"/>
+        </w:rPr>
+        <w:t>Свв. славних і всехвальних, і первоверховних апп. Петра й Павла.</w:t>
+      </w:r>
+    </w:p>
+    <w:p>
+      <w:pPr>
+        <w:spacing w:after="160" w:line="259" w:lineRule="auto"/>
+        <w:ind w:hanging="2"/>
+        <w:jc w:val="both"/>
+        <w:rPr>
+          <w:rFonts w:ascii="Times New Roman" w:eastAsia="Times New Roman" w:hAnsi="Times New Roman" w:cs="Times New Roman"/>
+          <w:sz w:val="24"/>
+          <w:szCs w:val="24"/>
+        </w:rPr>
+      </w:pPr>
+      <w:r>
+        <w:rPr>
+          <w:rFonts w:ascii="Times New Roman" w:eastAsia="Times New Roman" w:hAnsi="Times New Roman" w:cs="Times New Roman"/>
+          <w:i/>
+          <w:iCs/>
           <w:color w:val="FF0000"/>
           <w:sz w:val="24"/>
           <w:szCs w:val="24"/>
@@ -5860,15 +4968,7 @@
           <w:sz w:val="24"/>
           <w:szCs w:val="24"/>
         </w:rPr>
-        <w:t>Від світського гамору рятуючись,* посер</w:t>
-      </w:r>
-      <w:r>
-        <w:rPr>
-          <w:rFonts w:ascii="Times New Roman" w:eastAsia="Times New Roman" w:hAnsi="Times New Roman" w:cs="Times New Roman"/>
-          <w:sz w:val="24"/>
-          <w:szCs w:val="24"/>
-        </w:rPr>
-        <w:t>ед саду в наметі оселився єси, преподобний Давиде,* звідки й, восходження в серці поклавши,* злетів ти у вишнє чеснотами* і там з ликами святих оселяючись, на долішніх споглянь,* які нині пам’ять твою почитають.</w:t>
+        <w:t>Апо́столів первопресто́льні і вселе́нної вчителі́,* Влади́ку всіх молі́ть,* щоб мир вселе́нній дарува́в* і ду́шам на́шим вели́ку ми́лість.</w:t>
       </w:r>
     </w:p>
     <w:p>
@@ -5885,44 +4985,20 @@
         <w:rPr>
           <w:rFonts w:ascii="Times New Roman" w:eastAsia="Times New Roman" w:hAnsi="Times New Roman" w:cs="Times New Roman"/>
           <w:i/>
-          <w:color w:val="FF0000"/>
-          <w:sz w:val="24"/>
-          <w:szCs w:val="24"/>
-        </w:rPr>
-        <w:t xml:space="preserve">Кондак (г. 1): </w:t>
-      </w:r>
-      <w:r>
-        <w:rPr>
-          <w:rFonts w:ascii="Times New Roman" w:eastAsia="Times New Roman" w:hAnsi="Times New Roman" w:cs="Times New Roman"/>
-          <w:sz w:val="24"/>
-          <w:szCs w:val="24"/>
-        </w:rPr>
-        <w:t>Садом всепроцвітаючим, який п</w:t>
-      </w:r>
-      <w:r>
-        <w:rPr>
-          <w:rFonts w:ascii="Times New Roman" w:eastAsia="Times New Roman" w:hAnsi="Times New Roman" w:cs="Times New Roman"/>
-          <w:sz w:val="24"/>
-          <w:szCs w:val="24"/>
-        </w:rPr>
-        <w:t xml:space="preserve">риносить плоди чеснот,* явився єси на садовому дереві, як благоспівуча птаха,* життя древо, Господа, в серці твоєму насадивши,* рай же </w:t>
-      </w:r>
-      <w:r>
-        <w:rPr>
-          <w:rFonts w:ascii="Times New Roman" w:eastAsia="Times New Roman" w:hAnsi="Times New Roman" w:cs="Times New Roman"/>
-          <w:sz w:val="24"/>
-          <w:szCs w:val="24"/>
-          <w:highlight w:val="yellow"/>
-        </w:rPr>
-        <w:t xml:space="preserve">радше </w:t>
-      </w:r>
-      <w:r>
-        <w:rPr>
-          <w:rFonts w:ascii="Times New Roman" w:eastAsia="Times New Roman" w:hAnsi="Times New Roman" w:cs="Times New Roman"/>
-          <w:sz w:val="24"/>
-          <w:szCs w:val="24"/>
-        </w:rPr>
-        <w:t>зростив єси, богомудрий,* і ним живиш нас благодатно;* завжди моли за нас, Давиде всеблаженний.</w:t>
+          <w:iCs/>
+          <w:color w:val="FF0000"/>
+          <w:sz w:val="24"/>
+          <w:szCs w:val="24"/>
+        </w:rPr>
+        <w:t xml:space="preserve">Кондак (г. 2): </w:t>
+      </w:r>
+      <w:r>
+        <w:rPr>
+          <w:rFonts w:ascii="Times New Roman" w:eastAsia="Times New Roman" w:hAnsi="Times New Roman" w:cs="Times New Roman"/>
+          <w:sz w:val="24"/>
+          <w:szCs w:val="24"/>
+        </w:rPr>
+        <w:t>Си́льних і богогла́сних пропові́дників,* верхо́вних апо́столів Твої́х, Го́споди,* прийня́в Ти в насоло́ду дібр Твої́х і упокі́й,* бо по́двиги їх і смерть прийня́в Ти по́над уся́кі плоди́,* єди́ний Серцеві́дче.</w:t>
       </w:r>
     </w:p>
     <w:p>
@@ -5938,20 +5014,20 @@
     </w:p>
     <w:p>
       <w:pPr>
-        <w:pStyle w:val="2"/>
+        <w:pStyle w:val="Heading2"/>
         <w:spacing w:after="160" w:line="259" w:lineRule="auto"/>
         <w:ind w:hanging="2"/>
         <w:rPr>
           <w:color w:val="FF0000"/>
         </w:rPr>
       </w:pPr>
-      <w:bookmarkStart w:id="36" w:name="_heading=h.iwig6tvpu24z" w:colFirst="0" w:colLast="0"/>
-      <w:bookmarkEnd w:id="36"/>
-      <w:r>
-        <w:rPr>
-          <w:color w:val="FF0000"/>
-        </w:rPr>
-        <w:t>27</w:t>
+      <w:bookmarkStart w:id="43" w:name="_heading=h.ezeepz1x0w45" w:colFirst="0" w:colLast="0"/>
+      <w:bookmarkEnd w:id="43"/>
+      <w:r>
+        <w:rPr>
+          <w:color w:val="FF0000"/>
+        </w:rPr>
+        <w:t>30</w:t>
       </w:r>
       <w:r>
         <w:t xml:space="preserve"> червня. </w:t>
@@ -5960,29 +5036,25 @@
         <w:rPr>
           <w:color w:val="FF0000"/>
         </w:rPr>
-        <w:t>Прп. Са</w:t>
-      </w:r>
-      <w:r>
-        <w:rPr>
-          <w:color w:val="FF0000"/>
-        </w:rPr>
-        <w:t>мсона странноприємця.</w:t>
+        <w:t>+ Собор свв. славних і всехвальних дванадцяти апостолів.</w:t>
       </w:r>
     </w:p>
     <w:p>
       <w:pPr>
         <w:spacing w:after="160" w:line="259" w:lineRule="auto"/>
         <w:ind w:hanging="2"/>
-        <w:rPr>
-          <w:rFonts w:ascii="Times New Roman" w:eastAsia="Times New Roman" w:hAnsi="Times New Roman" w:cs="Times New Roman"/>
-          <w:sz w:val="24"/>
-          <w:szCs w:val="24"/>
-        </w:rPr>
-      </w:pPr>
-      <w:r>
-        <w:rPr>
-          <w:rFonts w:ascii="Times New Roman" w:eastAsia="Times New Roman" w:hAnsi="Times New Roman" w:cs="Times New Roman"/>
-          <w:i/>
+        <w:jc w:val="both"/>
+        <w:rPr>
+          <w:rFonts w:ascii="Times New Roman" w:eastAsia="Times New Roman" w:hAnsi="Times New Roman" w:cs="Times New Roman"/>
+          <w:sz w:val="24"/>
+          <w:szCs w:val="24"/>
+        </w:rPr>
+      </w:pPr>
+      <w:r>
+        <w:rPr>
+          <w:rFonts w:ascii="Times New Roman" w:eastAsia="Times New Roman" w:hAnsi="Times New Roman" w:cs="Times New Roman"/>
+          <w:i/>
+          <w:iCs/>
           <w:color w:val="FF0000"/>
           <w:sz w:val="24"/>
           <w:szCs w:val="24"/>
@@ -5995,7 +5067,7 @@
           <w:sz w:val="24"/>
           <w:szCs w:val="24"/>
         </w:rPr>
-        <w:t>В терпінні твоєму надбав єси відплату твою, отче преподобний,* в молитвах неперестанно тривавши,* убогих возлюбив єси і подбав за них,* тож молися Христу Богу, Самсоне милостивий блаженний,* щоб спастися душам нашим.</w:t>
+        <w:t>На всю зе́млю ви́йшло вістува́ння ва́ше, святі́,* бо прийня́вши Ду́ха у вогне́нних язика́х, ви і́дольську лесть спали́ли* і мере́жею слове́с люде́й заблу́каних злови́ли ви у ві́ру,* тому́ небеса́ повіда́ють ва́шу сла́ву, а ство́рена ва́ми осно́ва сповіща́є,* і ми з ни́ми кли́чемо в па́м’ять ва́шу: Спаси́, Бо́же, всіх нас,* молитва́ми дванадцяти́ апо́столів Твої́х.</w:t>
       </w:r>
     </w:p>
     <w:p>
@@ -6012,227 +5084,12 @@
         <w:rPr>
           <w:rFonts w:ascii="Times New Roman" w:eastAsia="Times New Roman" w:hAnsi="Times New Roman" w:cs="Times New Roman"/>
           <w:i/>
-          <w:color w:val="FF0000"/>
-          <w:sz w:val="24"/>
-          <w:szCs w:val="24"/>
-        </w:rPr>
-        <w:t>Ко</w:t>
-      </w:r>
-      <w:r>
-        <w:rPr>
-          <w:rFonts w:ascii="Times New Roman" w:eastAsia="Times New Roman" w:hAnsi="Times New Roman" w:cs="Times New Roman"/>
-          <w:i/>
-          <w:color w:val="FF0000"/>
-          <w:sz w:val="24"/>
-          <w:szCs w:val="24"/>
-        </w:rPr>
-        <w:t xml:space="preserve">ндак (г. 8): </w:t>
-      </w:r>
-      <w:r>
-        <w:rPr>
-          <w:rFonts w:ascii="Times New Roman" w:eastAsia="Times New Roman" w:hAnsi="Times New Roman" w:cs="Times New Roman"/>
-          <w:sz w:val="24"/>
-          <w:szCs w:val="24"/>
-        </w:rPr>
-        <w:t>Як особливого лікаря і молитвеника благоприємного,* до раки твоєї Божественної прибігаючи, Самсоне богомудрий преподобний,* зійшовшись з любов’ю, псалмами і піснями,* радіючи, Христа прославляємо,* який таку благодать зцілень тобі подає.</w:t>
-      </w:r>
-    </w:p>
-    <w:p>
-      <w:pPr>
-        <w:spacing w:after="160" w:line="259" w:lineRule="auto"/>
-        <w:ind w:hanging="2"/>
-        <w:rPr>
-          <w:rFonts w:ascii="Times New Roman" w:eastAsia="Times New Roman" w:hAnsi="Times New Roman" w:cs="Times New Roman"/>
-          <w:sz w:val="24"/>
-          <w:szCs w:val="24"/>
-        </w:rPr>
-      </w:pPr>
-    </w:p>
-    <w:p>
-      <w:pPr>
-        <w:pStyle w:val="2"/>
-        <w:spacing w:after="160" w:line="259" w:lineRule="auto"/>
-        <w:ind w:hanging="2"/>
-      </w:pPr>
-      <w:bookmarkStart w:id="37" w:name="_heading=h.c7p39ybgu9v3" w:colFirst="0" w:colLast="0"/>
-      <w:bookmarkEnd w:id="37"/>
-      <w:r>
+          <w:iCs/>
+          <w:color w:val="FF0000"/>
+          <w:sz w:val="24"/>
+          <w:szCs w:val="24"/>
+        </w:rPr>
         <w:lastRenderedPageBreak/>
-        <w:t>28 ч</w:t>
-      </w:r>
-      <w:r>
-        <w:t>ервня. Перенесення мощів свв. безсребреників Кира й Йоана.</w:t>
-      </w:r>
-    </w:p>
-    <w:p>
-      <w:pPr>
-        <w:spacing w:after="160" w:line="259" w:lineRule="auto"/>
-        <w:ind w:hanging="2"/>
-        <w:rPr>
-          <w:rFonts w:ascii="Times New Roman" w:eastAsia="Times New Roman" w:hAnsi="Times New Roman" w:cs="Times New Roman"/>
-          <w:sz w:val="24"/>
-          <w:szCs w:val="24"/>
-        </w:rPr>
-      </w:pPr>
-      <w:r>
-        <w:rPr>
-          <w:rFonts w:ascii="Times New Roman" w:eastAsia="Times New Roman" w:hAnsi="Times New Roman" w:cs="Times New Roman"/>
-          <w:i/>
-          <w:color w:val="FF0000"/>
-          <w:sz w:val="24"/>
-          <w:szCs w:val="24"/>
-        </w:rPr>
-        <w:t xml:space="preserve">Тропар (г. 5): </w:t>
-      </w:r>
-      <w:r>
-        <w:rPr>
-          <w:rFonts w:ascii="Times New Roman" w:eastAsia="Times New Roman" w:hAnsi="Times New Roman" w:cs="Times New Roman"/>
-          <w:sz w:val="24"/>
-          <w:szCs w:val="24"/>
-        </w:rPr>
-        <w:t>Чудеса святих Твоїх мучеників* як стіну непоборну нам дарував єси, Христе Боже,* їх молитвами підступи невірних розори, Церкву Святу укріпи,* як єдиний Благий і Людинолюбець.</w:t>
-      </w:r>
-    </w:p>
-    <w:p>
-      <w:pPr>
-        <w:spacing w:after="160" w:line="259" w:lineRule="auto"/>
-        <w:ind w:hanging="2"/>
-        <w:rPr>
-          <w:rFonts w:ascii="Times New Roman" w:eastAsia="Times New Roman" w:hAnsi="Times New Roman" w:cs="Times New Roman"/>
-          <w:sz w:val="24"/>
-          <w:szCs w:val="24"/>
-        </w:rPr>
-      </w:pPr>
-      <w:r>
-        <w:rPr>
-          <w:rFonts w:ascii="Times New Roman" w:eastAsia="Times New Roman" w:hAnsi="Times New Roman" w:cs="Times New Roman"/>
-          <w:i/>
-          <w:color w:val="FF0000"/>
-          <w:sz w:val="24"/>
-          <w:szCs w:val="24"/>
-        </w:rPr>
-        <w:t xml:space="preserve">Кондак </w:t>
-      </w:r>
-      <w:r>
-        <w:rPr>
-          <w:rFonts w:ascii="Times New Roman" w:eastAsia="Times New Roman" w:hAnsi="Times New Roman" w:cs="Times New Roman"/>
-          <w:i/>
-          <w:color w:val="FF0000"/>
-          <w:sz w:val="24"/>
-          <w:szCs w:val="24"/>
-        </w:rPr>
-        <w:t xml:space="preserve">(г. 3): </w:t>
-      </w:r>
-      <w:r>
-        <w:rPr>
-          <w:rFonts w:ascii="Times New Roman" w:eastAsia="Times New Roman" w:hAnsi="Times New Roman" w:cs="Times New Roman"/>
-          <w:sz w:val="24"/>
-          <w:szCs w:val="24"/>
-        </w:rPr>
-        <w:t>Від божественної благодаті дар чудес прийнявши, святі* чудодієте неустанно,* всі наші пристрасті дією вашою невидимою посікаєте,* Кире богомудрий із Йоаном славним:* ви бо є лікарями Божественними.</w:t>
-      </w:r>
-    </w:p>
-    <w:p>
-      <w:pPr>
-        <w:spacing w:after="160" w:line="259" w:lineRule="auto"/>
-        <w:ind w:hanging="2"/>
-        <w:rPr>
-          <w:rFonts w:ascii="Times New Roman" w:eastAsia="Times New Roman" w:hAnsi="Times New Roman" w:cs="Times New Roman"/>
-          <w:sz w:val="24"/>
-          <w:szCs w:val="24"/>
-        </w:rPr>
-      </w:pPr>
-    </w:p>
-    <w:p>
-      <w:pPr>
-        <w:pStyle w:val="2"/>
-        <w:spacing w:after="160" w:line="259" w:lineRule="auto"/>
-        <w:ind w:hanging="2"/>
-        <w:rPr>
-          <w:color w:val="FF0000"/>
-        </w:rPr>
-      </w:pPr>
-      <w:bookmarkStart w:id="38" w:name="_heading=h.tdojsrcluph1" w:colFirst="0" w:colLast="0"/>
-      <w:bookmarkEnd w:id="38"/>
-      <w:r>
-        <w:rPr>
-          <w:i/>
-          <w:color w:val="FF0000"/>
-        </w:rPr>
-        <w:t>29</w:t>
-      </w:r>
-      <w:r>
-        <w:t xml:space="preserve"> червня. </w:t>
-      </w:r>
-      <w:r>
-        <w:rPr>
-          <w:color w:val="FF0000"/>
-        </w:rPr>
-        <w:t xml:space="preserve">+ </w:t>
-      </w:r>
-      <w:r>
-        <w:rPr>
-          <w:i/>
-          <w:color w:val="FF0000"/>
-        </w:rPr>
-        <w:t>Свв. славних і всехвальних, і первов</w:t>
-      </w:r>
-      <w:r>
-        <w:rPr>
-          <w:i/>
-          <w:color w:val="FF0000"/>
-        </w:rPr>
-        <w:t>ерховних апп. Петра й Павла.</w:t>
-      </w:r>
-    </w:p>
-    <w:p>
-      <w:pPr>
-        <w:spacing w:after="160" w:line="259" w:lineRule="auto"/>
-        <w:ind w:hanging="2"/>
-        <w:jc w:val="both"/>
-        <w:rPr>
-          <w:rFonts w:ascii="Times New Roman" w:eastAsia="Times New Roman" w:hAnsi="Times New Roman" w:cs="Times New Roman"/>
-          <w:sz w:val="24"/>
-          <w:szCs w:val="24"/>
-        </w:rPr>
-      </w:pPr>
-      <w:r>
-        <w:rPr>
-          <w:rFonts w:ascii="Times New Roman" w:eastAsia="Times New Roman" w:hAnsi="Times New Roman" w:cs="Times New Roman"/>
-          <w:i/>
-          <w:color w:val="FF0000"/>
-          <w:sz w:val="24"/>
-          <w:szCs w:val="24"/>
-        </w:rPr>
-        <w:t xml:space="preserve">Тропар (г. 4): </w:t>
-      </w:r>
-      <w:r>
-        <w:rPr>
-          <w:rFonts w:ascii="Times New Roman" w:eastAsia="Times New Roman" w:hAnsi="Times New Roman" w:cs="Times New Roman"/>
-          <w:sz w:val="24"/>
-          <w:szCs w:val="24"/>
-        </w:rPr>
-        <w:t>Апостолів первопрестольні і вселенної вчителі,* Владику всіх моліть,* щоб мир вселенній дарував* і душам нашим велику милість.</w:t>
-      </w:r>
-    </w:p>
-    <w:p>
-      <w:pPr>
-        <w:spacing w:after="160" w:line="259" w:lineRule="auto"/>
-        <w:ind w:hanging="2"/>
-        <w:rPr>
-          <w:rFonts w:ascii="Times New Roman" w:eastAsia="Times New Roman" w:hAnsi="Times New Roman" w:cs="Times New Roman"/>
-          <w:sz w:val="24"/>
-          <w:szCs w:val="24"/>
-        </w:rPr>
-      </w:pPr>
-      <w:r>
-        <w:rPr>
-          <w:rFonts w:ascii="Times New Roman" w:eastAsia="Times New Roman" w:hAnsi="Times New Roman" w:cs="Times New Roman"/>
-          <w:i/>
-          <w:color w:val="FF0000"/>
-          <w:sz w:val="24"/>
-          <w:szCs w:val="24"/>
-        </w:rPr>
         <w:t xml:space="preserve">Кондак (г. 2): </w:t>
       </w:r>
       <w:r>
@@ -6241,160 +5098,7 @@
           <w:sz w:val="24"/>
           <w:szCs w:val="24"/>
         </w:rPr>
-        <w:t xml:space="preserve">Сильних і боговісних проповідників,* найвищих апостолів Твоїх, Господи,* прийняв Ти в насолоду дібр Твоїх і упокій,* бо болісті їх і смерть прийняв Ти </w:t>
-      </w:r>
-      <w:r>
-        <w:rPr>
-          <w:rFonts w:ascii="Times New Roman" w:eastAsia="Times New Roman" w:hAnsi="Times New Roman" w:cs="Times New Roman"/>
-          <w:sz w:val="24"/>
-          <w:szCs w:val="24"/>
-          <w:highlight w:val="yellow"/>
-        </w:rPr>
-        <w:t xml:space="preserve">радше </w:t>
-      </w:r>
-      <w:r>
-        <w:rPr>
-          <w:rFonts w:ascii="Times New Roman" w:eastAsia="Times New Roman" w:hAnsi="Times New Roman" w:cs="Times New Roman"/>
-          <w:sz w:val="24"/>
-          <w:szCs w:val="24"/>
-        </w:rPr>
-        <w:t>всяких плодів,* єдиний Серцевідче.</w:t>
-      </w:r>
-    </w:p>
-    <w:p>
-      <w:pPr>
-        <w:spacing w:after="160" w:line="259" w:lineRule="auto"/>
-        <w:ind w:hanging="2"/>
-        <w:rPr>
-          <w:rFonts w:ascii="Times New Roman" w:eastAsia="Times New Roman" w:hAnsi="Times New Roman" w:cs="Times New Roman"/>
-          <w:sz w:val="24"/>
-          <w:szCs w:val="24"/>
-        </w:rPr>
-      </w:pPr>
-    </w:p>
-    <w:p>
-      <w:pPr>
-        <w:pStyle w:val="2"/>
-        <w:spacing w:after="160" w:line="259" w:lineRule="auto"/>
-        <w:ind w:hanging="2"/>
-        <w:rPr>
-          <w:color w:val="FF0000"/>
-        </w:rPr>
-      </w:pPr>
-      <w:bookmarkStart w:id="39" w:name="_heading=h.ezeepz1x0w45" w:colFirst="0" w:colLast="0"/>
-      <w:bookmarkEnd w:id="39"/>
-      <w:r>
-        <w:rPr>
-          <w:color w:val="FF0000"/>
-        </w:rPr>
-        <w:t>30</w:t>
-      </w:r>
-      <w:r>
-        <w:t xml:space="preserve"> червня. </w:t>
-      </w:r>
-      <w:r>
-        <w:rPr>
-          <w:color w:val="FF0000"/>
-        </w:rPr>
-        <w:t>+ Собор свв. славних і всехвальних дванадцяти апосто</w:t>
-      </w:r>
-      <w:r>
-        <w:rPr>
-          <w:color w:val="FF0000"/>
-        </w:rPr>
-        <w:t>лів.</w:t>
-      </w:r>
-    </w:p>
-    <w:p>
-      <w:pPr>
-        <w:spacing w:after="160" w:line="259" w:lineRule="auto"/>
-        <w:ind w:hanging="2"/>
-        <w:jc w:val="both"/>
-        <w:rPr>
-          <w:rFonts w:ascii="Times New Roman" w:eastAsia="Times New Roman" w:hAnsi="Times New Roman" w:cs="Times New Roman"/>
-          <w:sz w:val="24"/>
-          <w:szCs w:val="24"/>
-        </w:rPr>
-      </w:pPr>
-      <w:r>
-        <w:rPr>
-          <w:rFonts w:ascii="Times New Roman" w:eastAsia="Times New Roman" w:hAnsi="Times New Roman" w:cs="Times New Roman"/>
-          <w:i/>
-          <w:color w:val="FF0000"/>
-          <w:sz w:val="24"/>
-          <w:szCs w:val="24"/>
-        </w:rPr>
-        <w:t xml:space="preserve">Тропар (г. 8): </w:t>
-      </w:r>
-      <w:r>
-        <w:rPr>
-          <w:rFonts w:ascii="Times New Roman" w:eastAsia="Times New Roman" w:hAnsi="Times New Roman" w:cs="Times New Roman"/>
-          <w:sz w:val="24"/>
-          <w:szCs w:val="24"/>
-        </w:rPr>
-        <w:t xml:space="preserve">На всю землю вийшло вістування ваше, святі,* бо прийнявши Духа у вогненних язиках, ви ідольську лесть спалили* і </w:t>
-      </w:r>
-      <w:r>
-        <w:rPr>
-          <w:rFonts w:ascii="Times New Roman" w:eastAsia="Times New Roman" w:hAnsi="Times New Roman" w:cs="Times New Roman"/>
-          <w:sz w:val="24"/>
-          <w:szCs w:val="24"/>
-          <w:highlight w:val="yellow"/>
-        </w:rPr>
-        <w:t xml:space="preserve">мережею </w:t>
-      </w:r>
-      <w:r>
-        <w:rPr>
-          <w:rFonts w:ascii="Times New Roman" w:eastAsia="Times New Roman" w:hAnsi="Times New Roman" w:cs="Times New Roman"/>
-          <w:sz w:val="24"/>
-          <w:szCs w:val="24"/>
-        </w:rPr>
-        <w:t>словес людей заблудлих зловили ви у віру,* тому небеса повідають вашу славу, а створена вами основа сповіщає,* і ми</w:t>
-      </w:r>
-      <w:r>
-        <w:rPr>
-          <w:rFonts w:ascii="Times New Roman" w:eastAsia="Times New Roman" w:hAnsi="Times New Roman" w:cs="Times New Roman"/>
-          <w:sz w:val="24"/>
-          <w:szCs w:val="24"/>
-        </w:rPr>
-        <w:t xml:space="preserve"> з ними кличемо в пам’ять вашу: Спаси, Боже, всіх нас,* молитвами дванадцяти апостолів Твоїх.</w:t>
-      </w:r>
-    </w:p>
-    <w:p>
-      <w:pPr>
-        <w:spacing w:after="160" w:line="259" w:lineRule="auto"/>
-        <w:ind w:hanging="2"/>
-        <w:rPr>
-          <w:rFonts w:ascii="Times New Roman" w:eastAsia="Times New Roman" w:hAnsi="Times New Roman" w:cs="Times New Roman"/>
-          <w:sz w:val="24"/>
-          <w:szCs w:val="24"/>
-        </w:rPr>
-      </w:pPr>
-      <w:r>
-        <w:rPr>
-          <w:rFonts w:ascii="Times New Roman" w:eastAsia="Times New Roman" w:hAnsi="Times New Roman" w:cs="Times New Roman"/>
-          <w:i/>
-          <w:color w:val="FF0000"/>
-          <w:sz w:val="24"/>
-          <w:szCs w:val="24"/>
-        </w:rPr>
-        <w:t xml:space="preserve">Кондак (г. 2): </w:t>
-      </w:r>
-      <w:r>
-        <w:rPr>
-          <w:rFonts w:ascii="Times New Roman" w:eastAsia="Times New Roman" w:hAnsi="Times New Roman" w:cs="Times New Roman"/>
-          <w:sz w:val="24"/>
-          <w:szCs w:val="24"/>
-        </w:rPr>
-        <w:t xml:space="preserve">Камінь Христос каменя віри нині прославляє світло, найзнаменитішого з учеників,* і з Павлом увесь дванадцятичисленний собор.* Їх пам’ять творячи з </w:t>
-      </w:r>
-      <w:r>
-        <w:rPr>
-          <w:rFonts w:ascii="Times New Roman" w:eastAsia="Times New Roman" w:hAnsi="Times New Roman" w:cs="Times New Roman"/>
-          <w:sz w:val="24"/>
-          <w:szCs w:val="24"/>
-        </w:rPr>
-        <w:t>вірою,* прославляємо Того, що їх прославив.</w:t>
+        <w:t>Ка́мінь Христо́с ка́меня ві́ри ни́ні прославля́є сві́тло,* найзнамени́тішого з ученикі́в, і з Павло́м уве́сь дванадцятичисле́нний собо́р.* Їх па́м’ять тво́рячи з ві́рою,* прославля́ємо Того́, що їх просла́вив.</w:t>
       </w:r>
     </w:p>
     <w:sectPr>
@@ -6405,6 +5109,83 @@
     </w:sectPr>
   </w:body>
 </w:document>
+</file>
+
+<file path=word/comments.xml><?xml version="1.0" encoding="utf-8"?>
+<w:comments xmlns:wpc="http://schemas.microsoft.com/office/word/2010/wordprocessingCanvas" xmlns:cx="http://schemas.microsoft.com/office/drawing/2014/chartex" xmlns:cx1="http://schemas.microsoft.com/office/drawing/2015/9/8/chartex" xmlns:cx2="http://schemas.microsoft.com/office/drawing/2015/10/21/chartex" xmlns:cx3="http://schemas.microsoft.com/office/drawing/2016/5/9/chartex" xmlns:cx4="http://schemas.microsoft.com/office/drawing/2016/5/10/chartex" xmlns:cx5="http://schemas.microsoft.com/office/drawing/2016/5/11/chartex" xmlns:cx6="http://schemas.microsoft.com/office/drawing/2016/5/12/chartex" xmlns:cx7="http://schemas.microsoft.com/office/drawing/2016/5/13/chartex" xmlns:cx8="http://schemas.microsoft.com/office/drawing/2016/5/14/chartex" xmlns:mc="http://schemas.openxmlformats.org/markup-compatibility/2006" xmlns:aink="http://schemas.microsoft.com/office/drawing/2016/ink" xmlns:am3d="http://schemas.microsoft.com/office/drawing/2017/model3d" xmlns:o="urn:schemas-microsoft-com:office:office" xmlns:r="http://schemas.openxmlformats.org/officeDocument/2006/relationships" xmlns:m="http://schemas.openxmlformats.org/officeDocument/2006/math" xmlns:v="urn:schemas-microsoft-com:vml" xmlns:wp14="http://schemas.microsoft.com/office/word/2010/wordprocessingDrawing" xmlns:wp="http://schemas.openxmlformats.org/drawingml/2006/wordprocessingDrawing" xmlns:w10="urn:schemas-microsoft-com:office:word" xmlns:w="http://schemas.openxmlformats.org/wordprocessingml/2006/main" xmlns:w14="http://schemas.microsoft.com/office/word/2010/wordml" xmlns:w15="http://schemas.microsoft.com/office/word/2012/wordml" xmlns:w16cex="http://schemas.microsoft.com/office/word/2018/wordml/cex" xmlns:w16cid="http://schemas.microsoft.com/office/word/2016/wordml/cid" xmlns:w16="http://schemas.microsoft.com/office/word/2018/wordml" xmlns:w16sdtdh="http://schemas.microsoft.com/office/word/2020/wordml/sdtdatahash" xmlns:w16se="http://schemas.microsoft.com/office/word/2015/wordml/symex" xmlns:wpg="http://schemas.microsoft.com/office/word/2010/wordprocessingGroup" xmlns:wpi="http://schemas.microsoft.com/office/word/2010/wordprocessingInk" xmlns:wne="http://schemas.microsoft.com/office/word/2006/wordml" xmlns:wps="http://schemas.microsoft.com/office/word/2010/wordprocessingShape" mc:Ignorable="w14 w15 w16se w16cid w16 w16cex w16sdtdh wp14">
+  <w:comment w:id="24" w:author="Andrij Bebko" w:date="2026-04-16T19:05:00Z" w:initials="">
+    <w:p>
+      <w:pPr>
+        <w:widowControl w:val="0"/>
+        <w:pBdr>
+          <w:top w:val="nil"/>
+          <w:left w:val="nil"/>
+          <w:bottom w:val="nil"/>
+          <w:right w:val="nil"/>
+          <w:between w:val="nil"/>
+        </w:pBdr>
+        <w:rPr>
+          <w:rFonts w:ascii="Arial" w:eastAsia="Arial" w:hAnsi="Arial" w:cs="Arial"/>
+          <w:color w:val="000000"/>
+          <w:sz w:val="22"/>
+          <w:szCs w:val="22"/>
+        </w:rPr>
+      </w:pPr>
+      <w:r>
+        <w:rPr>
+          <w:rFonts w:ascii="Arial" w:eastAsia="Arial" w:hAnsi="Arial" w:cs="Arial"/>
+          <w:color w:val="000000"/>
+          <w:sz w:val="22"/>
+          <w:szCs w:val="22"/>
+        </w:rPr>
+        <w:t>Кондак, глас 2: Насолоди́вся ти повзде́ржністю, богому́дрий,* і бажа́ння пло́ті ти усмири́в,* яви́вся ти, у ві́рі зроста́ючи,* як ра́йське де́рево життя́, зацві́в ти, (ім’я), о́тче свяще́нний.</w:t>
+      </w:r>
+    </w:p>
+  </w:comment>
+  <w:comment w:id="32" w:author="Andrij Bebko" w:date="2026-04-16T19:26:00Z" w:initials="">
+    <w:p>
+      <w:pPr>
+        <w:widowControl w:val="0"/>
+        <w:pBdr>
+          <w:top w:val="nil"/>
+          <w:left w:val="nil"/>
+          <w:bottom w:val="nil"/>
+          <w:right w:val="nil"/>
+          <w:between w:val="nil"/>
+        </w:pBdr>
+        <w:rPr>
+          <w:rFonts w:ascii="Arial" w:eastAsia="Arial" w:hAnsi="Arial" w:cs="Arial"/>
+          <w:color w:val="000000"/>
+          <w:sz w:val="22"/>
+          <w:szCs w:val="22"/>
+        </w:rPr>
+      </w:pPr>
+      <w:r>
+        <w:rPr>
+          <w:rFonts w:ascii="Arial" w:eastAsia="Arial" w:hAnsi="Arial" w:cs="Arial"/>
+          <w:color w:val="000000"/>
+          <w:sz w:val="22"/>
+          <w:szCs w:val="22"/>
+        </w:rPr>
+        <w:t>Кондак, глас 4: Між святи́телями благоче́сно прожи́вши* і му́чеництва шлях пройшо́вши,* і́дольські же́ртви погаси́в ти* і оборо́нцем був ти для тво́го ста́да, богому́дрий.* Тому́, тебе́ почита́ючи, та́йно кли́чемо до те́бе:* Від бід ви́зволи нас повсякча́сно твої́ми молитва́ми, о́тче наш (ім’я).</w:t>
+      </w:r>
+    </w:p>
+  </w:comment>
+</w:comments>
+</file>
+
+<file path=word/commentsExtended.xml><?xml version="1.0" encoding="utf-8"?>
+<w15:commentsEx xmlns:wpc="http://schemas.microsoft.com/office/word/2010/wordprocessingCanvas" xmlns:cx="http://schemas.microsoft.com/office/drawing/2014/chartex" xmlns:cx1="http://schemas.microsoft.com/office/drawing/2015/9/8/chartex" xmlns:cx2="http://schemas.microsoft.com/office/drawing/2015/10/21/chartex" xmlns:cx3="http://schemas.microsoft.com/office/drawing/2016/5/9/chartex" xmlns:cx4="http://schemas.microsoft.com/office/drawing/2016/5/10/chartex" xmlns:cx5="http://schemas.microsoft.com/office/drawing/2016/5/11/chartex" xmlns:cx6="http://schemas.microsoft.com/office/drawing/2016/5/12/chartex" xmlns:cx7="http://schemas.microsoft.com/office/drawing/2016/5/13/chartex" xmlns:cx8="http://schemas.microsoft.com/office/drawing/2016/5/14/chartex" xmlns:mc="http://schemas.openxmlformats.org/markup-compatibility/2006" xmlns:aink="http://schemas.microsoft.com/office/drawing/2016/ink" xmlns:am3d="http://schemas.microsoft.com/office/drawing/2017/model3d" xmlns:o="urn:schemas-microsoft-com:office:office" xmlns:r="http://schemas.openxmlformats.org/officeDocument/2006/relationships" xmlns:m="http://schemas.openxmlformats.org/officeDocument/2006/math" xmlns:v="urn:schemas-microsoft-com:vml" xmlns:wp14="http://schemas.microsoft.com/office/word/2010/wordprocessingDrawing" xmlns:wp="http://schemas.openxmlformats.org/drawingml/2006/wordprocessingDrawing" xmlns:w10="urn:schemas-microsoft-com:office:word" xmlns:w="http://schemas.openxmlformats.org/wordprocessingml/2006/main" xmlns:w14="http://schemas.microsoft.com/office/word/2010/wordml" xmlns:w15="http://schemas.microsoft.com/office/word/2012/wordml" xmlns:w16cex="http://schemas.microsoft.com/office/word/2018/wordml/cex" xmlns:w16cid="http://schemas.microsoft.com/office/word/2016/wordml/cid" xmlns:w16="http://schemas.microsoft.com/office/word/2018/wordml" xmlns:w16sdtdh="http://schemas.microsoft.com/office/word/2020/wordml/sdtdatahash" xmlns:w16se="http://schemas.microsoft.com/office/word/2015/wordml/symex" xmlns:wpg="http://schemas.microsoft.com/office/word/2010/wordprocessingGroup" xmlns:wpi="http://schemas.microsoft.com/office/word/2010/wordprocessingInk" xmlns:wne="http://schemas.microsoft.com/office/word/2006/wordml" xmlns:wps="http://schemas.microsoft.com/office/word/2010/wordprocessingShape" mc:Ignorable="w14 w15 w16se w16cid w16 w16cex w16sdtdh wp14">
+  <w15:commentEx w15:paraId="0000008B" w15:done="0"/>
+  <w15:commentEx w15:paraId="0000008A" w15:done="0"/>
+</w15:commentsEx>
+</file>
+
+<file path=word/commentsIds.xml><?xml version="1.0" encoding="utf-8"?>
+<w16cid:commentsIds xmlns:wpc="http://schemas.microsoft.com/office/word/2010/wordprocessingCanvas" xmlns:cx="http://schemas.microsoft.com/office/drawing/2014/chartex" xmlns:cx1="http://schemas.microsoft.com/office/drawing/2015/9/8/chartex" xmlns:cx2="http://schemas.microsoft.com/office/drawing/2015/10/21/chartex" xmlns:cx3="http://schemas.microsoft.com/office/drawing/2016/5/9/chartex" xmlns:cx4="http://schemas.microsoft.com/office/drawing/2016/5/10/chartex" xmlns:cx5="http://schemas.microsoft.com/office/drawing/2016/5/11/chartex" xmlns:cx6="http://schemas.microsoft.com/office/drawing/2016/5/12/chartex" xmlns:cx7="http://schemas.microsoft.com/office/drawing/2016/5/13/chartex" xmlns:cx8="http://schemas.microsoft.com/office/drawing/2016/5/14/chartex" xmlns:mc="http://schemas.openxmlformats.org/markup-compatibility/2006" xmlns:aink="http://schemas.microsoft.com/office/drawing/2016/ink" xmlns:am3d="http://schemas.microsoft.com/office/drawing/2017/model3d" xmlns:o="urn:schemas-microsoft-com:office:office" xmlns:r="http://schemas.openxmlformats.org/officeDocument/2006/relationships" xmlns:m="http://schemas.openxmlformats.org/officeDocument/2006/math" xmlns:v="urn:schemas-microsoft-com:vml" xmlns:wp14="http://schemas.microsoft.com/office/word/2010/wordprocessingDrawing" xmlns:wp="http://schemas.openxmlformats.org/drawingml/2006/wordprocessingDrawing" xmlns:w10="urn:schemas-microsoft-com:office:word" xmlns:w="http://schemas.openxmlformats.org/wordprocessingml/2006/main" xmlns:w14="http://schemas.microsoft.com/office/word/2010/wordml" xmlns:w15="http://schemas.microsoft.com/office/word/2012/wordml" xmlns:w16cex="http://schemas.microsoft.com/office/word/2018/wordml/cex" xmlns:w16cid="http://schemas.microsoft.com/office/word/2016/wordml/cid" xmlns:w16="http://schemas.microsoft.com/office/word/2018/wordml" xmlns:w16sdtdh="http://schemas.microsoft.com/office/word/2020/wordml/sdtdatahash" xmlns:w16se="http://schemas.microsoft.com/office/word/2015/wordml/symex" xmlns:wpg="http://schemas.microsoft.com/office/word/2010/wordprocessingGroup" xmlns:wpi="http://schemas.microsoft.com/office/word/2010/wordprocessingInk" xmlns:wne="http://schemas.microsoft.com/office/word/2006/wordml" xmlns:wps="http://schemas.microsoft.com/office/word/2010/wordprocessingShape" mc:Ignorable="w14 w15 w16se w16cid w16 w16cex w16sdtdh wp14">
+  <w16cid:commentId w16cid:paraId="0000008B" w16cid:durableId="2DBC40CD"/>
+  <w16cid:commentId w16cid:paraId="0000008A" w16cid:durableId="2DBC40CC"/>
+</w16cid:commentsIds>
 </file>
 
 <file path=word/styles.xml><?xml version="1.0" encoding="utf-8"?>
@@ -6796,14 +5577,15 @@
     <w:lsdException w:name="Unresolved Mention" w:semiHidden="1" w:unhideWhenUsed="1"/>
     <w:lsdException w:name="Smart Link" w:semiHidden="1" w:unhideWhenUsed="1"/>
   </w:latentStyles>
-  <w:style w:type="paragraph" w:default="1" w:styleId="a">
+  <w:style w:type="paragraph" w:default="1" w:styleId="Normal">
     <w:name w:val="Normal"/>
     <w:qFormat/>
+    <w:rsid w:val="00030402"/>
   </w:style>
-  <w:style w:type="paragraph" w:styleId="1">
+  <w:style w:type="paragraph" w:styleId="Heading1">
     <w:name w:val="heading 1"/>
-    <w:basedOn w:val="a"/>
-    <w:next w:val="a"/>
+    <w:basedOn w:val="Normal"/>
+    <w:next w:val="Normal"/>
     <w:uiPriority w:val="9"/>
     <w:qFormat/>
     <w:pPr>
@@ -6818,10 +5600,11 @@
       <w:szCs w:val="48"/>
     </w:rPr>
   </w:style>
-  <w:style w:type="paragraph" w:styleId="2">
+  <w:style w:type="paragraph" w:styleId="Heading2">
     <w:name w:val="heading 2"/>
-    <w:basedOn w:val="a"/>
-    <w:next w:val="a"/>
+    <w:basedOn w:val="Normal"/>
+    <w:next w:val="Normal"/>
+    <w:link w:val="Heading2Char"/>
     <w:uiPriority w:val="9"/>
     <w:unhideWhenUsed/>
     <w:qFormat/>
@@ -6837,10 +5620,10 @@
       <w:szCs w:val="36"/>
     </w:rPr>
   </w:style>
-  <w:style w:type="paragraph" w:styleId="3">
+  <w:style w:type="paragraph" w:styleId="Heading3">
     <w:name w:val="heading 3"/>
-    <w:basedOn w:val="a"/>
-    <w:next w:val="a"/>
+    <w:basedOn w:val="Normal"/>
+    <w:next w:val="Normal"/>
     <w:uiPriority w:val="9"/>
     <w:unhideWhenUsed/>
     <w:qFormat/>
@@ -6856,10 +5639,10 @@
       <w:szCs w:val="28"/>
     </w:rPr>
   </w:style>
-  <w:style w:type="paragraph" w:styleId="4">
+  <w:style w:type="paragraph" w:styleId="Heading4">
     <w:name w:val="heading 4"/>
-    <w:basedOn w:val="a"/>
-    <w:next w:val="a"/>
+    <w:basedOn w:val="Normal"/>
+    <w:next w:val="Normal"/>
     <w:uiPriority w:val="9"/>
     <w:semiHidden/>
     <w:unhideWhenUsed/>
@@ -6876,10 +5659,10 @@
       <w:szCs w:val="24"/>
     </w:rPr>
   </w:style>
-  <w:style w:type="paragraph" w:styleId="5">
+  <w:style w:type="paragraph" w:styleId="Heading5">
     <w:name w:val="heading 5"/>
-    <w:basedOn w:val="a"/>
-    <w:next w:val="a"/>
+    <w:basedOn w:val="Normal"/>
+    <w:next w:val="Normal"/>
     <w:uiPriority w:val="9"/>
     <w:semiHidden/>
     <w:unhideWhenUsed/>
@@ -6896,10 +5679,10 @@
       <w:szCs w:val="22"/>
     </w:rPr>
   </w:style>
-  <w:style w:type="paragraph" w:styleId="6">
+  <w:style w:type="paragraph" w:styleId="Heading6">
     <w:name w:val="heading 6"/>
-    <w:basedOn w:val="a"/>
-    <w:next w:val="a"/>
+    <w:basedOn w:val="Normal"/>
+    <w:next w:val="Normal"/>
     <w:uiPriority w:val="9"/>
     <w:semiHidden/>
     <w:unhideWhenUsed/>
@@ -6914,13 +5697,13 @@
       <w:b/>
     </w:rPr>
   </w:style>
-  <w:style w:type="character" w:default="1" w:styleId="a0">
+  <w:style w:type="character" w:default="1" w:styleId="DefaultParagraphFont">
     <w:name w:val="Default Paragraph Font"/>
     <w:uiPriority w:val="1"/>
     <w:semiHidden/>
     <w:unhideWhenUsed/>
   </w:style>
-  <w:style w:type="table" w:default="1" w:styleId="a1">
+  <w:style w:type="table" w:default="1" w:styleId="TableNormal">
     <w:name w:val="Normal Table"/>
     <w:uiPriority w:val="99"/>
     <w:semiHidden/>
@@ -6935,27 +5718,27 @@
       </w:tblCellMar>
     </w:tblPr>
   </w:style>
-  <w:style w:type="numbering" w:default="1" w:styleId="a2">
+  <w:style w:type="numbering" w:default="1" w:styleId="NoList">
     <w:name w:val="No List"/>
     <w:uiPriority w:val="99"/>
     <w:semiHidden/>
     <w:unhideWhenUsed/>
   </w:style>
-  <w:style w:type="table" w:customStyle="1" w:styleId="TableNormal">
-    <w:name w:val="Table Normal"/>
+  <w:style w:type="table" w:customStyle="1" w:styleId="TableNormal0">
+    <w:name w:val="TableNormal"/>
     <w:tblPr>
       <w:tblCellMar>
-        <w:top w:w="0" w:type="dxa"/>
-        <w:left w:w="0" w:type="dxa"/>
-        <w:bottom w:w="0" w:type="dxa"/>
-        <w:right w:w="0" w:type="dxa"/>
+        <w:top w:w="100" w:type="dxa"/>
+        <w:left w:w="100" w:type="dxa"/>
+        <w:bottom w:w="100" w:type="dxa"/>
+        <w:right w:w="100" w:type="dxa"/>
       </w:tblCellMar>
     </w:tblPr>
   </w:style>
-  <w:style w:type="paragraph" w:styleId="a3">
+  <w:style w:type="paragraph" w:styleId="Title">
     <w:name w:val="Title"/>
-    <w:basedOn w:val="a"/>
-    <w:next w:val="a"/>
+    <w:basedOn w:val="Normal"/>
+    <w:next w:val="Normal"/>
     <w:uiPriority w:val="10"/>
     <w:qFormat/>
     <w:pPr>
@@ -6969,8 +5752,8 @@
       <w:szCs w:val="72"/>
     </w:rPr>
   </w:style>
-  <w:style w:type="table" w:customStyle="1" w:styleId="TableNormal0">
-    <w:name w:val="Table Normal"/>
+  <w:style w:type="table" w:customStyle="1" w:styleId="TableNormal1">
+    <w:name w:val="Table Normal1"/>
     <w:tblPr>
       <w:tblCellMar>
         <w:top w:w="0" w:type="dxa"/>
@@ -6980,8 +5763,8 @@
       </w:tblCellMar>
     </w:tblPr>
   </w:style>
-  <w:style w:type="table" w:customStyle="1" w:styleId="TableNormal1">
-    <w:name w:val="Table Normal"/>
+  <w:style w:type="table" w:customStyle="1" w:styleId="TableNormal2">
+    <w:name w:val="Table Normal2"/>
     <w:tblPr>
       <w:tblCellMar>
         <w:top w:w="0" w:type="dxa"/>
@@ -6991,7 +5774,18 @@
       </w:tblCellMar>
     </w:tblPr>
   </w:style>
-  <w:style w:type="paragraph" w:customStyle="1" w:styleId="a4">
+  <w:style w:type="table" w:customStyle="1" w:styleId="TableNormal3">
+    <w:name w:val="Table Normal3"/>
+    <w:tblPr>
+      <w:tblCellMar>
+        <w:top w:w="0" w:type="dxa"/>
+        <w:left w:w="0" w:type="dxa"/>
+        <w:bottom w:w="0" w:type="dxa"/>
+        <w:right w:w="0" w:type="dxa"/>
+      </w:tblCellMar>
+    </w:tblPr>
+  </w:style>
+  <w:style w:type="paragraph" w:customStyle="1" w:styleId="a">
     <w:name w:val="Обычный"/>
     <w:pPr>
       <w:suppressAutoHyphens/>
@@ -7008,7 +5802,7 @@
       <w:lang w:eastAsia="en-US"/>
     </w:rPr>
   </w:style>
-  <w:style w:type="character" w:customStyle="1" w:styleId="a5">
+  <w:style w:type="character" w:customStyle="1" w:styleId="a0">
     <w:name w:val="Основной шрифт абзаца"/>
     <w:qFormat/>
     <w:rPr>
@@ -7020,7 +5814,7 @@
       <w:em w:val="none"/>
     </w:rPr>
   </w:style>
-  <w:style w:type="table" w:customStyle="1" w:styleId="a6">
+  <w:style w:type="table" w:customStyle="1" w:styleId="a1">
     <w:name w:val="Обычная таблица"/>
     <w:qFormat/>
     <w:pPr>
@@ -7044,7 +5838,7 @@
       </w:tblCellMar>
     </w:tblPr>
   </w:style>
-  <w:style w:type="numbering" w:customStyle="1" w:styleId="a7">
+  <w:style w:type="numbering" w:customStyle="1" w:styleId="a2">
     <w:name w:val="Нет списка"/>
     <w:qFormat/>
   </w:style>
@@ -7089,10 +5883,10 @@
       <w:em w:val="none"/>
     </w:rPr>
   </w:style>
-  <w:style w:type="paragraph" w:styleId="a8">
+  <w:style w:type="paragraph" w:styleId="Subtitle">
     <w:name w:val="Subtitle"/>
-    <w:basedOn w:val="a"/>
-    <w:next w:val="a"/>
+    <w:basedOn w:val="Normal"/>
+    <w:next w:val="Normal"/>
     <w:uiPriority w:val="11"/>
     <w:qFormat/>
     <w:pPr>
@@ -7110,9 +5904,48 @@
     <w:rPr>
       <w:rFonts w:ascii="Georgia" w:eastAsia="Georgia" w:hAnsi="Georgia" w:cs="Georgia"/>
       <w:i/>
+      <w:iCs/>
       <w:color w:val="666666"/>
       <w:sz w:val="48"/>
       <w:szCs w:val="48"/>
+    </w:rPr>
+  </w:style>
+  <w:style w:type="paragraph" w:styleId="CommentText">
+    <w:name w:val="annotation text"/>
+    <w:basedOn w:val="Normal"/>
+    <w:link w:val="CommentTextChar"/>
+    <w:uiPriority w:val="99"/>
+    <w:semiHidden/>
+    <w:unhideWhenUsed/>
+  </w:style>
+  <w:style w:type="character" w:customStyle="1" w:styleId="CommentTextChar">
+    <w:name w:val="Comment Text Char"/>
+    <w:basedOn w:val="DefaultParagraphFont"/>
+    <w:link w:val="CommentText"/>
+    <w:uiPriority w:val="99"/>
+    <w:semiHidden/>
+  </w:style>
+  <w:style w:type="character" w:styleId="CommentReference">
+    <w:name w:val="annotation reference"/>
+    <w:basedOn w:val="DefaultParagraphFont"/>
+    <w:uiPriority w:val="99"/>
+    <w:semiHidden/>
+    <w:unhideWhenUsed/>
+    <w:rPr>
+      <w:sz w:val="16"/>
+      <w:szCs w:val="16"/>
+    </w:rPr>
+  </w:style>
+  <w:style w:type="character" w:customStyle="1" w:styleId="Heading2Char">
+    <w:name w:val="Heading 2 Char"/>
+    <w:basedOn w:val="DefaultParagraphFont"/>
+    <w:link w:val="Heading2"/>
+    <w:uiPriority w:val="9"/>
+    <w:rsid w:val="00C65CD0"/>
+    <w:rPr>
+      <w:b/>
+      <w:sz w:val="36"/>
+      <w:szCs w:val="36"/>
     </w:rPr>
   </w:style>
 </w:styles>
@@ -7440,7 +6273,7 @@
 
 <file path=customXml/item1.xml><?xml version="1.0" encoding="utf-8"?>
 <go:gDocsCustomXmlDataStorage xmlns:go="http://customooxmlschemas.google.com/" xmlns:r="http://schemas.openxmlformats.org/officeDocument/2006/relationships" uri="GoogleDocsCustomDataVersion2">
-  <go:docsCustomData xmlns:go="http://customooxmlschemas.google.com/" roundtripDataSignature="AMtx7mj8SoFHmQNIzEPCdFBWcpY8CsDqQA==">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</go:docsCustomData>
+  <go:docsCustomData xmlns:go="http://customooxmlschemas.google.com/" roundtripDataSignature="AMtx7mjpiiFnPuNOFcRl4uQWJlmfkwxZqQ==">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</go:docsCustomData>
 </go:gDocsCustomXmlDataStorage>
 </file>
 
